--- a/sample_protocols/Jeden zaměstnanec/PP_jeden_MUŽ.docx
+++ b/sample_protocols/Jeden zaměstnanec/PP_jeden_MUŽ.docx
@@ -329,11 +329,10 @@
           <w:szCs w:val="28"/>
           <w:lang w:eastAsia="cs-CZ"/>
         </w:rPr>
-        <w:t>{{section2_firma.evidence_number}}/2025</w:t>
-      </w:r>
-    </w:p>
-    <w:p>
-      <w:pPr>
+        <w:t>{{section2_</w:t>
+      </w:r>
+      <w:proofErr w:type="gramStart"/>
+      <w:r>
         <w:rPr>
           <w:rFonts w:asciiTheme="majorHAnsi" w:eastAsia="Times New Roman" w:hAnsiTheme="majorHAnsi" w:cs="Arial"/>
           <w:b/>
@@ -342,6 +341,55 @@
           <w:szCs w:val="28"/>
           <w:lang w:eastAsia="cs-CZ"/>
         </w:rPr>
+        <w:t>firma.evidence</w:t>
+      </w:r>
+      <w:proofErr w:type="gramEnd"/>
+      <w:r>
+        <w:rPr>
+          <w:rFonts w:asciiTheme="majorHAnsi" w:eastAsia="Times New Roman" w:hAnsiTheme="majorHAnsi" w:cs="Arial"/>
+          <w:b/>
+          <w:bCs/>
+          <w:sz w:val="28"/>
+          <w:szCs w:val="28"/>
+          <w:lang w:eastAsia="cs-CZ"/>
+        </w:rPr>
+        <w:t>_number</w:t>
+      </w:r>
+      <w:proofErr w:type="gramStart"/>
+      <w:r>
+        <w:rPr>
+          <w:rFonts w:asciiTheme="majorHAnsi" w:eastAsia="Times New Roman" w:hAnsiTheme="majorHAnsi" w:cs="Arial"/>
+          <w:b/>
+          <w:bCs/>
+          <w:sz w:val="28"/>
+          <w:szCs w:val="28"/>
+          <w:lang w:eastAsia="cs-CZ"/>
+        </w:rPr>
+        <w:t>}}/</w:t>
+      </w:r>
+      <w:proofErr w:type="gramEnd"/>
+      <w:r>
+        <w:rPr>
+          <w:rFonts w:asciiTheme="majorHAnsi" w:eastAsia="Times New Roman" w:hAnsiTheme="majorHAnsi" w:cs="Arial"/>
+          <w:b/>
+          <w:bCs/>
+          <w:sz w:val="28"/>
+          <w:szCs w:val="28"/>
+          <w:lang w:eastAsia="cs-CZ"/>
+        </w:rPr>
+        <w:t>2025</w:t>
+      </w:r>
+    </w:p>
+    <w:p>
+      <w:pPr>
+        <w:rPr>
+          <w:rFonts w:asciiTheme="majorHAnsi" w:eastAsia="Times New Roman" w:hAnsiTheme="majorHAnsi" w:cs="Arial"/>
+          <w:b/>
+          <w:bCs/>
+          <w:sz w:val="28"/>
+          <w:szCs w:val="28"/>
+          <w:lang w:eastAsia="cs-CZ"/>
+        </w:rPr>
       </w:pPr>
     </w:p>
     <w:p>
@@ -381,7 +429,29 @@
           <w:szCs w:val="23"/>
           <w:lang w:eastAsia="cs-CZ"/>
         </w:rPr>
-        <w:t>{{section2_firma.company}}</w:t>
+        <w:t>{{section2_</w:t>
+      </w:r>
+      <w:proofErr w:type="gramStart"/>
+      <w:r>
+        <w:rPr>
+          <w:rFonts w:ascii="Cambria" w:eastAsia="Times New Roman" w:hAnsi="Cambria" w:cs="Arial CE"/>
+          <w:b/>
+          <w:sz w:val="24"/>
+          <w:szCs w:val="23"/>
+          <w:lang w:eastAsia="cs-CZ"/>
+        </w:rPr>
+        <w:t>firma.company</w:t>
+      </w:r>
+      <w:proofErr w:type="gramEnd"/>
+      <w:r>
+        <w:rPr>
+          <w:rFonts w:ascii="Cambria" w:eastAsia="Times New Roman" w:hAnsi="Cambria" w:cs="Arial CE"/>
+          <w:b/>
+          <w:sz w:val="24"/>
+          <w:szCs w:val="23"/>
+          <w:lang w:eastAsia="cs-CZ"/>
+        </w:rPr>
+        <w:t>}}</w:t>
       </w:r>
     </w:p>
     <w:p>
@@ -403,7 +473,51 @@
           <w:szCs w:val="23"/>
           <w:lang w:eastAsia="cs-CZ"/>
         </w:rPr>
-        <w:t>{{section2_firma.address}} {{section2_firma.house_number}}</w:t>
+        <w:t>{{section2_</w:t>
+      </w:r>
+      <w:proofErr w:type="gramStart"/>
+      <w:r>
+        <w:rPr>
+          <w:rFonts w:ascii="Cambria" w:eastAsia="Times New Roman" w:hAnsi="Cambria" w:cs="Arial CE"/>
+          <w:b/>
+          <w:sz w:val="24"/>
+          <w:szCs w:val="23"/>
+          <w:lang w:eastAsia="cs-CZ"/>
+        </w:rPr>
+        <w:t>firma.address</w:t>
+      </w:r>
+      <w:proofErr w:type="gramEnd"/>
+      <w:r>
+        <w:rPr>
+          <w:rFonts w:ascii="Cambria" w:eastAsia="Times New Roman" w:hAnsi="Cambria" w:cs="Arial CE"/>
+          <w:b/>
+          <w:sz w:val="24"/>
+          <w:szCs w:val="23"/>
+          <w:lang w:eastAsia="cs-CZ"/>
+        </w:rPr>
+        <w:t>}} {{section2_</w:t>
+      </w:r>
+      <w:proofErr w:type="gramStart"/>
+      <w:r>
+        <w:rPr>
+          <w:rFonts w:ascii="Cambria" w:eastAsia="Times New Roman" w:hAnsi="Cambria" w:cs="Arial CE"/>
+          <w:b/>
+          <w:sz w:val="24"/>
+          <w:szCs w:val="23"/>
+          <w:lang w:eastAsia="cs-CZ"/>
+        </w:rPr>
+        <w:t>firma.house</w:t>
+      </w:r>
+      <w:proofErr w:type="gramEnd"/>
+      <w:r>
+        <w:rPr>
+          <w:rFonts w:ascii="Cambria" w:eastAsia="Times New Roman" w:hAnsi="Cambria" w:cs="Arial CE"/>
+          <w:b/>
+          <w:sz w:val="24"/>
+          <w:szCs w:val="23"/>
+          <w:lang w:eastAsia="cs-CZ"/>
+        </w:rPr>
+        <w:t>_number}}</w:t>
       </w:r>
     </w:p>
     <w:p>
@@ -425,7 +539,73 @@
           <w:szCs w:val="23"/>
           <w:lang w:eastAsia="cs-CZ"/>
         </w:rPr>
-        <w:t>{{section2_firma.city}} {{section2_firma.city_district}} {{section2_firma.postal_code}}</w:t>
+        <w:t>{{section2_</w:t>
+      </w:r>
+      <w:proofErr w:type="gramStart"/>
+      <w:r>
+        <w:rPr>
+          <w:rFonts w:ascii="Cambria" w:eastAsia="Times New Roman" w:hAnsi="Cambria" w:cs="Arial CE"/>
+          <w:b/>
+          <w:sz w:val="24"/>
+          <w:szCs w:val="23"/>
+          <w:lang w:eastAsia="cs-CZ"/>
+        </w:rPr>
+        <w:t>firma.city</w:t>
+      </w:r>
+      <w:proofErr w:type="gramEnd"/>
+      <w:r>
+        <w:rPr>
+          <w:rFonts w:ascii="Cambria" w:eastAsia="Times New Roman" w:hAnsi="Cambria" w:cs="Arial CE"/>
+          <w:b/>
+          <w:sz w:val="24"/>
+          <w:szCs w:val="23"/>
+          <w:lang w:eastAsia="cs-CZ"/>
+        </w:rPr>
+        <w:t>}} {{section2_</w:t>
+      </w:r>
+      <w:proofErr w:type="gramStart"/>
+      <w:r>
+        <w:rPr>
+          <w:rFonts w:ascii="Cambria" w:eastAsia="Times New Roman" w:hAnsi="Cambria" w:cs="Arial CE"/>
+          <w:b/>
+          <w:sz w:val="24"/>
+          <w:szCs w:val="23"/>
+          <w:lang w:eastAsia="cs-CZ"/>
+        </w:rPr>
+        <w:t>firma.city</w:t>
+      </w:r>
+      <w:proofErr w:type="gramEnd"/>
+      <w:r>
+        <w:rPr>
+          <w:rFonts w:ascii="Cambria" w:eastAsia="Times New Roman" w:hAnsi="Cambria" w:cs="Arial CE"/>
+          <w:b/>
+          <w:sz w:val="24"/>
+          <w:szCs w:val="23"/>
+          <w:lang w:eastAsia="cs-CZ"/>
+        </w:rPr>
+        <w:t>_district}} {{section2_</w:t>
+      </w:r>
+      <w:proofErr w:type="gramStart"/>
+      <w:r>
+        <w:rPr>
+          <w:rFonts w:ascii="Cambria" w:eastAsia="Times New Roman" w:hAnsi="Cambria" w:cs="Arial CE"/>
+          <w:b/>
+          <w:sz w:val="24"/>
+          <w:szCs w:val="23"/>
+          <w:lang w:eastAsia="cs-CZ"/>
+        </w:rPr>
+        <w:t>firma.postal</w:t>
+      </w:r>
+      <w:proofErr w:type="gramEnd"/>
+      <w:r>
+        <w:rPr>
+          <w:rFonts w:ascii="Cambria" w:eastAsia="Times New Roman" w:hAnsi="Cambria" w:cs="Arial CE"/>
+          <w:b/>
+          <w:sz w:val="24"/>
+          <w:szCs w:val="23"/>
+          <w:lang w:eastAsia="cs-CZ"/>
+        </w:rPr>
+        <w:t>_code}}</w:t>
       </w:r>
     </w:p>
     <w:p>
@@ -544,8 +724,9 @@
           <w:szCs w:val="24"/>
           <w:lang w:eastAsia="cs-CZ"/>
         </w:rPr>
-        <w:t>{{section2_firma.profession_name}}</w:t>
-      </w:r>
+        <w:t>{{section2_</w:t>
+      </w:r>
+      <w:proofErr w:type="gramStart"/>
       <w:r>
         <w:rPr>
           <w:rFonts w:ascii="Cambria" w:eastAsia="Times New Roman" w:hAnsi="Cambria" w:cs="Arial CE"/>
@@ -554,11 +735,10 @@
           <w:szCs w:val="24"/>
           <w:lang w:eastAsia="cs-CZ"/>
         </w:rPr>
-        <w:t xml:space="preserve"> - muž</w:t>
-      </w:r>
-    </w:p>
-    <w:p>
-      <w:pPr>
+        <w:t>firma.profession</w:t>
+      </w:r>
+      <w:proofErr w:type="gramEnd"/>
+      <w:r>
         <w:rPr>
           <w:rFonts w:ascii="Cambria" w:eastAsia="Times New Roman" w:hAnsi="Cambria" w:cs="Arial CE"/>
           <w:b/>
@@ -566,33 +746,7 @@
           <w:szCs w:val="24"/>
           <w:lang w:eastAsia="cs-CZ"/>
         </w:rPr>
-      </w:pPr>
-      <w:r>
-        <w:rPr>
-          <w:rFonts w:asciiTheme="majorHAnsi" w:hAnsiTheme="majorHAnsi"/>
-          <w:sz w:val="24"/>
-          <w:szCs w:val="24"/>
-          <w:lang w:eastAsia="cs-CZ"/>
-        </w:rPr>
-        <w:t>Pracoviště:</w:t>
-      </w:r>
-      <w:r>
-        <w:rPr>
-          <w:rFonts w:asciiTheme="majorHAnsi" w:hAnsiTheme="majorHAnsi"/>
-          <w:sz w:val="24"/>
-          <w:szCs w:val="24"/>
-          <w:lang w:eastAsia="cs-CZ"/>
-        </w:rPr>
-        <w:tab/>
-      </w:r>
-      <w:r>
-        <w:rPr>
-          <w:rFonts w:asciiTheme="majorHAnsi" w:hAnsiTheme="majorHAnsi"/>
-          <w:sz w:val="24"/>
-          <w:szCs w:val="24"/>
-          <w:lang w:eastAsia="cs-CZ"/>
-        </w:rPr>
-        <w:tab/>
+        <w:t>_name}}</w:t>
       </w:r>
       <w:r>
         <w:rPr>
@@ -602,7 +756,77 @@
           <w:szCs w:val="24"/>
           <w:lang w:eastAsia="cs-CZ"/>
         </w:rPr>
-        <w:t>{{section2_firma.workplace}}</w:t>
+        <w:t xml:space="preserve"> - muž</w:t>
+      </w:r>
+    </w:p>
+    <w:p>
+      <w:pPr>
+        <w:rPr>
+          <w:rFonts w:ascii="Cambria" w:eastAsia="Times New Roman" w:hAnsi="Cambria" w:cs="Arial CE"/>
+          <w:b/>
+          <w:sz w:val="24"/>
+          <w:szCs w:val="24"/>
+          <w:lang w:eastAsia="cs-CZ"/>
+        </w:rPr>
+      </w:pPr>
+      <w:r>
+        <w:rPr>
+          <w:rFonts w:asciiTheme="majorHAnsi" w:hAnsiTheme="majorHAnsi"/>
+          <w:sz w:val="24"/>
+          <w:szCs w:val="24"/>
+          <w:lang w:eastAsia="cs-CZ"/>
+        </w:rPr>
+        <w:t>Pracoviště:</w:t>
+      </w:r>
+      <w:r>
+        <w:rPr>
+          <w:rFonts w:asciiTheme="majorHAnsi" w:hAnsiTheme="majorHAnsi"/>
+          <w:sz w:val="24"/>
+          <w:szCs w:val="24"/>
+          <w:lang w:eastAsia="cs-CZ"/>
+        </w:rPr>
+        <w:tab/>
+      </w:r>
+      <w:r>
+        <w:rPr>
+          <w:rFonts w:asciiTheme="majorHAnsi" w:hAnsiTheme="majorHAnsi"/>
+          <w:sz w:val="24"/>
+          <w:szCs w:val="24"/>
+          <w:lang w:eastAsia="cs-CZ"/>
+        </w:rPr>
+        <w:tab/>
+      </w:r>
+      <w:r>
+        <w:rPr>
+          <w:rFonts w:ascii="Cambria" w:eastAsia="Times New Roman" w:hAnsi="Cambria" w:cs="Arial CE"/>
+          <w:b/>
+          <w:sz w:val="24"/>
+          <w:szCs w:val="24"/>
+          <w:lang w:eastAsia="cs-CZ"/>
+        </w:rPr>
+        <w:t>{{section2_</w:t>
+      </w:r>
+      <w:proofErr w:type="gramStart"/>
+      <w:r>
+        <w:rPr>
+          <w:rFonts w:ascii="Cambria" w:eastAsia="Times New Roman" w:hAnsi="Cambria" w:cs="Arial CE"/>
+          <w:b/>
+          <w:sz w:val="24"/>
+          <w:szCs w:val="24"/>
+          <w:lang w:eastAsia="cs-CZ"/>
+        </w:rPr>
+        <w:t>firma.workplace</w:t>
+      </w:r>
+      <w:proofErr w:type="gramEnd"/>
+      <w:r>
+        <w:rPr>
+          <w:rFonts w:ascii="Cambria" w:eastAsia="Times New Roman" w:hAnsi="Cambria" w:cs="Arial CE"/>
+          <w:b/>
+          <w:sz w:val="24"/>
+          <w:szCs w:val="24"/>
+          <w:lang w:eastAsia="cs-CZ"/>
+        </w:rPr>
+        <w:t>}}</w:t>
       </w:r>
     </w:p>
     <w:p>
@@ -766,7 +990,29 @@
           <w:szCs w:val="24"/>
           <w:lang w:eastAsia="cs-CZ"/>
         </w:rPr>
-        <w:t>{{today_date}}</w:t>
+        <w:t>{{</w:t>
+      </w:r>
+      <w:proofErr w:type="spellStart"/>
+      <w:r>
+        <w:rPr>
+          <w:rFonts w:ascii="Cambria" w:eastAsia="Times New Roman" w:hAnsi="Cambria" w:cs="Arial CE"/>
+          <w:b/>
+          <w:sz w:val="24"/>
+          <w:szCs w:val="24"/>
+          <w:lang w:eastAsia="cs-CZ"/>
+        </w:rPr>
+        <w:t>today_date</w:t>
+      </w:r>
+      <w:proofErr w:type="spellEnd"/>
+      <w:r>
+        <w:rPr>
+          <w:rFonts w:ascii="Cambria" w:eastAsia="Times New Roman" w:hAnsi="Cambria" w:cs="Arial CE"/>
+          <w:b/>
+          <w:sz w:val="24"/>
+          <w:szCs w:val="24"/>
+          <w:lang w:eastAsia="cs-CZ"/>
+        </w:rPr>
+        <w:t>}}</w:t>
       </w:r>
       <w:r>
         <w:rPr>
@@ -1379,7 +1625,15 @@
     </w:p>
     <w:p>
       <w:r>
-        <w:t>{{popisprace}}</w:t>
+        <w:t>{{</w:t>
+      </w:r>
+      <w:proofErr w:type="spellStart"/>
+      <w:r>
+        <w:t>popisprace</w:t>
+      </w:r>
+      <w:proofErr w:type="spellEnd"/>
+      <w:r>
+        <w:t>}}</w:t>
       </w:r>
     </w:p>
     <w:bookmarkEnd w:id="1"/>
@@ -1571,7 +1825,25 @@
           <w:szCs w:val="20"/>
           <w:lang w:eastAsia="cs-CZ"/>
         </w:rPr>
-        <w:t>{{section2_firma.workplace}}</w:t>
+        <w:t>{{section2_</w:t>
+      </w:r>
+      <w:proofErr w:type="gramStart"/>
+      <w:r>
+        <w:rPr>
+          <w:i/>
+          <w:szCs w:val="20"/>
+          <w:lang w:eastAsia="cs-CZ"/>
+        </w:rPr>
+        <w:t>firma.workplace</w:t>
+      </w:r>
+      <w:proofErr w:type="gramEnd"/>
+      <w:r>
+        <w:rPr>
+          <w:i/>
+          <w:szCs w:val="20"/>
+          <w:lang w:eastAsia="cs-CZ"/>
+        </w:rPr>
+        <w:t>}}</w:t>
       </w:r>
       <w:r>
         <w:rPr>
@@ -1595,8 +1867,9 @@
           <w:szCs w:val="20"/>
           <w:lang w:eastAsia="cs-CZ"/>
         </w:rPr>
-        <w:t>{{section2_firma.profession_name}}</w:t>
-      </w:r>
+        <w:t>{{section2_</w:t>
+      </w:r>
+      <w:proofErr w:type="gramStart"/>
       <w:r>
         <w:rPr>
           <w:rFonts w:cstheme="minorHAnsi"/>
@@ -1604,6 +1877,25 @@
           <w:szCs w:val="20"/>
           <w:lang w:eastAsia="cs-CZ"/>
         </w:rPr>
+        <w:t>firma.profession</w:t>
+      </w:r>
+      <w:proofErr w:type="gramEnd"/>
+      <w:r>
+        <w:rPr>
+          <w:rFonts w:cstheme="minorHAnsi"/>
+          <w:i/>
+          <w:szCs w:val="20"/>
+          <w:lang w:eastAsia="cs-CZ"/>
+        </w:rPr>
+        <w:t>_name}}</w:t>
+      </w:r>
+      <w:r>
+        <w:rPr>
+          <w:rFonts w:cstheme="minorHAnsi"/>
+          <w:i/>
+          <w:szCs w:val="20"/>
+          <w:lang w:eastAsia="cs-CZ"/>
+        </w:rPr>
         <w:t>.</w:t>
       </w:r>
       <w:r>
@@ -1629,7 +1921,21 @@
         <w:rPr>
           <w:lang w:eastAsia="cs-CZ"/>
         </w:rPr>
-        <w:t>{{section4_worker_a.breaks|czech}}</w:t>
+        <w:t>{{section4_worker_</w:t>
+      </w:r>
+      <w:proofErr w:type="gramStart"/>
+      <w:r>
+        <w:rPr>
+          <w:lang w:eastAsia="cs-CZ"/>
+        </w:rPr>
+        <w:t>a.breaks</w:t>
+      </w:r>
+      <w:proofErr w:type="gramEnd"/>
+      <w:r>
+        <w:rPr>
+          <w:lang w:eastAsia="cs-CZ"/>
+        </w:rPr>
+        <w:t>|czech}}</w:t>
       </w:r>
       <w:r>
         <w:rPr>
@@ -1654,13 +1960,13 @@
         <w:tblLook w:val="04A0" w:firstRow="1" w:lastRow="0" w:firstColumn="1" w:lastColumn="0" w:noHBand="0" w:noVBand="1"/>
       </w:tblPr>
       <w:tblGrid>
-        <w:gridCol w:w="2229"/>
-        <w:gridCol w:w="1141"/>
-        <w:gridCol w:w="1141"/>
-        <w:gridCol w:w="1141"/>
-        <w:gridCol w:w="1354"/>
-        <w:gridCol w:w="1141"/>
-        <w:gridCol w:w="1141"/>
+        <w:gridCol w:w="2154"/>
+        <w:gridCol w:w="1106"/>
+        <w:gridCol w:w="1107"/>
+        <w:gridCol w:w="1107"/>
+        <w:gridCol w:w="1600"/>
+        <w:gridCol w:w="1107"/>
+        <w:gridCol w:w="1107"/>
       </w:tblGrid>
       <w:tr>
         <w:trPr>
@@ -2099,7 +2405,23 @@
                 <w:rFonts w:cs="Calibri"/>
                 <w:szCs w:val="20"/>
               </w:rPr>
-              <w:t>{{section2_firma.measurement_date|czech}}</w:t>
+              <w:t>{{section2_</w:t>
+            </w:r>
+            <w:proofErr w:type="gramStart"/>
+            <w:r>
+              <w:rPr>
+                <w:rFonts w:cs="Calibri"/>
+                <w:szCs w:val="20"/>
+              </w:rPr>
+              <w:t>firma.measurement</w:t>
+            </w:r>
+            <w:proofErr w:type="gramEnd"/>
+            <w:r>
+              <w:rPr>
+                <w:rFonts w:cs="Calibri"/>
+                <w:szCs w:val="20"/>
+              </w:rPr>
+              <w:t>_date|czech}}</w:t>
             </w:r>
           </w:p>
         </w:tc>
@@ -2145,13 +2467,33 @@
                 <w:szCs w:val="20"/>
               </w:rPr>
             </w:pPr>
+            <w:proofErr w:type="gramStart"/>
             <w:r>
               <w:rPr>
                 <w:rFonts w:cs="Calibri"/>
                 <w:bCs/>
                 <w:szCs w:val="20"/>
               </w:rPr>
-              <w:t>.initials}}</w:t>
+              <w:t>.</w:t>
+            </w:r>
+            <w:proofErr w:type="spellStart"/>
+            <w:r>
+              <w:rPr>
+                <w:rFonts w:cs="Calibri"/>
+                <w:bCs/>
+                <w:szCs w:val="20"/>
+              </w:rPr>
+              <w:t>initials</w:t>
+            </w:r>
+            <w:proofErr w:type="spellEnd"/>
+            <w:proofErr w:type="gramEnd"/>
+            <w:r>
+              <w:rPr>
+                <w:rFonts w:cs="Calibri"/>
+                <w:bCs/>
+                <w:szCs w:val="20"/>
+              </w:rPr>
+              <w:t>}}</w:t>
             </w:r>
           </w:p>
         </w:tc>
@@ -2198,13 +2540,23 @@
                 <w:highlight w:val="yellow"/>
               </w:rPr>
             </w:pPr>
+            <w:proofErr w:type="gramStart"/>
             <w:r>
               <w:rPr>
                 <w:rFonts w:cs="Calibri"/>
                 <w:bCs/>
                 <w:szCs w:val="20"/>
               </w:rPr>
-              <w:t>.laterality}}</w:t>
+              <w:t>.laterality</w:t>
+            </w:r>
+            <w:proofErr w:type="gramEnd"/>
+            <w:r>
+              <w:rPr>
+                <w:rFonts w:cs="Calibri"/>
+                <w:bCs/>
+                <w:szCs w:val="20"/>
+              </w:rPr>
+              <w:t>}}</w:t>
             </w:r>
           </w:p>
         </w:tc>
@@ -2250,13 +2602,48 @@
                 <w:szCs w:val="20"/>
               </w:rPr>
             </w:pPr>
+            <w:proofErr w:type="gramStart"/>
             <w:r>
               <w:rPr>
                 <w:rFonts w:cs="Calibri"/>
                 <w:bCs/>
                 <w:szCs w:val="20"/>
               </w:rPr>
-              <w:t>.age_years}}</w:t>
+              <w:t>.</w:t>
+            </w:r>
+            <w:proofErr w:type="spellStart"/>
+            <w:r>
+              <w:rPr>
+                <w:rFonts w:cs="Calibri"/>
+                <w:bCs/>
+                <w:szCs w:val="20"/>
+              </w:rPr>
+              <w:t>age</w:t>
+            </w:r>
+            <w:proofErr w:type="gramEnd"/>
+            <w:r>
+              <w:rPr>
+                <w:rFonts w:cs="Calibri"/>
+                <w:bCs/>
+                <w:szCs w:val="20"/>
+              </w:rPr>
+              <w:t>_years</w:t>
+            </w:r>
+            <w:r>
+              <w:rPr>
+                <w:rFonts w:cs="Calibri"/>
+                <w:szCs w:val="20"/>
+              </w:rPr>
+              <w:t>|czech</w:t>
+            </w:r>
+            <w:proofErr w:type="spellEnd"/>
+            <w:r>
+              <w:rPr>
+                <w:rFonts w:cs="Calibri"/>
+                <w:bCs/>
+                <w:szCs w:val="20"/>
+              </w:rPr>
+              <w:t>}}</w:t>
             </w:r>
           </w:p>
         </w:tc>
@@ -2302,13 +2689,48 @@
                 <w:szCs w:val="20"/>
               </w:rPr>
             </w:pPr>
+            <w:proofErr w:type="gramStart"/>
             <w:r>
               <w:rPr>
                 <w:rFonts w:cs="Calibri"/>
                 <w:bCs/>
                 <w:szCs w:val="20"/>
               </w:rPr>
-              <w:t>.exposure_length_years}}</w:t>
+              <w:t>.</w:t>
+            </w:r>
+            <w:proofErr w:type="spellStart"/>
+            <w:r>
+              <w:rPr>
+                <w:rFonts w:cs="Calibri"/>
+                <w:bCs/>
+                <w:szCs w:val="20"/>
+              </w:rPr>
+              <w:t>exposure</w:t>
+            </w:r>
+            <w:proofErr w:type="gramEnd"/>
+            <w:r>
+              <w:rPr>
+                <w:rFonts w:cs="Calibri"/>
+                <w:bCs/>
+                <w:szCs w:val="20"/>
+              </w:rPr>
+              <w:t>_length_years</w:t>
+            </w:r>
+            <w:r>
+              <w:rPr>
+                <w:rFonts w:cs="Calibri"/>
+                <w:szCs w:val="20"/>
+              </w:rPr>
+              <w:t>|czech</w:t>
+            </w:r>
+            <w:proofErr w:type="spellEnd"/>
+            <w:r>
+              <w:rPr>
+                <w:rFonts w:cs="Calibri"/>
+                <w:bCs/>
+                <w:szCs w:val="20"/>
+              </w:rPr>
+              <w:t>}}</w:t>
             </w:r>
           </w:p>
         </w:tc>
@@ -2354,13 +2776,48 @@
                 <w:szCs w:val="20"/>
               </w:rPr>
             </w:pPr>
+            <w:proofErr w:type="gramStart"/>
             <w:r>
               <w:rPr>
                 <w:rFonts w:cs="Calibri"/>
                 <w:bCs/>
                 <w:szCs w:val="20"/>
               </w:rPr>
-              <w:t>.height_cm}}</w:t>
+              <w:t>.</w:t>
+            </w:r>
+            <w:proofErr w:type="spellStart"/>
+            <w:r>
+              <w:rPr>
+                <w:rFonts w:cs="Calibri"/>
+                <w:bCs/>
+                <w:szCs w:val="20"/>
+              </w:rPr>
+              <w:t>height</w:t>
+            </w:r>
+            <w:proofErr w:type="gramEnd"/>
+            <w:r>
+              <w:rPr>
+                <w:rFonts w:cs="Calibri"/>
+                <w:bCs/>
+                <w:szCs w:val="20"/>
+              </w:rPr>
+              <w:t>_cm</w:t>
+            </w:r>
+            <w:r>
+              <w:rPr>
+                <w:rFonts w:cs="Calibri"/>
+                <w:szCs w:val="20"/>
+              </w:rPr>
+              <w:t>|czech</w:t>
+            </w:r>
+            <w:proofErr w:type="spellEnd"/>
+            <w:r>
+              <w:rPr>
+                <w:rFonts w:cs="Calibri"/>
+                <w:bCs/>
+                <w:szCs w:val="20"/>
+              </w:rPr>
+              <w:t>}}</w:t>
             </w:r>
           </w:p>
         </w:tc>
@@ -2406,13 +2863,48 @@
                 <w:szCs w:val="20"/>
               </w:rPr>
             </w:pPr>
+            <w:proofErr w:type="gramStart"/>
             <w:r>
               <w:rPr>
                 <w:rFonts w:cs="Calibri"/>
                 <w:bCs/>
                 <w:szCs w:val="20"/>
               </w:rPr>
-              <w:t>.weight_kg}}</w:t>
+              <w:t>.</w:t>
+            </w:r>
+            <w:proofErr w:type="spellStart"/>
+            <w:r>
+              <w:rPr>
+                <w:rFonts w:cs="Calibri"/>
+                <w:bCs/>
+                <w:szCs w:val="20"/>
+              </w:rPr>
+              <w:t>weight</w:t>
+            </w:r>
+            <w:proofErr w:type="gramEnd"/>
+            <w:r>
+              <w:rPr>
+                <w:rFonts w:cs="Calibri"/>
+                <w:bCs/>
+                <w:szCs w:val="20"/>
+              </w:rPr>
+              <w:t>_kg</w:t>
+            </w:r>
+            <w:r>
+              <w:rPr>
+                <w:rFonts w:cs="Calibri"/>
+                <w:szCs w:val="20"/>
+              </w:rPr>
+              <w:t>|czech</w:t>
+            </w:r>
+            <w:proofErr w:type="spellEnd"/>
+            <w:r>
+              <w:rPr>
+                <w:rFonts w:cs="Calibri"/>
+                <w:bCs/>
+                <w:szCs w:val="20"/>
+              </w:rPr>
+              <w:t>}}</w:t>
             </w:r>
           </w:p>
         </w:tc>
@@ -2638,10 +3130,10 @@
         <w:tblLook w:val="04A0" w:firstRow="1" w:lastRow="0" w:firstColumn="1" w:lastColumn="0" w:noHBand="0" w:noVBand="1"/>
       </w:tblPr>
       <w:tblGrid>
-        <w:gridCol w:w="2102"/>
-        <w:gridCol w:w="2436"/>
-        <w:gridCol w:w="2049"/>
-        <w:gridCol w:w="2625"/>
+        <w:gridCol w:w="2116"/>
+        <w:gridCol w:w="2419"/>
+        <w:gridCol w:w="2105"/>
+        <w:gridCol w:w="2572"/>
       </w:tblGrid>
       <w:tr>
         <w:trPr>
@@ -2941,7 +3433,7 @@
                 <w:rFonts w:cs="Calibri"/>
                 <w:sz w:val="22"/>
               </w:rPr>
-              <w:t>{{trup.1.nazev_polohy}}</w:t>
+              <w:t>{{trup.1.nazev_polohy|czech}}</w:t>
             </w:r>
           </w:p>
         </w:tc>
@@ -2970,7 +3462,7 @@
                 <w:rFonts w:cs="Calibri"/>
                 <w:sz w:val="22"/>
               </w:rPr>
-              <w:t>{{trup.1.typ_svalove_prace}}</w:t>
+              <w:t>{{trup.1.typ_svalove_prace|czech}}</w:t>
             </w:r>
           </w:p>
         </w:tc>
@@ -3003,7 +3495,7 @@
                 <w:rFonts w:cs="Calibri"/>
                 <w:sz w:val="22"/>
               </w:rPr>
-              <w:t>{{trup.1.vyskyt_min_a}}</w:t>
+              <w:t>{{trup.1.vyskyt_min_a|czech}}</w:t>
             </w:r>
           </w:p>
         </w:tc>
@@ -3032,7 +3524,7 @@
                 <w:rFonts w:cs="Calibri"/>
                 <w:sz w:val="22"/>
               </w:rPr>
-              <w:t>{{trup.1.typ_pracovni_polohy}}</w:t>
+              <w:t>{{trup.1.typ_pracovni_polohy|czech}}</w:t>
             </w:r>
           </w:p>
         </w:tc>
@@ -3065,7 +3557,7 @@
                 <w:rFonts w:cs="Calibri"/>
                 <w:sz w:val="22"/>
               </w:rPr>
-              <w:t>{{trup.2.nazev_polohy}}</w:t>
+              <w:t>{{trup.2.nazev_polohy|czech}}</w:t>
             </w:r>
           </w:p>
         </w:tc>
@@ -3094,7 +3586,7 @@
                 <w:rFonts w:cs="Calibri"/>
                 <w:sz w:val="22"/>
               </w:rPr>
-              <w:t>{{trup.2.typ_svalove_prace}}</w:t>
+              <w:t>{{trup.2.typ_svalove_prace|czech}}</w:t>
             </w:r>
           </w:p>
         </w:tc>
@@ -3125,7 +3617,7 @@
                 <w:rFonts w:cs="Calibri"/>
                 <w:sz w:val="22"/>
               </w:rPr>
-              <w:t>{{trup.2.vyskyt_min_a}}</w:t>
+              <w:t>{{trup.2.vyskyt_min_a|czech}}</w:t>
             </w:r>
           </w:p>
         </w:tc>
@@ -3154,7 +3646,7 @@
                 <w:rFonts w:cs="Calibri"/>
                 <w:sz w:val="22"/>
               </w:rPr>
-              <w:t>{{trup.2.typ_pracovni_polohy}}</w:t>
+              <w:t>{{trup.2.typ_pracovni_polohy|czech}}</w:t>
             </w:r>
           </w:p>
         </w:tc>
@@ -3187,7 +3679,7 @@
                 <w:rFonts w:cs="Calibri"/>
                 <w:sz w:val="22"/>
               </w:rPr>
-              <w:t>{{trup.3.nazev_polohy}}</w:t>
+              <w:t>{{trup.3.nazev_polohy|czech}}</w:t>
             </w:r>
           </w:p>
         </w:tc>
@@ -3216,7 +3708,7 @@
                 <w:rFonts w:cs="Calibri"/>
                 <w:sz w:val="22"/>
               </w:rPr>
-              <w:t>{{trup.3.typ_svalove_prace}}</w:t>
+              <w:t>{{trup.3.typ_svalove_prace|czech}}</w:t>
             </w:r>
           </w:p>
         </w:tc>
@@ -3247,7 +3739,7 @@
                 <w:rFonts w:cs="Calibri"/>
                 <w:sz w:val="22"/>
               </w:rPr>
-              <w:t>{{trup.3.vyskyt_min_a}}</w:t>
+              <w:t>{{trup.3.vyskyt_min_a|czech}}</w:t>
             </w:r>
           </w:p>
         </w:tc>
@@ -3276,7 +3768,7 @@
                 <w:rFonts w:cs="Calibri"/>
                 <w:sz w:val="22"/>
               </w:rPr>
-              <w:t>{{trup.3.typ_pracovni_polohy}}</w:t>
+              <w:t>{{trup.3.typ_pracovni_polohy|czech}}</w:t>
             </w:r>
           </w:p>
         </w:tc>
@@ -3309,7 +3801,7 @@
                 <w:rFonts w:cs="Calibri"/>
                 <w:sz w:val="22"/>
               </w:rPr>
-              <w:t>{{trup.4.nazev_polohy}}</w:t>
+              <w:t>{{trup.4.nazev_polohy|czech}}</w:t>
             </w:r>
           </w:p>
         </w:tc>
@@ -3338,7 +3830,7 @@
                 <w:rFonts w:cs="Calibri"/>
                 <w:sz w:val="22"/>
               </w:rPr>
-              <w:t>{{trup.4.typ_svalove_prace}}</w:t>
+              <w:t>{{trup.4.typ_svalove_prace|czech}}</w:t>
             </w:r>
           </w:p>
         </w:tc>
@@ -3369,7 +3861,7 @@
                 <w:rFonts w:cs="Calibri"/>
                 <w:sz w:val="22"/>
               </w:rPr>
-              <w:t>{{trup.4.vyskyt_min_a}}</w:t>
+              <w:t>{{trup.4.vyskyt_min_a|czech}}</w:t>
             </w:r>
           </w:p>
         </w:tc>
@@ -3398,7 +3890,7 @@
                 <w:rFonts w:cs="Calibri"/>
                 <w:sz w:val="22"/>
               </w:rPr>
-              <w:t>{{trup.4.typ_pracovni_polohy}}</w:t>
+              <w:t>{{trup.4.typ_pracovni_polohy|czech}}</w:t>
             </w:r>
           </w:p>
         </w:tc>
@@ -3431,7 +3923,7 @@
                 <w:rFonts w:cs="Calibri"/>
                 <w:sz w:val="22"/>
               </w:rPr>
-              <w:t>{{trup.5.nazev_polohy}}</w:t>
+              <w:t>{{trup.5.nazev_polohy|czech}}</w:t>
             </w:r>
           </w:p>
         </w:tc>
@@ -3460,7 +3952,7 @@
                 <w:rFonts w:cs="Calibri"/>
                 <w:sz w:val="22"/>
               </w:rPr>
-              <w:t>{{trup.5.typ_svalove_prace}}</w:t>
+              <w:t>{{trup.5.typ_svalove_prace|czech}}</w:t>
             </w:r>
           </w:p>
         </w:tc>
@@ -3491,7 +3983,7 @@
                 <w:rFonts w:cs="Calibri"/>
                 <w:sz w:val="22"/>
               </w:rPr>
-              <w:t>{{trup.5.vyskyt_min_a}}</w:t>
+              <w:t>{{trup.5.vyskyt_min_a|czech}}</w:t>
             </w:r>
           </w:p>
         </w:tc>
@@ -3520,7 +4012,7 @@
                 <w:rFonts w:cs="Calibri"/>
                 <w:sz w:val="22"/>
               </w:rPr>
-              <w:t>{{trup.5.typ_pracovni_polohy}}</w:t>
+              <w:t>{{trup.5.typ_pracovni_polohy|czech}}</w:t>
             </w:r>
           </w:p>
         </w:tc>
@@ -3553,7 +4045,7 @@
                 <w:rFonts w:cs="Calibri"/>
                 <w:sz w:val="22"/>
               </w:rPr>
-              <w:t>{{trup.6.nazev_polohy}}</w:t>
+              <w:t>{{trup.6.nazev_polohy|czech}}</w:t>
             </w:r>
           </w:p>
         </w:tc>
@@ -3582,7 +4074,7 @@
                 <w:rFonts w:cs="Calibri"/>
                 <w:sz w:val="22"/>
               </w:rPr>
-              <w:t>{{trup.6.typ_svalove_prace}}</w:t>
+              <w:t>{{trup.6.typ_svalove_prace|czech}}</w:t>
             </w:r>
           </w:p>
         </w:tc>
@@ -3613,7 +4105,7 @@
                 <w:rFonts w:cs="Calibri"/>
                 <w:sz w:val="22"/>
               </w:rPr>
-              <w:t>{{trup.6.vyskyt_min_a}}</w:t>
+              <w:t>{{trup.6.vyskyt_min_a|czech}}</w:t>
             </w:r>
           </w:p>
         </w:tc>
@@ -3642,7 +4134,7 @@
                 <w:rFonts w:cs="Calibri"/>
                 <w:sz w:val="22"/>
               </w:rPr>
-              <w:t>{{trup.6.typ_pracovni_polohy}}</w:t>
+              <w:t>{{trup.6.typ_pracovni_polohy|czech}}</w:t>
             </w:r>
           </w:p>
         </w:tc>
@@ -3675,7 +4167,7 @@
                 <w:rFonts w:cs="Calibri"/>
                 <w:sz w:val="22"/>
               </w:rPr>
-              <w:t>{{trup.7.nazev_polohy}}</w:t>
+              <w:t>{{trup.7.nazev_polohy|czech}}</w:t>
             </w:r>
           </w:p>
         </w:tc>
@@ -3704,7 +4196,7 @@
                 <w:rFonts w:cs="Calibri"/>
                 <w:sz w:val="22"/>
               </w:rPr>
-              <w:t>{{trup.7.typ_svalove_prace}}</w:t>
+              <w:t>{{trup.7.typ_svalove_prace|czech}}</w:t>
             </w:r>
           </w:p>
         </w:tc>
@@ -3735,7 +4227,7 @@
                 <w:rFonts w:cs="Calibri"/>
                 <w:sz w:val="22"/>
               </w:rPr>
-              <w:t>{{trup.7.vyskyt_min_a}}</w:t>
+              <w:t>{{trup.7.vyskyt_min_a|czech}}</w:t>
             </w:r>
           </w:p>
         </w:tc>
@@ -3764,7 +4256,7 @@
                 <w:rFonts w:cs="Calibri"/>
                 <w:sz w:val="22"/>
               </w:rPr>
-              <w:t>{{trup.7.typ_pracovni_polohy}}</w:t>
+              <w:t>{{trup.7.typ_pracovni_polohy|czech}}</w:t>
             </w:r>
           </w:p>
         </w:tc>
@@ -3797,7 +4289,7 @@
                 <w:rFonts w:cs="Calibri"/>
                 <w:sz w:val="22"/>
               </w:rPr>
-              <w:t>{{trup.8.nazev_polohy}}</w:t>
+              <w:t>{{trup.8.nazev_polohy|czech}}</w:t>
             </w:r>
           </w:p>
         </w:tc>
@@ -3826,7 +4318,7 @@
                 <w:rFonts w:cs="Calibri"/>
                 <w:sz w:val="22"/>
               </w:rPr>
-              <w:t>{{trup.8.typ_svalove_prace}}</w:t>
+              <w:t>{{trup.8.typ_svalove_prace|czech}}</w:t>
             </w:r>
           </w:p>
         </w:tc>
@@ -3857,7 +4349,7 @@
                 <w:rFonts w:cs="Calibri"/>
                 <w:sz w:val="22"/>
               </w:rPr>
-              <w:t>{{trup.8.vyskyt_min_a}}</w:t>
+              <w:t>{{trup.8.vyskyt_min_a|czech}}</w:t>
             </w:r>
           </w:p>
         </w:tc>
@@ -3886,7 +4378,7 @@
                 <w:rFonts w:cs="Calibri"/>
                 <w:sz w:val="22"/>
               </w:rPr>
-              <w:t>{{trup.8.typ_pracovni_polohy}}</w:t>
+              <w:t>{{trup.8.typ_pracovni_polohy|czech}}</w:t>
             </w:r>
           </w:p>
         </w:tc>
@@ -3919,7 +4411,7 @@
                 <w:rFonts w:cs="Calibri"/>
                 <w:sz w:val="22"/>
               </w:rPr>
-              <w:t>{{trup.9.nazev_polohy}}</w:t>
+              <w:t>{{trup.9.nazev_polohy|czech}}</w:t>
             </w:r>
           </w:p>
         </w:tc>
@@ -3948,7 +4440,7 @@
                 <w:rFonts w:cs="Calibri"/>
                 <w:sz w:val="22"/>
               </w:rPr>
-              <w:t>{{trup.9.typ_svalove_prace}}</w:t>
+              <w:t>{{trup.9.typ_svalove_prace|czech}}</w:t>
             </w:r>
           </w:p>
         </w:tc>
@@ -3979,7 +4471,7 @@
                 <w:rFonts w:cs="Calibri"/>
                 <w:sz w:val="22"/>
               </w:rPr>
-              <w:t>{{trup.9.vyskyt_min_a}}</w:t>
+              <w:t>{{trup.9.vyskyt_min_a|czech}}</w:t>
             </w:r>
           </w:p>
         </w:tc>
@@ -4008,7 +4500,7 @@
                 <w:rFonts w:cs="Calibri"/>
                 <w:sz w:val="22"/>
               </w:rPr>
-              <w:t>{{trup.9.typ_pracovni_polohy}}</w:t>
+              <w:t>{{trup.9.typ_pracovni_polohy|czech}}</w:t>
             </w:r>
           </w:p>
         </w:tc>
@@ -4041,7 +4533,7 @@
                 <w:rFonts w:cs="Calibri"/>
                 <w:sz w:val="22"/>
               </w:rPr>
-              <w:t>{{trup.10.nazev_polohy}}</w:t>
+              <w:t>{{trup.10.nazev_polohy|czech}}</w:t>
             </w:r>
           </w:p>
         </w:tc>
@@ -4070,7 +4562,7 @@
                 <w:rFonts w:cs="Calibri"/>
                 <w:sz w:val="22"/>
               </w:rPr>
-              <w:t>{{trup.10.typ_svalove_prace}}</w:t>
+              <w:t>{{trup.10.typ_svalove_prace|czech}}</w:t>
             </w:r>
           </w:p>
         </w:tc>
@@ -4101,7 +4593,7 @@
                 <w:rFonts w:cs="Calibri"/>
                 <w:sz w:val="22"/>
               </w:rPr>
-              <w:t>{{trup.10.vyskyt_min_a}}</w:t>
+              <w:t>{{trup.10.vyskyt_min_a|czech}}</w:t>
             </w:r>
           </w:p>
         </w:tc>
@@ -4130,7 +4622,7 @@
                 <w:rFonts w:cs="Calibri"/>
                 <w:sz w:val="22"/>
               </w:rPr>
-              <w:t>{{trup.10.typ_pracovni_polohy}}</w:t>
+              <w:t>{{trup.10.typ_pracovni_polohy|czech}}</w:t>
             </w:r>
           </w:p>
         </w:tc>
@@ -4163,7 +4655,7 @@
                 <w:rFonts w:cs="Calibri"/>
                 <w:sz w:val="22"/>
               </w:rPr>
-              <w:t>{{trup.11.nazev_polohy}}</w:t>
+              <w:t>{{trup.11.nazev_polohy|czech}}</w:t>
             </w:r>
           </w:p>
         </w:tc>
@@ -4192,7 +4684,7 @@
                 <w:rFonts w:cs="Calibri"/>
                 <w:sz w:val="22"/>
               </w:rPr>
-              <w:t>{{trup.11.typ_svalove_prace}}</w:t>
+              <w:t>{{trup.11.typ_svalove_prace|czech}}</w:t>
             </w:r>
           </w:p>
         </w:tc>
@@ -4223,7 +4715,7 @@
                 <w:rFonts w:cs="Calibri"/>
                 <w:sz w:val="22"/>
               </w:rPr>
-              <w:t>{{trup.11.vyskyt_min_a}}</w:t>
+              <w:t>{{trup.11.vyskyt_min_a|czech}}</w:t>
             </w:r>
           </w:p>
         </w:tc>
@@ -4252,22 +4744,14 @@
                 <w:rFonts w:cs="Calibri"/>
                 <w:sz w:val="22"/>
               </w:rPr>
-              <w:t>{{trup.11.typ_pracovni_polohy}}</w:t>
+              <w:t>{{trup.11.typ_pracovni_polohy|czech}}</w:t>
             </w:r>
           </w:p>
         </w:tc>
       </w:tr>
       <w:bookmarkEnd w:id="6"/>
     </w:tbl>
-    <w:p>
-      <w:pPr>
-        <w:spacing w:after="200" w:line="276" w:lineRule="auto"/>
-        <w:rPr>
-          <w:noProof/>
-          <w:lang w:eastAsia="cs-CZ"/>
-        </w:rPr>
-      </w:pPr>
-    </w:p>
+    <w:p/>
     <w:tbl>
       <w:tblPr>
         <w:tblW w:w="4098" w:type="pct"/>
@@ -4287,10 +4771,10 @@
         <w:tblLook w:val="04A0" w:firstRow="1" w:lastRow="0" w:firstColumn="1" w:lastColumn="0" w:noHBand="0" w:noVBand="1"/>
       </w:tblPr>
       <w:tblGrid>
-        <w:gridCol w:w="2108"/>
-        <w:gridCol w:w="2424"/>
-        <w:gridCol w:w="2097"/>
-        <w:gridCol w:w="2583"/>
+        <w:gridCol w:w="2141"/>
+        <w:gridCol w:w="2403"/>
+        <w:gridCol w:w="2132"/>
+        <w:gridCol w:w="2536"/>
       </w:tblGrid>
       <w:tr>
         <w:trPr>
@@ -4589,7 +5073,7 @@
                 <w:rFonts w:cs="Calibri"/>
                 <w:sz w:val="22"/>
               </w:rPr>
-              <w:t>{{hlava_krk.1.nazev_polohy}}</w:t>
+              <w:t>{{hlava_krk.1.nazev_polohy|czech}}</w:t>
             </w:r>
           </w:p>
         </w:tc>
@@ -4618,7 +5102,7 @@
                 <w:rFonts w:cs="Calibri"/>
                 <w:sz w:val="22"/>
               </w:rPr>
-              <w:t>{{hlava_krk.1.typ_svalove_prace}}</w:t>
+              <w:t>{{hlava_krk.1.typ_svalove_prace|czech}}</w:t>
             </w:r>
           </w:p>
         </w:tc>
@@ -4651,7 +5135,7 @@
                 <w:rFonts w:cs="Calibri"/>
                 <w:sz w:val="22"/>
               </w:rPr>
-              <w:t>{{hlava_krk.1.vyskyt_min_a}}</w:t>
+              <w:t>{{hlava_krk.1.vyskyt_min_a|czech}}</w:t>
             </w:r>
           </w:p>
         </w:tc>
@@ -4680,7 +5164,7 @@
                 <w:rFonts w:cs="Calibri"/>
                 <w:sz w:val="22"/>
               </w:rPr>
-              <w:t>{{hlava_krk.1.typ_pracovni_polohy}}</w:t>
+              <w:t>{{hlava_krk.1.typ_pracovni_polohy|czech}}</w:t>
             </w:r>
           </w:p>
         </w:tc>
@@ -4713,7 +5197,7 @@
                 <w:rFonts w:cs="Calibri"/>
                 <w:sz w:val="22"/>
               </w:rPr>
-              <w:t>{{hlava_krk.2.nazev_polohy}}</w:t>
+              <w:t>{{hlava_krk.2.nazev_polohy|czech}}</w:t>
             </w:r>
           </w:p>
         </w:tc>
@@ -4742,7 +5226,7 @@
                 <w:rFonts w:cs="Calibri"/>
                 <w:sz w:val="22"/>
               </w:rPr>
-              <w:t>{{hlava_krk.2.typ_svalove_prace}}</w:t>
+              <w:t>{{hlava_krk.2.typ_svalove_prace|czech}}</w:t>
             </w:r>
           </w:p>
         </w:tc>
@@ -4773,7 +5257,7 @@
                 <w:rFonts w:cs="Calibri"/>
                 <w:sz w:val="22"/>
               </w:rPr>
-              <w:t>{{hlava_krk.2.vyskyt_min_a}}</w:t>
+              <w:t>{{hlava_krk.2.vyskyt_min_a|czech}}</w:t>
             </w:r>
           </w:p>
         </w:tc>
@@ -4802,7 +5286,7 @@
                 <w:rFonts w:cs="Calibri"/>
                 <w:sz w:val="22"/>
               </w:rPr>
-              <w:t>{{hlava_krk.2.typ_pracovni_polohy}}</w:t>
+              <w:t>{{hlava_krk.2.typ_pracovni_polohy|czech}}</w:t>
             </w:r>
           </w:p>
         </w:tc>
@@ -4835,7 +5319,7 @@
                 <w:rFonts w:cs="Calibri"/>
                 <w:sz w:val="22"/>
               </w:rPr>
-              <w:t>{{hlava_krk.3.nazev_polohy}}</w:t>
+              <w:t>{{hlava_krk.3.nazev_polohy|czech}}</w:t>
             </w:r>
           </w:p>
         </w:tc>
@@ -4864,7 +5348,7 @@
                 <w:rFonts w:cs="Calibri"/>
                 <w:sz w:val="22"/>
               </w:rPr>
-              <w:t>{{hlava_krk.3.typ_svalove_prace}}</w:t>
+              <w:t>{{hlava_krk.3.typ_svalove_prace|czech}}</w:t>
             </w:r>
           </w:p>
         </w:tc>
@@ -4895,7 +5379,7 @@
                 <w:rFonts w:cs="Calibri"/>
                 <w:sz w:val="22"/>
               </w:rPr>
-              <w:t>{{hlava_krk.3.vyskyt_min_a}}</w:t>
+              <w:t>{{hlava_krk.3.vyskyt_min_a|czech}}</w:t>
             </w:r>
           </w:p>
         </w:tc>
@@ -4924,7 +5408,7 @@
                 <w:rFonts w:cs="Calibri"/>
                 <w:sz w:val="22"/>
               </w:rPr>
-              <w:t>{{hlava_krk.3.typ_pracovni_polohy}}</w:t>
+              <w:t>{{hlava_krk.3.typ_pracovni_polohy|czech}}</w:t>
             </w:r>
           </w:p>
         </w:tc>
@@ -4957,7 +5441,7 @@
                 <w:rFonts w:cs="Calibri"/>
                 <w:sz w:val="22"/>
               </w:rPr>
-              <w:t>{{hlava_krk.4.nazev_polohy}}</w:t>
+              <w:t>{{hlava_krk.4.nazev_polohy|czech}}</w:t>
             </w:r>
           </w:p>
         </w:tc>
@@ -4986,7 +5470,7 @@
                 <w:rFonts w:cs="Calibri"/>
                 <w:sz w:val="22"/>
               </w:rPr>
-              <w:t>{{hlava_krk.4.typ_svalove_prace}}</w:t>
+              <w:t>{{hlava_krk.4.typ_svalove_prace|czech}}</w:t>
             </w:r>
           </w:p>
         </w:tc>
@@ -5017,7 +5501,7 @@
                 <w:rFonts w:cs="Calibri"/>
                 <w:sz w:val="22"/>
               </w:rPr>
-              <w:t>{{hlava_krk.4.vyskyt_min_a}}</w:t>
+              <w:t>{{hlava_krk.4.vyskyt_min_a|czech}}</w:t>
             </w:r>
           </w:p>
         </w:tc>
@@ -5046,7 +5530,7 @@
                 <w:rFonts w:cs="Calibri"/>
                 <w:sz w:val="22"/>
               </w:rPr>
-              <w:t>{{hlava_krk.4.typ_pracovni_polohy}}</w:t>
+              <w:t>{{hlava_krk.4.typ_pracovni_polohy|czech}}</w:t>
             </w:r>
           </w:p>
         </w:tc>
@@ -5079,7 +5563,7 @@
                 <w:rFonts w:cs="Calibri"/>
                 <w:sz w:val="22"/>
               </w:rPr>
-              <w:t>{{hlava_krk.5.nazev_polohy}}</w:t>
+              <w:t>{{hlava_krk.5.nazev_polohy|czech}}</w:t>
             </w:r>
           </w:p>
         </w:tc>
@@ -5108,7 +5592,7 @@
                 <w:rFonts w:cs="Calibri"/>
                 <w:sz w:val="22"/>
               </w:rPr>
-              <w:t>{{hlava_krk.5.typ_svalove_prace}}</w:t>
+              <w:t>{{hlava_krk.5.typ_svalove_prace|czech}}</w:t>
             </w:r>
           </w:p>
         </w:tc>
@@ -5139,7 +5623,7 @@
                 <w:rFonts w:cs="Calibri"/>
                 <w:sz w:val="22"/>
               </w:rPr>
-              <w:t>{{hlava_krk.5.vyskyt_min_a}}</w:t>
+              <w:t>{{hlava_krk.5.vyskyt_min_a|czech}}</w:t>
             </w:r>
           </w:p>
         </w:tc>
@@ -5168,7 +5652,7 @@
                 <w:rFonts w:cs="Calibri"/>
                 <w:sz w:val="22"/>
               </w:rPr>
-              <w:t>{{hlava_krk.5.typ_pracovni_polohy}}</w:t>
+              <w:t>{{hlava_krk.5.typ_pracovni_polohy|czech}}</w:t>
             </w:r>
           </w:p>
         </w:tc>
@@ -5202,7 +5686,7 @@
                 <w:sz w:val="22"/>
               </w:rPr>
               <w:lastRenderedPageBreak/>
-              <w:t>{{hlava_krk.6.nazev_polohy}}</w:t>
+              <w:t>{{hlava_krk.6.nazev_polohy|czech}}</w:t>
             </w:r>
           </w:p>
         </w:tc>
@@ -5231,7 +5715,7 @@
                 <w:rFonts w:cs="Calibri"/>
                 <w:sz w:val="22"/>
               </w:rPr>
-              <w:t>{{hlava_krk.6.typ_svalove_prace}}</w:t>
+              <w:t>{{hlava_krk.6.typ_svalove_prace|czech}}</w:t>
             </w:r>
           </w:p>
         </w:tc>
@@ -5262,7 +5746,7 @@
                 <w:rFonts w:cs="Calibri"/>
                 <w:sz w:val="22"/>
               </w:rPr>
-              <w:t>{{hlava_krk.6.vyskyt_min_a}}</w:t>
+              <w:t>{{hlava_krk.6.vyskyt_min_a|czech}}</w:t>
             </w:r>
           </w:p>
         </w:tc>
@@ -5291,7 +5775,7 @@
                 <w:rFonts w:cs="Calibri"/>
                 <w:sz w:val="22"/>
               </w:rPr>
-              <w:t>{{hlava_krk.6.typ_pracovni_polohy}}</w:t>
+              <w:t>{{hlava_krk.6.typ_pracovni_polohy|czech}}</w:t>
             </w:r>
           </w:p>
         </w:tc>
@@ -5324,7 +5808,7 @@
                 <w:rFonts w:cs="Calibri"/>
                 <w:sz w:val="22"/>
               </w:rPr>
-              <w:t>{{hlava_krk.7.nazev_polohy}}</w:t>
+              <w:t>{{hlava_krk.7.nazev_polohy|czech}}</w:t>
             </w:r>
           </w:p>
         </w:tc>
@@ -5353,7 +5837,7 @@
                 <w:rFonts w:cs="Calibri"/>
                 <w:sz w:val="22"/>
               </w:rPr>
-              <w:t>{{hlava_krk.7.typ_svalove_prace}}</w:t>
+              <w:t>{{hlava_krk.7.typ_svalove_prace|czech}}</w:t>
             </w:r>
           </w:p>
         </w:tc>
@@ -5384,7 +5868,7 @@
                 <w:rFonts w:cs="Calibri"/>
                 <w:sz w:val="22"/>
               </w:rPr>
-              <w:t>{{hlava_krk.7.vyskyt_min_a}}</w:t>
+              <w:t>{{hlava_krk.7.vyskyt_min_a|czech}}</w:t>
             </w:r>
           </w:p>
         </w:tc>
@@ -5413,7 +5897,7 @@
                 <w:rFonts w:cs="Calibri"/>
                 <w:sz w:val="22"/>
               </w:rPr>
-              <w:t>{{hlava_krk.7.typ_pracovni_polohy}}</w:t>
+              <w:t>{{hlava_krk.7.typ_pracovni_polohy|czech}}</w:t>
             </w:r>
           </w:p>
         </w:tc>
@@ -5446,7 +5930,7 @@
                 <w:rFonts w:cs="Calibri"/>
                 <w:sz w:val="22"/>
               </w:rPr>
-              <w:t>{{hlava_krk.8.nazev_polohy}}</w:t>
+              <w:t>{{hlava_krk.8.nazev_polohy|czech}}</w:t>
             </w:r>
           </w:p>
         </w:tc>
@@ -5475,7 +5959,7 @@
                 <w:rFonts w:cs="Calibri"/>
                 <w:sz w:val="22"/>
               </w:rPr>
-              <w:t>{{hlava_krk.8.typ_svalove_prace}}</w:t>
+              <w:t>{{hlava_krk.8.typ_svalove_prace|czech}}</w:t>
             </w:r>
           </w:p>
         </w:tc>
@@ -5506,7 +5990,7 @@
                 <w:rFonts w:cs="Calibri"/>
                 <w:sz w:val="22"/>
               </w:rPr>
-              <w:t>{{hlava_krk.8.vyskyt_min_a}}</w:t>
+              <w:t>{{hlava_krk.8.vyskyt_min_a|czech}}</w:t>
             </w:r>
           </w:p>
         </w:tc>
@@ -5535,7 +6019,7 @@
                 <w:rFonts w:cs="Calibri"/>
                 <w:sz w:val="22"/>
               </w:rPr>
-              <w:t>{{hlava_krk.8.typ_pracovni_polohy}}</w:t>
+              <w:t>{{hlava_krk.8.typ_pracovni_polohy|czech}}</w:t>
             </w:r>
           </w:p>
         </w:tc>
@@ -5568,7 +6052,7 @@
                 <w:rFonts w:cs="Calibri"/>
                 <w:sz w:val="22"/>
               </w:rPr>
-              <w:t>{{hlava_krk.9.nazev_polohy}}</w:t>
+              <w:t>{{hlava_krk.9.nazev_polohy|czech}}</w:t>
             </w:r>
           </w:p>
         </w:tc>
@@ -5597,7 +6081,7 @@
                 <w:rFonts w:cs="Calibri"/>
                 <w:sz w:val="22"/>
               </w:rPr>
-              <w:t>{{hlava_krk.9.typ_svalove_prace}}</w:t>
+              <w:t>{{hlava_krk.9.typ_svalove_prace|czech}}</w:t>
             </w:r>
           </w:p>
         </w:tc>
@@ -5628,7 +6112,7 @@
                 <w:rFonts w:cs="Calibri"/>
                 <w:sz w:val="22"/>
               </w:rPr>
-              <w:t>{{hlava_krk.9.vyskyt_min_a}}</w:t>
+              <w:t>{{hlava_krk.9.vyskyt_min_a|czech}}</w:t>
             </w:r>
           </w:p>
         </w:tc>
@@ -5657,7 +6141,7 @@
                 <w:rFonts w:cs="Calibri"/>
                 <w:sz w:val="22"/>
               </w:rPr>
-              <w:t>{{hlava_krk.9.typ_pracovni_polohy}}</w:t>
+              <w:t>{{hlava_krk.9.typ_pracovni_polohy|czech}}</w:t>
             </w:r>
           </w:p>
         </w:tc>
@@ -5690,7 +6174,7 @@
                 <w:rFonts w:cs="Calibri"/>
                 <w:sz w:val="22"/>
               </w:rPr>
-              <w:t>{{hlava_krk.10.nazev_polohy}}</w:t>
+              <w:t>{{hlava_krk.10.nazev_polohy|czech}}</w:t>
             </w:r>
           </w:p>
         </w:tc>
@@ -5719,7 +6203,7 @@
                 <w:rFonts w:cs="Calibri"/>
                 <w:sz w:val="22"/>
               </w:rPr>
-              <w:t>{{hlava_krk.10.typ_svalove_prace}}</w:t>
+              <w:t>{{hlava_krk.10.typ_svalove_prace|czech}}</w:t>
             </w:r>
           </w:p>
         </w:tc>
@@ -5750,7 +6234,7 @@
                 <w:rFonts w:cs="Calibri"/>
                 <w:sz w:val="22"/>
               </w:rPr>
-              <w:t>{{hlava_krk.10.vyskyt_min_a}}</w:t>
+              <w:t>{{hlava_krk.10.vyskyt_min_a|czech}}</w:t>
             </w:r>
           </w:p>
         </w:tc>
@@ -5779,21 +6263,13 @@
                 <w:rFonts w:cs="Calibri"/>
                 <w:sz w:val="22"/>
               </w:rPr>
-              <w:t>{{hlava_krk.10.typ_pracovni_polohy}}</w:t>
+              <w:t>{{hlava_krk.10.typ_pracovni_polohy|czech}}</w:t>
             </w:r>
           </w:p>
         </w:tc>
       </w:tr>
     </w:tbl>
-    <w:p>
-      <w:pPr>
-        <w:spacing w:after="200" w:line="276" w:lineRule="auto"/>
-        <w:rPr>
-          <w:noProof/>
-          <w:lang w:eastAsia="cs-CZ"/>
-        </w:rPr>
-      </w:pPr>
-    </w:p>
+    <w:p/>
     <w:tbl>
       <w:tblPr>
         <w:tblW w:w="4127" w:type="pct"/>
@@ -5813,10 +6289,10 @@
         <w:tblLook w:val="04A0" w:firstRow="1" w:lastRow="0" w:firstColumn="1" w:lastColumn="0" w:noHBand="0" w:noVBand="1"/>
       </w:tblPr>
       <w:tblGrid>
-        <w:gridCol w:w="2131"/>
-        <w:gridCol w:w="2428"/>
-        <w:gridCol w:w="2034"/>
-        <w:gridCol w:w="2619"/>
+        <w:gridCol w:w="2113"/>
+        <w:gridCol w:w="2421"/>
+        <w:gridCol w:w="2102"/>
+        <w:gridCol w:w="2576"/>
       </w:tblGrid>
       <w:tr>
         <w:trPr>
@@ -6115,7 +6591,7 @@
                 <w:rFonts w:cs="Calibri"/>
                 <w:sz w:val="22"/>
               </w:rPr>
-              <w:t>{{phk.1.nazev_polohy}}</w:t>
+              <w:t>{{phk.1.nazev_polohy|czech}}</w:t>
             </w:r>
           </w:p>
         </w:tc>
@@ -6144,7 +6620,7 @@
                 <w:rFonts w:cs="Calibri"/>
                 <w:sz w:val="22"/>
               </w:rPr>
-              <w:t>{{phk.1.typ_svalove_prace}}</w:t>
+              <w:t>{{phk.1.typ_svalove_prace|czech}}</w:t>
             </w:r>
           </w:p>
         </w:tc>
@@ -6177,7 +6653,7 @@
                 <w:rFonts w:cs="Calibri"/>
                 <w:sz w:val="22"/>
               </w:rPr>
-              <w:t>{{phk.1.vyskyt_min_a}}</w:t>
+              <w:t>{{phk.1.vyskyt_min_a|czech}}</w:t>
             </w:r>
           </w:p>
         </w:tc>
@@ -6206,7 +6682,7 @@
                 <w:rFonts w:cs="Calibri"/>
                 <w:sz w:val="22"/>
               </w:rPr>
-              <w:t>{{phk.1.typ_pracovni_polohy}}</w:t>
+              <w:t>{{phk.1.typ_pracovni_polohy|czech}}</w:t>
             </w:r>
           </w:p>
         </w:tc>
@@ -6239,7 +6715,7 @@
                 <w:rFonts w:cs="Calibri"/>
                 <w:sz w:val="22"/>
               </w:rPr>
-              <w:t>{{phk.2.nazev_polohy}}</w:t>
+              <w:t>{{phk.2.nazev_polohy|czech}}</w:t>
             </w:r>
           </w:p>
         </w:tc>
@@ -6268,7 +6744,7 @@
                 <w:rFonts w:cs="Calibri"/>
                 <w:sz w:val="22"/>
               </w:rPr>
-              <w:t>{{phk.2.typ_svalove_prace}}</w:t>
+              <w:t>{{phk.2.typ_svalove_prace|czech}}</w:t>
             </w:r>
           </w:p>
         </w:tc>
@@ -6299,7 +6775,7 @@
                 <w:rFonts w:cs="Calibri"/>
                 <w:sz w:val="22"/>
               </w:rPr>
-              <w:t>{{phk.2.vyskyt_min_a}}</w:t>
+              <w:t>{{phk.2.vyskyt_min_a|czech}}</w:t>
             </w:r>
           </w:p>
         </w:tc>
@@ -6328,7 +6804,7 @@
                 <w:rFonts w:cs="Calibri"/>
                 <w:sz w:val="22"/>
               </w:rPr>
-              <w:t>{{phk.2.typ_pracovni_polohy}}</w:t>
+              <w:t>{{phk.2.typ_pracovni_polohy|czech}}</w:t>
             </w:r>
           </w:p>
         </w:tc>
@@ -6361,7 +6837,7 @@
                 <w:rFonts w:cs="Calibri"/>
                 <w:sz w:val="22"/>
               </w:rPr>
-              <w:t>{{phk.3.nazev_polohy}}</w:t>
+              <w:t>{{phk.3.nazev_polohy|czech}}</w:t>
             </w:r>
           </w:p>
         </w:tc>
@@ -6390,7 +6866,7 @@
                 <w:rFonts w:cs="Calibri"/>
                 <w:sz w:val="22"/>
               </w:rPr>
-              <w:t>{{phk.3.typ_svalove_prace}}</w:t>
+              <w:t>{{phk.3.typ_svalove_prace|czech}}</w:t>
             </w:r>
           </w:p>
         </w:tc>
@@ -6421,7 +6897,7 @@
                 <w:rFonts w:cs="Calibri"/>
                 <w:sz w:val="22"/>
               </w:rPr>
-              <w:t>{{phk.3.vyskyt_min_a}}</w:t>
+              <w:t>{{phk.3.vyskyt_min_a|czech}}</w:t>
             </w:r>
           </w:p>
         </w:tc>
@@ -6450,7 +6926,7 @@
                 <w:rFonts w:cs="Calibri"/>
                 <w:sz w:val="22"/>
               </w:rPr>
-              <w:t>{{phk.3.typ_pracovni_polohy}}</w:t>
+              <w:t>{{phk.3.typ_pracovni_polohy|czech}}</w:t>
             </w:r>
           </w:p>
         </w:tc>
@@ -6483,7 +6959,7 @@
                 <w:rFonts w:cs="Calibri"/>
                 <w:sz w:val="22"/>
               </w:rPr>
-              <w:t>{{phk.4.nazev_polohy}}</w:t>
+              <w:t>{{phk.4.nazev_polohy|czech}}</w:t>
             </w:r>
           </w:p>
         </w:tc>
@@ -6512,7 +6988,7 @@
                 <w:rFonts w:cs="Calibri"/>
                 <w:sz w:val="22"/>
               </w:rPr>
-              <w:t>{{phk.4.typ_svalove_prace}}</w:t>
+              <w:t>{{phk.4.typ_svalove_prace|czech}}</w:t>
             </w:r>
           </w:p>
         </w:tc>
@@ -6543,7 +7019,7 @@
                 <w:rFonts w:cs="Calibri"/>
                 <w:sz w:val="22"/>
               </w:rPr>
-              <w:t>{{phk.4.vyskyt_min_a}}</w:t>
+              <w:t>{{phk.4.vyskyt_min_a|czech}}</w:t>
             </w:r>
           </w:p>
         </w:tc>
@@ -6572,7 +7048,7 @@
                 <w:rFonts w:cs="Calibri"/>
                 <w:sz w:val="22"/>
               </w:rPr>
-              <w:t>{{phk.4.typ_pracovni_polohy}}</w:t>
+              <w:t>{{phk.4.typ_pracovni_polohy|czech}}</w:t>
             </w:r>
           </w:p>
         </w:tc>
@@ -6605,7 +7081,7 @@
                 <w:rFonts w:cs="Calibri"/>
                 <w:sz w:val="22"/>
               </w:rPr>
-              <w:t>{{phk.5.nazev_polohy}}</w:t>
+              <w:t>{{phk.5.nazev_polohy|czech}}</w:t>
             </w:r>
           </w:p>
         </w:tc>
@@ -6634,7 +7110,7 @@
                 <w:rFonts w:cs="Calibri"/>
                 <w:sz w:val="22"/>
               </w:rPr>
-              <w:t>{{phk.5.typ_svalove_prace}}</w:t>
+              <w:t>{{phk.5.typ_svalove_prace|czech}}</w:t>
             </w:r>
           </w:p>
         </w:tc>
@@ -6665,7 +7141,7 @@
                 <w:rFonts w:cs="Calibri"/>
                 <w:sz w:val="22"/>
               </w:rPr>
-              <w:t>{{phk.5.vyskyt_min_a}}</w:t>
+              <w:t>{{phk.5.vyskyt_min_a|czech}}</w:t>
             </w:r>
           </w:p>
         </w:tc>
@@ -6694,7 +7170,7 @@
                 <w:rFonts w:cs="Calibri"/>
                 <w:sz w:val="22"/>
               </w:rPr>
-              <w:t>{{phk.5.typ_pracovni_polohy}}</w:t>
+              <w:t>{{phk.5.typ_pracovni_polohy|czech}}</w:t>
             </w:r>
           </w:p>
         </w:tc>
@@ -6727,7 +7203,7 @@
                 <w:rFonts w:cs="Calibri"/>
                 <w:sz w:val="22"/>
               </w:rPr>
-              <w:t>{{phk.6.nazev_polohy}}</w:t>
+              <w:t>{{phk.6.nazev_polohy|czech}}</w:t>
             </w:r>
           </w:p>
         </w:tc>
@@ -6756,7 +7232,7 @@
                 <w:rFonts w:cs="Calibri"/>
                 <w:sz w:val="22"/>
               </w:rPr>
-              <w:t>{{phk.6.typ_svalove_prace}}</w:t>
+              <w:t>{{phk.6.typ_svalove_prace|czech}}</w:t>
             </w:r>
           </w:p>
         </w:tc>
@@ -6787,7 +7263,7 @@
                 <w:rFonts w:cs="Calibri"/>
                 <w:sz w:val="22"/>
               </w:rPr>
-              <w:t>{{phk.6.vyskyt_min_a}}</w:t>
+              <w:t>{{phk.6.vyskyt_min_a|czech}}</w:t>
             </w:r>
           </w:p>
         </w:tc>
@@ -6816,7 +7292,7 @@
                 <w:rFonts w:cs="Calibri"/>
                 <w:sz w:val="22"/>
               </w:rPr>
-              <w:t>{{phk.6.typ_pracovni_polohy}}</w:t>
+              <w:t>{{phk.6.typ_pracovni_polohy|czech}}</w:t>
             </w:r>
           </w:p>
         </w:tc>
@@ -6849,7 +7325,7 @@
                 <w:rFonts w:cs="Calibri"/>
                 <w:sz w:val="22"/>
               </w:rPr>
-              <w:t>{{phk.7.nazev_polohy}}</w:t>
+              <w:t>{{phk.7.nazev_polohy|czech}}</w:t>
             </w:r>
           </w:p>
         </w:tc>
@@ -6878,7 +7354,7 @@
                 <w:rFonts w:cs="Calibri"/>
                 <w:sz w:val="22"/>
               </w:rPr>
-              <w:t>{{phk.7.typ_svalove_prace}}</w:t>
+              <w:t>{{phk.7.typ_svalove_prace|czech}}</w:t>
             </w:r>
           </w:p>
         </w:tc>
@@ -6909,7 +7385,7 @@
                 <w:rFonts w:cs="Calibri"/>
                 <w:sz w:val="22"/>
               </w:rPr>
-              <w:t>{{phk.7.vyskyt_min_a}}</w:t>
+              <w:t>{{phk.7.vyskyt_min_a|czech}}</w:t>
             </w:r>
           </w:p>
         </w:tc>
@@ -6938,7 +7414,7 @@
                 <w:rFonts w:cs="Calibri"/>
                 <w:sz w:val="22"/>
               </w:rPr>
-              <w:t>{{phk.7.typ_pracovni_polohy}}</w:t>
+              <w:t>{{phk.7.typ_pracovni_polohy|czech}}</w:t>
             </w:r>
           </w:p>
         </w:tc>
@@ -6971,7 +7447,7 @@
                 <w:rFonts w:cs="Calibri"/>
                 <w:sz w:val="22"/>
               </w:rPr>
-              <w:t>{{phk.8.nazev_polohy}}</w:t>
+              <w:t>{{phk.8.nazev_polohy|czech}}</w:t>
             </w:r>
           </w:p>
         </w:tc>
@@ -7000,7 +7476,7 @@
                 <w:rFonts w:cs="Calibri"/>
                 <w:sz w:val="22"/>
               </w:rPr>
-              <w:t>{{phk.8.typ_svalove_prace}}</w:t>
+              <w:t>{{phk.8.typ_svalove_prace|czech}}</w:t>
             </w:r>
           </w:p>
         </w:tc>
@@ -7031,7 +7507,7 @@
                 <w:rFonts w:cs="Calibri"/>
                 <w:sz w:val="22"/>
               </w:rPr>
-              <w:t>{{phk.8.vyskyt_min_a}}</w:t>
+              <w:t>{{phk.8.vyskyt_min_a|czech}}</w:t>
             </w:r>
           </w:p>
         </w:tc>
@@ -7060,7 +7536,7 @@
                 <w:rFonts w:cs="Calibri"/>
                 <w:sz w:val="22"/>
               </w:rPr>
-              <w:t>{{phk.8.typ_pracovni_polohy}}</w:t>
+              <w:t>{{phk.8.typ_pracovni_polohy|czech}}</w:t>
             </w:r>
           </w:p>
         </w:tc>
@@ -7093,7 +7569,7 @@
                 <w:rFonts w:cs="Calibri"/>
                 <w:sz w:val="22"/>
               </w:rPr>
-              <w:t>{{phk.9.nazev_polohy}}</w:t>
+              <w:t>{{phk.9.nazev_polohy|czech}}</w:t>
             </w:r>
           </w:p>
         </w:tc>
@@ -7122,7 +7598,7 @@
                 <w:rFonts w:cs="Calibri"/>
                 <w:sz w:val="22"/>
               </w:rPr>
-              <w:t>{{phk.9.typ_svalove_prace}}</w:t>
+              <w:t>{{phk.9.typ_svalove_prace|czech}}</w:t>
             </w:r>
           </w:p>
         </w:tc>
@@ -7153,7 +7629,7 @@
                 <w:rFonts w:cs="Calibri"/>
                 <w:sz w:val="22"/>
               </w:rPr>
-              <w:t>{{phk.9.vyskyt_min_a}}</w:t>
+              <w:t>{{phk.9.vyskyt_min_a|czech}}</w:t>
             </w:r>
           </w:p>
         </w:tc>
@@ -7182,7 +7658,7 @@
                 <w:rFonts w:cs="Calibri"/>
                 <w:sz w:val="22"/>
               </w:rPr>
-              <w:t>{{phk.9.typ_pracovni_polohy}}</w:t>
+              <w:t>{{phk.9.typ_pracovni_polohy|czech}}</w:t>
             </w:r>
           </w:p>
         </w:tc>
@@ -7215,7 +7691,7 @@
                 <w:rFonts w:cs="Calibri"/>
                 <w:sz w:val="22"/>
               </w:rPr>
-              <w:t>{{phk.10.nazev_polohy}}</w:t>
+              <w:t>{{phk.10.nazev_polohy|czech}}</w:t>
             </w:r>
           </w:p>
         </w:tc>
@@ -7244,7 +7720,7 @@
                 <w:rFonts w:cs="Calibri"/>
                 <w:sz w:val="22"/>
               </w:rPr>
-              <w:t>{{phk.10.typ_svalove_prace}}</w:t>
+              <w:t>{{phk.10.typ_svalove_prace|czech}}</w:t>
             </w:r>
           </w:p>
         </w:tc>
@@ -7275,7 +7751,7 @@
                 <w:rFonts w:cs="Calibri"/>
                 <w:sz w:val="22"/>
               </w:rPr>
-              <w:t>{{phk.10.vyskyt_min_a}}</w:t>
+              <w:t>{{phk.10.vyskyt_min_a|czech}}</w:t>
             </w:r>
           </w:p>
         </w:tc>
@@ -7304,21 +7780,13 @@
                 <w:rFonts w:cs="Calibri"/>
                 <w:sz w:val="22"/>
               </w:rPr>
-              <w:t>{{phk.10.typ_pracovni_polohy}}</w:t>
+              <w:t>{{phk.10.typ_pracovni_polohy|czech}}</w:t>
             </w:r>
           </w:p>
         </w:tc>
       </w:tr>
     </w:tbl>
-    <w:p>
-      <w:pPr>
-        <w:spacing w:after="200" w:line="276" w:lineRule="auto"/>
-        <w:rPr>
-          <w:noProof/>
-          <w:lang w:eastAsia="cs-CZ"/>
-        </w:rPr>
-      </w:pPr>
-    </w:p>
+    <w:p/>
     <w:tbl>
       <w:tblPr>
         <w:tblW w:w="4135" w:type="pct"/>
@@ -7338,10 +7806,10 @@
         <w:tblLook w:val="04A0" w:firstRow="1" w:lastRow="0" w:firstColumn="1" w:lastColumn="0" w:noHBand="0" w:noVBand="1"/>
       </w:tblPr>
       <w:tblGrid>
-        <w:gridCol w:w="2171"/>
-        <w:gridCol w:w="2416"/>
-        <w:gridCol w:w="2014"/>
-        <w:gridCol w:w="2611"/>
+        <w:gridCol w:w="2108"/>
+        <w:gridCol w:w="2424"/>
+        <w:gridCol w:w="2098"/>
+        <w:gridCol w:w="2582"/>
       </w:tblGrid>
       <w:tr>
         <w:trPr>
@@ -7640,7 +8108,7 @@
                 <w:rFonts w:cs="Calibri"/>
                 <w:sz w:val="22"/>
               </w:rPr>
-              <w:t>{{lhk.1.nazev_polohy}}</w:t>
+              <w:t>{{lhk.1.nazev_polohy|czech}}</w:t>
             </w:r>
           </w:p>
         </w:tc>
@@ -7669,7 +8137,7 @@
                 <w:rFonts w:cs="Calibri"/>
                 <w:sz w:val="22"/>
               </w:rPr>
-              <w:t>{{lhk.1.typ_svalove_prace}}</w:t>
+              <w:t>{{lhk.1.typ_svalove_prace|czech}}</w:t>
             </w:r>
           </w:p>
         </w:tc>
@@ -7702,7 +8170,7 @@
                 <w:rFonts w:cs="Calibri"/>
                 <w:sz w:val="22"/>
               </w:rPr>
-              <w:t>{{lhk.1.vyskyt_min_a}}</w:t>
+              <w:t>{{lhk.1.vyskyt_min_a|czech}}</w:t>
             </w:r>
           </w:p>
         </w:tc>
@@ -7731,7 +8199,7 @@
                 <w:rFonts w:cs="Calibri"/>
                 <w:sz w:val="22"/>
               </w:rPr>
-              <w:t>{{lhk.1.typ_pracovni_polohy}}</w:t>
+              <w:t>{{lhk.1.typ_pracovni_polohy|czech}}</w:t>
             </w:r>
           </w:p>
         </w:tc>
@@ -7764,7 +8232,7 @@
                 <w:rFonts w:cs="Calibri"/>
                 <w:sz w:val="22"/>
               </w:rPr>
-              <w:t>{{lhk.2.nazev_polohy}}</w:t>
+              <w:t>{{lhk.2.nazev_polohy|czech}}</w:t>
             </w:r>
           </w:p>
         </w:tc>
@@ -7793,7 +8261,7 @@
                 <w:rFonts w:cs="Calibri"/>
                 <w:sz w:val="22"/>
               </w:rPr>
-              <w:t>{{lhk.2.typ_svalove_prace}}</w:t>
+              <w:t>{{lhk.2.typ_svalove_prace|czech}}</w:t>
             </w:r>
           </w:p>
         </w:tc>
@@ -7824,7 +8292,7 @@
                 <w:rFonts w:cs="Calibri"/>
                 <w:sz w:val="22"/>
               </w:rPr>
-              <w:t>{{lhk.2.vyskyt_min_a}}</w:t>
+              <w:t>{{lhk.2.vyskyt_min_a|czech}}</w:t>
             </w:r>
           </w:p>
         </w:tc>
@@ -7853,7 +8321,7 @@
                 <w:rFonts w:cs="Calibri"/>
                 <w:sz w:val="22"/>
               </w:rPr>
-              <w:t>{{lhk.2.typ_pracovni_polohy}}</w:t>
+              <w:t>{{lhk.2.typ_pracovni_polohy|czech}}</w:t>
             </w:r>
           </w:p>
         </w:tc>
@@ -7886,8 +8354,7 @@
                 <w:rFonts w:cs="Calibri"/>
                 <w:sz w:val="22"/>
               </w:rPr>
-              <w:lastRenderedPageBreak/>
-              <w:t>{{lhk.3.nazev_polohy}}</w:t>
+              <w:t>{{lhk.3.nazev_polohy|czech}}</w:t>
             </w:r>
           </w:p>
         </w:tc>
@@ -7916,7 +8383,7 @@
                 <w:rFonts w:cs="Calibri"/>
                 <w:sz w:val="22"/>
               </w:rPr>
-              <w:t>{{lhk.3.typ_svalove_prace}}</w:t>
+              <w:t>{{lhk.3.typ_svalove_prace|czech}}</w:t>
             </w:r>
           </w:p>
         </w:tc>
@@ -7947,7 +8414,7 @@
                 <w:rFonts w:cs="Calibri"/>
                 <w:sz w:val="22"/>
               </w:rPr>
-              <w:t>{{lhk.3.vyskyt_min_a}}</w:t>
+              <w:t>{{lhk.3.vyskyt_min_a|czech}}</w:t>
             </w:r>
           </w:p>
         </w:tc>
@@ -7976,7 +8443,7 @@
                 <w:rFonts w:cs="Calibri"/>
                 <w:sz w:val="22"/>
               </w:rPr>
-              <w:t>{{lhk.3.typ_pracovni_polohy}}</w:t>
+              <w:t>{{lhk.3.typ_pracovni_polohy|czech}}</w:t>
             </w:r>
           </w:p>
         </w:tc>
@@ -8009,7 +8476,8 @@
                 <w:rFonts w:cs="Calibri"/>
                 <w:sz w:val="22"/>
               </w:rPr>
-              <w:t>{{lhk.4.nazev_polohy}}</w:t>
+              <w:lastRenderedPageBreak/>
+              <w:t>{{lhk.4.nazev_polohy|czech}}</w:t>
             </w:r>
           </w:p>
         </w:tc>
@@ -8038,7 +8506,7 @@
                 <w:rFonts w:cs="Calibri"/>
                 <w:sz w:val="22"/>
               </w:rPr>
-              <w:t>{{lhk.4.typ_svalove_prace}}</w:t>
+              <w:t>{{lhk.4.typ_svalove_prace|czech}}</w:t>
             </w:r>
           </w:p>
         </w:tc>
@@ -8069,7 +8537,7 @@
                 <w:rFonts w:cs="Calibri"/>
                 <w:sz w:val="22"/>
               </w:rPr>
-              <w:t>{{lhk.4.vyskyt_min_a}}</w:t>
+              <w:t>{{lhk.4.vyskyt_min_a|czech}}</w:t>
             </w:r>
           </w:p>
         </w:tc>
@@ -8098,7 +8566,7 @@
                 <w:rFonts w:cs="Calibri"/>
                 <w:sz w:val="22"/>
               </w:rPr>
-              <w:t>{{lhk.4.typ_pracovni_polohy}}</w:t>
+              <w:t>{{lhk.4.typ_pracovni_polohy|czech}}</w:t>
             </w:r>
           </w:p>
         </w:tc>
@@ -8131,7 +8599,7 @@
                 <w:rFonts w:cs="Calibri"/>
                 <w:sz w:val="22"/>
               </w:rPr>
-              <w:t>{{lhk.5.nazev_polohy}}</w:t>
+              <w:t>{{lhk.5.nazev_polohy|czech}}</w:t>
             </w:r>
           </w:p>
         </w:tc>
@@ -8160,7 +8628,7 @@
                 <w:rFonts w:cs="Calibri"/>
                 <w:sz w:val="22"/>
               </w:rPr>
-              <w:t>{{lhk.5.typ_svalove_prace}}</w:t>
+              <w:t>{{lhk.5.typ_svalove_prace|czech}}</w:t>
             </w:r>
           </w:p>
         </w:tc>
@@ -8191,7 +8659,7 @@
                 <w:rFonts w:cs="Calibri"/>
                 <w:sz w:val="22"/>
               </w:rPr>
-              <w:t>{{lhk.5.vyskyt_min_a}}</w:t>
+              <w:t>{{lhk.5.vyskyt_min_a|czech}}</w:t>
             </w:r>
           </w:p>
         </w:tc>
@@ -8220,7 +8688,7 @@
                 <w:rFonts w:cs="Calibri"/>
                 <w:sz w:val="22"/>
               </w:rPr>
-              <w:t>{{lhk.5.typ_pracovni_polohy}}</w:t>
+              <w:t>{{lhk.5.typ_pracovni_polohy|czech}}</w:t>
             </w:r>
           </w:p>
         </w:tc>
@@ -8253,7 +8721,7 @@
                 <w:rFonts w:cs="Calibri"/>
                 <w:sz w:val="22"/>
               </w:rPr>
-              <w:t>{{lhk.6.nazev_polohy}}</w:t>
+              <w:t>{{lhk.6.nazev_polohy|czech}}</w:t>
             </w:r>
           </w:p>
         </w:tc>
@@ -8282,7 +8750,7 @@
                 <w:rFonts w:cs="Calibri"/>
                 <w:sz w:val="22"/>
               </w:rPr>
-              <w:t>{{lhk.6.typ_svalove_prace}}</w:t>
+              <w:t>{{lhk.6.typ_svalove_prace|czech}}</w:t>
             </w:r>
           </w:p>
         </w:tc>
@@ -8313,7 +8781,7 @@
                 <w:rFonts w:cs="Calibri"/>
                 <w:sz w:val="22"/>
               </w:rPr>
-              <w:t>{{lhk.6.vyskyt_min_a}}</w:t>
+              <w:t>{{lhk.6.vyskyt_min_a|czech}}</w:t>
             </w:r>
           </w:p>
         </w:tc>
@@ -8342,7 +8810,7 @@
                 <w:rFonts w:cs="Calibri"/>
                 <w:sz w:val="22"/>
               </w:rPr>
-              <w:t>{{lhk.6.typ_pracovni_polohy}}</w:t>
+              <w:t>{{lhk.6.typ_pracovni_polohy|czech}}</w:t>
             </w:r>
           </w:p>
         </w:tc>
@@ -8375,7 +8843,7 @@
                 <w:rFonts w:cs="Calibri"/>
                 <w:sz w:val="22"/>
               </w:rPr>
-              <w:t>{{lhk.7.nazev_polohy}}</w:t>
+              <w:t>{{lhk.7.nazev_polohy|czech}}</w:t>
             </w:r>
           </w:p>
         </w:tc>
@@ -8404,7 +8872,7 @@
                 <w:rFonts w:cs="Calibri"/>
                 <w:sz w:val="22"/>
               </w:rPr>
-              <w:t>{{lhk.7.typ_svalove_prace}}</w:t>
+              <w:t>{{lhk.7.typ_svalove_prace|czech}}</w:t>
             </w:r>
           </w:p>
         </w:tc>
@@ -8435,7 +8903,7 @@
                 <w:rFonts w:cs="Calibri"/>
                 <w:sz w:val="22"/>
               </w:rPr>
-              <w:t>{{lhk.7.vyskyt_min_a}}</w:t>
+              <w:t>{{lhk.7.vyskyt_min_a|czech}}</w:t>
             </w:r>
           </w:p>
         </w:tc>
@@ -8464,7 +8932,7 @@
                 <w:rFonts w:cs="Calibri"/>
                 <w:sz w:val="22"/>
               </w:rPr>
-              <w:t>{{lhk.7.typ_pracovni_polohy}}</w:t>
+              <w:t>{{lhk.7.typ_pracovni_polohy|czech}}</w:t>
             </w:r>
           </w:p>
         </w:tc>
@@ -8497,7 +8965,7 @@
                 <w:rFonts w:cs="Calibri"/>
                 <w:sz w:val="22"/>
               </w:rPr>
-              <w:t>{{lhk.8.nazev_polohy}}</w:t>
+              <w:t>{{lhk.8.nazev_polohy|czech}}</w:t>
             </w:r>
           </w:p>
         </w:tc>
@@ -8526,7 +8994,7 @@
                 <w:rFonts w:cs="Calibri"/>
                 <w:sz w:val="22"/>
               </w:rPr>
-              <w:t>{{lhk.8.typ_svalove_prace}}</w:t>
+              <w:t>{{lhk.8.typ_svalove_prace|czech}}</w:t>
             </w:r>
           </w:p>
         </w:tc>
@@ -8557,7 +9025,7 @@
                 <w:rFonts w:cs="Calibri"/>
                 <w:sz w:val="22"/>
               </w:rPr>
-              <w:t>{{lhk.8.vyskyt_min_a}}</w:t>
+              <w:t>{{lhk.8.vyskyt_min_a|czech}}</w:t>
             </w:r>
           </w:p>
         </w:tc>
@@ -8586,7 +9054,7 @@
                 <w:rFonts w:cs="Calibri"/>
                 <w:sz w:val="22"/>
               </w:rPr>
-              <w:t>{{lhk.8.typ_pracovni_polohy}}</w:t>
+              <w:t>{{lhk.8.typ_pracovni_polohy|czech}}</w:t>
             </w:r>
           </w:p>
         </w:tc>
@@ -8619,7 +9087,7 @@
                 <w:rFonts w:cs="Calibri"/>
                 <w:sz w:val="22"/>
               </w:rPr>
-              <w:t>{{lhk.9.nazev_polohy}}</w:t>
+              <w:t>{{lhk.9.nazev_polohy|czech}}</w:t>
             </w:r>
           </w:p>
         </w:tc>
@@ -8648,7 +9116,7 @@
                 <w:rFonts w:cs="Calibri"/>
                 <w:sz w:val="22"/>
               </w:rPr>
-              <w:t>{{lhk.9.typ_svalove_prace}}</w:t>
+              <w:t>{{lhk.9.typ_svalove_prace|czech}}</w:t>
             </w:r>
           </w:p>
         </w:tc>
@@ -8679,7 +9147,7 @@
                 <w:rFonts w:cs="Calibri"/>
                 <w:sz w:val="22"/>
               </w:rPr>
-              <w:t>{{lhk.9.vyskyt_min_a}}</w:t>
+              <w:t>{{lhk.9.vyskyt_min_a|czech}}</w:t>
             </w:r>
           </w:p>
         </w:tc>
@@ -8708,7 +9176,7 @@
                 <w:rFonts w:cs="Calibri"/>
                 <w:sz w:val="22"/>
               </w:rPr>
-              <w:t>{{lhk.9.typ_pracovni_polohy}}</w:t>
+              <w:t>{{lhk.9.typ_pracovni_polohy|czech}}</w:t>
             </w:r>
           </w:p>
         </w:tc>
@@ -8741,7 +9209,7 @@
                 <w:rFonts w:cs="Calibri"/>
                 <w:sz w:val="22"/>
               </w:rPr>
-              <w:t>{{lhk.10.nazev_polohy}}</w:t>
+              <w:t>{{lhk.10.nazev_polohy|czech}}</w:t>
             </w:r>
           </w:p>
         </w:tc>
@@ -8770,7 +9238,7 @@
                 <w:rFonts w:cs="Calibri"/>
                 <w:sz w:val="22"/>
               </w:rPr>
-              <w:t>{{lhk.10.typ_svalove_prace}}</w:t>
+              <w:t>{{lhk.10.typ_svalove_prace|czech}}</w:t>
             </w:r>
           </w:p>
         </w:tc>
@@ -8801,7 +9269,7 @@
                 <w:rFonts w:cs="Calibri"/>
                 <w:sz w:val="22"/>
               </w:rPr>
-              <w:t>{{lhk.10.vyskyt_min_a}}</w:t>
+              <w:t>{{lhk.10.vyskyt_min_a|czech}}</w:t>
             </w:r>
           </w:p>
         </w:tc>
@@ -8830,28 +9298,13 @@
                 <w:rFonts w:cs="Calibri"/>
                 <w:sz w:val="22"/>
               </w:rPr>
-              <w:t>{{lhk.10.typ_pracovni_polohy}}</w:t>
+              <w:t>{{lhk.10.typ_pracovni_polohy|czech}}</w:t>
             </w:r>
           </w:p>
         </w:tc>
       </w:tr>
     </w:tbl>
-    <w:p>
-      <w:pPr>
-        <w:spacing w:after="200" w:line="276" w:lineRule="auto"/>
-        <w:rPr>
-          <w:noProof/>
-          <w:lang w:eastAsia="cs-CZ"/>
-        </w:rPr>
-      </w:pPr>
-      <w:r>
-        <w:rPr>
-          <w:noProof/>
-          <w:lang w:eastAsia="cs-CZ"/>
-        </w:rPr>
-        <w:br w:type="page"/>
-      </w:r>
-    </w:p>
+    <w:p/>
     <w:tbl>
       <w:tblPr>
         <w:tblW w:w="4156" w:type="pct"/>
@@ -8871,10 +9324,10 @@
         <w:tblLook w:val="04A0" w:firstRow="1" w:lastRow="0" w:firstColumn="1" w:lastColumn="0" w:noHBand="0" w:noVBand="1"/>
       </w:tblPr>
       <w:tblGrid>
-        <w:gridCol w:w="2279"/>
-        <w:gridCol w:w="2383"/>
-        <w:gridCol w:w="1961"/>
-        <w:gridCol w:w="2589"/>
+        <w:gridCol w:w="2097"/>
+        <w:gridCol w:w="2431"/>
+        <w:gridCol w:w="2086"/>
+        <w:gridCol w:w="2598"/>
       </w:tblGrid>
       <w:tr>
         <w:trPr>
@@ -8901,7 +9354,6 @@
               </w:rPr>
             </w:pPr>
             <w:r>
-              <w:lastRenderedPageBreak/>
               <w:br w:type="page"/>
             </w:r>
             <w:r>
@@ -9174,7 +9626,7 @@
                 <w:rFonts w:cs="Calibri"/>
                 <w:sz w:val="22"/>
               </w:rPr>
-              <w:t>{{dk.1.nazev_polohy}}</w:t>
+              <w:t>{{dk.1.nazev_polohy|czech}}</w:t>
             </w:r>
           </w:p>
         </w:tc>
@@ -9203,7 +9655,7 @@
                 <w:rFonts w:cs="Calibri"/>
                 <w:sz w:val="22"/>
               </w:rPr>
-              <w:t>{{dk.1.typ_svalove_prace}}</w:t>
+              <w:t>{{dk.1.typ_svalove_prace|czech}}</w:t>
             </w:r>
           </w:p>
         </w:tc>
@@ -9236,7 +9688,7 @@
                 <w:rFonts w:cs="Calibri"/>
                 <w:sz w:val="22"/>
               </w:rPr>
-              <w:t>{{dk.1.vyskyt_min_a}}</w:t>
+              <w:t>{{dk.1.vyskyt_min_a|czech}}</w:t>
             </w:r>
           </w:p>
         </w:tc>
@@ -9265,7 +9717,7 @@
                 <w:rFonts w:cs="Calibri"/>
                 <w:sz w:val="22"/>
               </w:rPr>
-              <w:t>{{dk.1.typ_pracovni_polohy}}</w:t>
+              <w:t>{{dk.1.typ_pracovni_polohy|czech}}</w:t>
             </w:r>
           </w:p>
         </w:tc>
@@ -9298,7 +9750,7 @@
                 <w:rFonts w:cs="Calibri"/>
                 <w:sz w:val="22"/>
               </w:rPr>
-              <w:t>{{dk.2.nazev_polohy}}</w:t>
+              <w:t>{{dk.2.nazev_polohy|czech}}</w:t>
             </w:r>
           </w:p>
         </w:tc>
@@ -9327,7 +9779,7 @@
                 <w:rFonts w:cs="Calibri"/>
                 <w:sz w:val="22"/>
               </w:rPr>
-              <w:t>{{dk.2.typ_svalove_prace}}</w:t>
+              <w:t>{{dk.2.typ_svalove_prace|czech}}</w:t>
             </w:r>
           </w:p>
         </w:tc>
@@ -9358,7 +9810,7 @@
                 <w:rFonts w:cs="Calibri"/>
                 <w:sz w:val="22"/>
               </w:rPr>
-              <w:t>{{dk.2.vyskyt_min_a}}</w:t>
+              <w:t>{{dk.2.vyskyt_min_a|czech}}</w:t>
             </w:r>
           </w:p>
         </w:tc>
@@ -9387,7 +9839,7 @@
                 <w:rFonts w:cs="Calibri"/>
                 <w:sz w:val="22"/>
               </w:rPr>
-              <w:t>{{dk.2.typ_pracovni_polohy}}</w:t>
+              <w:t>{{dk.2.typ_pracovni_polohy|czech}}</w:t>
             </w:r>
           </w:p>
         </w:tc>
@@ -9420,7 +9872,7 @@
                 <w:rFonts w:cs="Calibri"/>
                 <w:sz w:val="22"/>
               </w:rPr>
-              <w:t>{{dk.3.nazev_polohy}}</w:t>
+              <w:t>{{dk.3.nazev_polohy|czech}}</w:t>
             </w:r>
           </w:p>
         </w:tc>
@@ -9449,7 +9901,7 @@
                 <w:rFonts w:cs="Calibri"/>
                 <w:sz w:val="22"/>
               </w:rPr>
-              <w:t>{{dk.3.typ_svalove_prace}}</w:t>
+              <w:t>{{dk.3.typ_svalove_prace|czech}}</w:t>
             </w:r>
           </w:p>
         </w:tc>
@@ -9480,7 +9932,7 @@
                 <w:rFonts w:cs="Calibri"/>
                 <w:sz w:val="22"/>
               </w:rPr>
-              <w:t>{{dk.3.vyskyt_min_a}}</w:t>
+              <w:t>{{dk.3.vyskyt_min_a|czech}}</w:t>
             </w:r>
           </w:p>
         </w:tc>
@@ -9509,7 +9961,7 @@
                 <w:rFonts w:cs="Calibri"/>
                 <w:sz w:val="22"/>
               </w:rPr>
-              <w:t>{{dk.3.typ_pracovni_polohy}}</w:t>
+              <w:t>{{dk.3.typ_pracovni_polohy|czech}}</w:t>
             </w:r>
           </w:p>
         </w:tc>
@@ -9542,7 +9994,7 @@
                 <w:rFonts w:cs="Calibri"/>
                 <w:sz w:val="22"/>
               </w:rPr>
-              <w:t>{{dk.4.nazev_polohy}}</w:t>
+              <w:t>{{dk.4.nazev_polohy|czech}}</w:t>
             </w:r>
           </w:p>
         </w:tc>
@@ -9571,7 +10023,7 @@
                 <w:rFonts w:cs="Calibri"/>
                 <w:sz w:val="22"/>
               </w:rPr>
-              <w:t>{{dk.4.typ_svalove_prace}}</w:t>
+              <w:t>{{dk.4.typ_svalove_prace|czech}}</w:t>
             </w:r>
           </w:p>
         </w:tc>
@@ -9602,7 +10054,7 @@
                 <w:rFonts w:cs="Calibri"/>
                 <w:sz w:val="22"/>
               </w:rPr>
-              <w:t>{{dk.4.vyskyt_min_a}}</w:t>
+              <w:t>{{dk.4.vyskyt_min_a|czech}}</w:t>
             </w:r>
           </w:p>
         </w:tc>
@@ -9631,7 +10083,7 @@
                 <w:rFonts w:cs="Calibri"/>
                 <w:sz w:val="22"/>
               </w:rPr>
-              <w:t>{{dk.4.typ_pracovni_polohy}}</w:t>
+              <w:t>{{dk.4.typ_pracovni_polohy|czech}}</w:t>
             </w:r>
           </w:p>
         </w:tc>
@@ -9664,7 +10116,7 @@
                 <w:rFonts w:cs="Calibri"/>
                 <w:sz w:val="22"/>
               </w:rPr>
-              <w:t>{{dk.5.nazev_polohy}}</w:t>
+              <w:t>{{dk.5.nazev_polohy|czech}}</w:t>
             </w:r>
           </w:p>
         </w:tc>
@@ -9693,7 +10145,7 @@
                 <w:rFonts w:cs="Calibri"/>
                 <w:sz w:val="22"/>
               </w:rPr>
-              <w:t>{{dk.5.typ_svalove_prace}}</w:t>
+              <w:t>{{dk.5.typ_svalove_prace|czech}}</w:t>
             </w:r>
           </w:p>
         </w:tc>
@@ -9724,7 +10176,7 @@
                 <w:rFonts w:cs="Calibri"/>
                 <w:sz w:val="22"/>
               </w:rPr>
-              <w:t>{{dk.5.vyskyt_min_a}}</w:t>
+              <w:t>{{dk.5.vyskyt_min_a|czech}}</w:t>
             </w:r>
           </w:p>
         </w:tc>
@@ -9753,7 +10205,7 @@
                 <w:rFonts w:cs="Calibri"/>
                 <w:sz w:val="22"/>
               </w:rPr>
-              <w:t>{{dk.5.typ_pracovni_polohy}}</w:t>
+              <w:t>{{dk.5.typ_pracovni_polohy|czech}}</w:t>
             </w:r>
           </w:p>
         </w:tc>
@@ -9786,7 +10238,7 @@
                 <w:rFonts w:cs="Calibri"/>
                 <w:sz w:val="22"/>
               </w:rPr>
-              <w:t>{{dk.6.nazev_polohy}}</w:t>
+              <w:t>{{dk.6.nazev_polohy|czech}}</w:t>
             </w:r>
           </w:p>
         </w:tc>
@@ -9815,7 +10267,7 @@
                 <w:rFonts w:cs="Calibri"/>
                 <w:sz w:val="22"/>
               </w:rPr>
-              <w:t>{{dk.6.typ_svalove_prace}}</w:t>
+              <w:t>{{dk.6.typ_svalove_prace|czech}}</w:t>
             </w:r>
           </w:p>
         </w:tc>
@@ -9846,7 +10298,7 @@
                 <w:rFonts w:cs="Calibri"/>
                 <w:sz w:val="22"/>
               </w:rPr>
-              <w:t>{{dk.6.vyskyt_min_a}}</w:t>
+              <w:t>{{dk.6.vyskyt_min_a|czech}}</w:t>
             </w:r>
           </w:p>
         </w:tc>
@@ -9875,7 +10327,7 @@
                 <w:rFonts w:cs="Calibri"/>
                 <w:sz w:val="22"/>
               </w:rPr>
-              <w:t>{{dk.6.typ_pracovni_polohy}}</w:t>
+              <w:t>{{dk.6.typ_pracovni_polohy|czech}}</w:t>
             </w:r>
           </w:p>
         </w:tc>
@@ -9908,7 +10360,7 @@
                 <w:rFonts w:cs="Calibri"/>
                 <w:sz w:val="22"/>
               </w:rPr>
-              <w:t>{{dk.7.nazev_polohy}}</w:t>
+              <w:t>{{dk.7.nazev_polohy|czech}}</w:t>
             </w:r>
           </w:p>
         </w:tc>
@@ -9937,7 +10389,7 @@
                 <w:rFonts w:cs="Calibri"/>
                 <w:sz w:val="22"/>
               </w:rPr>
-              <w:t>{{dk.7.typ_svalove_prace}}</w:t>
+              <w:t>{{dk.7.typ_svalove_prace|czech}}</w:t>
             </w:r>
           </w:p>
         </w:tc>
@@ -9968,7 +10420,7 @@
                 <w:rFonts w:cs="Calibri"/>
                 <w:sz w:val="22"/>
               </w:rPr>
-              <w:t>{{dk.7.vyskyt_min_a}}</w:t>
+              <w:t>{{dk.7.vyskyt_min_a|czech}}</w:t>
             </w:r>
           </w:p>
         </w:tc>
@@ -9997,21 +10449,13 @@
                 <w:rFonts w:cs="Calibri"/>
                 <w:sz w:val="22"/>
               </w:rPr>
-              <w:t>{{dk.7.typ_pracovni_polohy}}</w:t>
+              <w:t>{{dk.7.typ_pracovni_polohy|czech}}</w:t>
             </w:r>
           </w:p>
         </w:tc>
       </w:tr>
     </w:tbl>
-    <w:p>
-      <w:pPr>
-        <w:spacing w:after="200" w:line="276" w:lineRule="auto"/>
-        <w:rPr>
-          <w:noProof/>
-          <w:lang w:eastAsia="cs-CZ"/>
-        </w:rPr>
-      </w:pPr>
-    </w:p>
+    <w:p/>
     <w:tbl>
       <w:tblPr>
         <w:tblW w:w="4112" w:type="pct"/>
@@ -10031,10 +10475,10 @@
         <w:tblLook w:val="04A0" w:firstRow="1" w:lastRow="0" w:firstColumn="1" w:lastColumn="0" w:noHBand="0" w:noVBand="1"/>
       </w:tblPr>
       <w:tblGrid>
-        <w:gridCol w:w="2082"/>
-        <w:gridCol w:w="2440"/>
-        <w:gridCol w:w="2070"/>
-        <w:gridCol w:w="2620"/>
+        <w:gridCol w:w="2124"/>
+        <w:gridCol w:w="2414"/>
+        <w:gridCol w:w="2113"/>
+        <w:gridCol w:w="2561"/>
       </w:tblGrid>
       <w:tr>
         <w:trPr>
@@ -10333,7 +10777,7 @@
                 <w:rFonts w:cs="Calibri"/>
                 <w:sz w:val="22"/>
               </w:rPr>
-              <w:t>{{ostatni.1.nazev_polohy}}</w:t>
+              <w:t>{{ostatni.1.nazev_polohy|czech}}</w:t>
             </w:r>
           </w:p>
         </w:tc>
@@ -10362,7 +10806,7 @@
                 <w:rFonts w:cs="Calibri"/>
                 <w:sz w:val="22"/>
               </w:rPr>
-              <w:t>{{ostatni.1.typ_svalove_prace}}</w:t>
+              <w:t>{{ostatni.1.typ_svalove_prace|czech}}</w:t>
             </w:r>
           </w:p>
         </w:tc>
@@ -10395,7 +10839,7 @@
                 <w:rFonts w:cs="Calibri"/>
                 <w:sz w:val="22"/>
               </w:rPr>
-              <w:t>{{ostatni.1.vyskyt_min_a}}</w:t>
+              <w:t>{{ostatni.1.vyskyt_min_a|czech}}</w:t>
             </w:r>
           </w:p>
         </w:tc>
@@ -10424,7 +10868,7 @@
                 <w:rFonts w:cs="Calibri"/>
                 <w:sz w:val="22"/>
               </w:rPr>
-              <w:t>{{ostatni.1.typ_pracovni_polohy}}</w:t>
+              <w:t>{{ostatni.1.typ_pracovni_polohy|czech}}</w:t>
             </w:r>
           </w:p>
         </w:tc>
@@ -10457,7 +10901,7 @@
                 <w:rFonts w:cs="Calibri"/>
                 <w:sz w:val="22"/>
               </w:rPr>
-              <w:t>{{ostatni.2.nazev_polohy}}</w:t>
+              <w:t>{{ostatni.2.nazev_polohy|czech}}</w:t>
             </w:r>
           </w:p>
         </w:tc>
@@ -10486,7 +10930,7 @@
                 <w:rFonts w:cs="Calibri"/>
                 <w:sz w:val="22"/>
               </w:rPr>
-              <w:t>{{ostatni.2.typ_svalove_prace}}</w:t>
+              <w:t>{{ostatni.2.typ_svalove_prace|czech}}</w:t>
             </w:r>
           </w:p>
         </w:tc>
@@ -10517,7 +10961,7 @@
                 <w:rFonts w:cs="Calibri"/>
                 <w:sz w:val="22"/>
               </w:rPr>
-              <w:t>{{ostatni.2.vyskyt_min_a}}</w:t>
+              <w:t>{{ostatni.2.vyskyt_min_a|czech}}</w:t>
             </w:r>
           </w:p>
         </w:tc>
@@ -10546,7 +10990,7 @@
                 <w:rFonts w:cs="Calibri"/>
                 <w:sz w:val="22"/>
               </w:rPr>
-              <w:t>{{ostatni.2.typ_pracovni_polohy}}</w:t>
+              <w:t>{{ostatni.2.typ_pracovni_polohy|czech}}</w:t>
             </w:r>
           </w:p>
         </w:tc>
@@ -10579,7 +11023,7 @@
                 <w:rFonts w:cs="Calibri"/>
                 <w:sz w:val="22"/>
               </w:rPr>
-              <w:t>{{ostatni.3.nazev_polohy}}</w:t>
+              <w:t>{{ostatni.3.nazev_polohy|czech}}</w:t>
             </w:r>
           </w:p>
         </w:tc>
@@ -10608,7 +11052,7 @@
                 <w:rFonts w:cs="Calibri"/>
                 <w:sz w:val="22"/>
               </w:rPr>
-              <w:t>{{ostatni.3.typ_svalove_prace}}</w:t>
+              <w:t>{{ostatni.3.typ_svalove_prace|czech}}</w:t>
             </w:r>
           </w:p>
         </w:tc>
@@ -10639,7 +11083,7 @@
                 <w:rFonts w:cs="Calibri"/>
                 <w:sz w:val="22"/>
               </w:rPr>
-              <w:t>{{ostatni.3.vyskyt_min_a}}</w:t>
+              <w:t>{{ostatni.3.vyskyt_min_a|czech}}</w:t>
             </w:r>
           </w:p>
         </w:tc>
@@ -10668,7 +11112,7 @@
                 <w:rFonts w:cs="Calibri"/>
                 <w:sz w:val="22"/>
               </w:rPr>
-              <w:t>{{ostatni.3.typ_pracovni_polohy}}</w:t>
+              <w:t>{{ostatni.3.typ_pracovni_polohy|czech}}</w:t>
             </w:r>
           </w:p>
         </w:tc>
@@ -10701,7 +11145,7 @@
                 <w:rFonts w:cs="Calibri"/>
                 <w:sz w:val="22"/>
               </w:rPr>
-              <w:t>{{ostatni.4.nazev_polohy}}</w:t>
+              <w:t>{{ostatni.4.nazev_polohy|czech}}</w:t>
             </w:r>
           </w:p>
         </w:tc>
@@ -10730,7 +11174,7 @@
                 <w:rFonts w:cs="Calibri"/>
                 <w:sz w:val="22"/>
               </w:rPr>
-              <w:t>{{ostatni.4.typ_svalove_prace}}</w:t>
+              <w:t>{{ostatni.4.typ_svalove_prace|czech}}</w:t>
             </w:r>
           </w:p>
         </w:tc>
@@ -10761,7 +11205,7 @@
                 <w:rFonts w:cs="Calibri"/>
                 <w:sz w:val="22"/>
               </w:rPr>
-              <w:t>{{ostatni.4.vyskyt_min_a}}</w:t>
+              <w:t>{{ostatni.4.vyskyt_min_a|czech}}</w:t>
             </w:r>
           </w:p>
         </w:tc>
@@ -10790,12 +11234,65 @@
                 <w:rFonts w:cs="Calibri"/>
                 <w:sz w:val="22"/>
               </w:rPr>
-              <w:t>{{ostatni.4.typ_pracovni_polohy}}</w:t>
+              <w:t>{{ostatni.4.typ_pracovni_polohy|czech}}</w:t>
             </w:r>
           </w:p>
         </w:tc>
       </w:tr>
     </w:tbl>
+    <w:p/>
+    <w:p>
+      <w:pPr>
+        <w:spacing w:after="200" w:line="276" w:lineRule="auto"/>
+        <w:rPr>
+          <w:noProof/>
+          <w:lang w:eastAsia="cs-CZ"/>
+        </w:rPr>
+      </w:pPr>
+    </w:p>
+    <w:p>
+      <w:pPr>
+        <w:spacing w:after="200" w:line="276" w:lineRule="auto"/>
+        <w:rPr>
+          <w:noProof/>
+          <w:lang w:eastAsia="cs-CZ"/>
+        </w:rPr>
+      </w:pPr>
+    </w:p>
+    <w:p>
+      <w:pPr>
+        <w:spacing w:after="200" w:line="276" w:lineRule="auto"/>
+        <w:rPr>
+          <w:noProof/>
+          <w:lang w:eastAsia="cs-CZ"/>
+        </w:rPr>
+      </w:pPr>
+    </w:p>
+    <w:p>
+      <w:pPr>
+        <w:spacing w:after="200" w:line="276" w:lineRule="auto"/>
+        <w:rPr>
+          <w:noProof/>
+          <w:lang w:eastAsia="cs-CZ"/>
+        </w:rPr>
+      </w:pPr>
+      <w:r>
+        <w:rPr>
+          <w:noProof/>
+          <w:lang w:eastAsia="cs-CZ"/>
+        </w:rPr>
+        <w:br w:type="page"/>
+      </w:r>
+    </w:p>
+    <w:p>
+      <w:pPr>
+        <w:spacing w:after="200" w:line="276" w:lineRule="auto"/>
+        <w:rPr>
+          <w:noProof/>
+          <w:lang w:eastAsia="cs-CZ"/>
+        </w:rPr>
+      </w:pPr>
+    </w:p>
     <w:p>
       <w:pPr>
         <w:spacing w:after="200" w:line="276" w:lineRule="auto"/>
@@ -10930,7 +11427,21 @@
               <w:rPr>
                 <w:lang w:eastAsia="cs-CZ"/>
               </w:rPr>
-              <w:t>{{section4_worker_a.initials|czech}}</w:t>
+              <w:t>{{section4_worker_</w:t>
+            </w:r>
+            <w:proofErr w:type="gramStart"/>
+            <w:r>
+              <w:rPr>
+                <w:lang w:eastAsia="cs-CZ"/>
+              </w:rPr>
+              <w:t>a.initials</w:t>
+            </w:r>
+            <w:proofErr w:type="gramEnd"/>
+            <w:r>
+              <w:rPr>
+                <w:lang w:eastAsia="cs-CZ"/>
+              </w:rPr>
+              <w:t>|czech}}</w:t>
             </w:r>
           </w:p>
         </w:tc>
@@ -10999,7 +11510,27 @@
                 <w:szCs w:val="20"/>
                 <w:lang w:eastAsia="cs-CZ"/>
               </w:rPr>
-              <w:t>{{section2_firma.profession_name}}</w:t>
+              <w:t>{{section2_</w:t>
+            </w:r>
+            <w:proofErr w:type="gramStart"/>
+            <w:r>
+              <w:rPr>
+                <w:rFonts w:cstheme="minorHAnsi"/>
+                <w:bCs/>
+                <w:szCs w:val="20"/>
+                <w:lang w:eastAsia="cs-CZ"/>
+              </w:rPr>
+              <w:t>firma.profession</w:t>
+            </w:r>
+            <w:proofErr w:type="gramEnd"/>
+            <w:r>
+              <w:rPr>
+                <w:rFonts w:cstheme="minorHAnsi"/>
+                <w:bCs/>
+                <w:szCs w:val="20"/>
+                <w:lang w:eastAsia="cs-CZ"/>
+              </w:rPr>
+              <w:t>_name}}</w:t>
             </w:r>
             <w:r>
               <w:rPr>
@@ -11078,7 +11609,27 @@
                 <w:szCs w:val="20"/>
                 <w:lang w:eastAsia="cs-CZ"/>
               </w:rPr>
-              <w:t>{{section2_firma.workplace}}</w:t>
+              <w:t>{{section2_</w:t>
+            </w:r>
+            <w:proofErr w:type="gramStart"/>
+            <w:r>
+              <w:rPr>
+                <w:rFonts w:cstheme="minorHAnsi"/>
+                <w:bCs/>
+                <w:szCs w:val="20"/>
+                <w:lang w:eastAsia="cs-CZ"/>
+              </w:rPr>
+              <w:t>firma.workplace</w:t>
+            </w:r>
+            <w:proofErr w:type="gramEnd"/>
+            <w:r>
+              <w:rPr>
+                <w:rFonts w:cstheme="minorHAnsi"/>
+                <w:bCs/>
+                <w:szCs w:val="20"/>
+                <w:lang w:eastAsia="cs-CZ"/>
+              </w:rPr>
+              <w:t>}}</w:t>
             </w:r>
           </w:p>
         </w:tc>
@@ -11179,7 +11730,27 @@
                 <w:szCs w:val="20"/>
                 <w:lang w:eastAsia="cs-CZ"/>
               </w:rPr>
-              <w:t>{{section4_worker_a.work_duration|czech}}</w:t>
+              <w:t>{{section4_worker_</w:t>
+            </w:r>
+            <w:proofErr w:type="gramStart"/>
+            <w:r>
+              <w:rPr>
+                <w:rFonts w:cstheme="minorHAnsi"/>
+                <w:bCs/>
+                <w:szCs w:val="20"/>
+                <w:lang w:eastAsia="cs-CZ"/>
+              </w:rPr>
+              <w:t>a.work</w:t>
+            </w:r>
+            <w:proofErr w:type="gramEnd"/>
+            <w:r>
+              <w:rPr>
+                <w:rFonts w:cstheme="minorHAnsi"/>
+                <w:bCs/>
+                <w:szCs w:val="20"/>
+                <w:lang w:eastAsia="cs-CZ"/>
+              </w:rPr>
+              <w:t>_duration|czech}}</w:t>
             </w:r>
             <w:r>
               <w:rPr>
@@ -11256,7 +11827,27 @@
                 <w:szCs w:val="20"/>
                 <w:lang w:eastAsia="cs-CZ"/>
               </w:rPr>
-              <w:t>{{section4_worker_a.breaks|czech}}</w:t>
+              <w:t>{{section4_worker_</w:t>
+            </w:r>
+            <w:proofErr w:type="gramStart"/>
+            <w:r>
+              <w:rPr>
+                <w:rFonts w:cstheme="minorHAnsi"/>
+                <w:b/>
+                <w:szCs w:val="20"/>
+                <w:lang w:eastAsia="cs-CZ"/>
+              </w:rPr>
+              <w:t>a.breaks</w:t>
+            </w:r>
+            <w:proofErr w:type="gramEnd"/>
+            <w:r>
+              <w:rPr>
+                <w:rFonts w:cstheme="minorHAnsi"/>
+                <w:b/>
+                <w:szCs w:val="20"/>
+                <w:lang w:eastAsia="cs-CZ"/>
+              </w:rPr>
+              <w:t>|czech}}</w:t>
             </w:r>
             <w:r>
               <w:rPr>
@@ -11333,8 +11924,9 @@
                 <w:szCs w:val="20"/>
                 <w:lang w:eastAsia="cs-CZ"/>
               </w:rPr>
-              <w:t>{{section4_worker_a.work_duration_min|czech}}</w:t>
-            </w:r>
+              <w:t>{{section4_worker_</w:t>
+            </w:r>
+            <w:proofErr w:type="gramStart"/>
             <w:r>
               <w:rPr>
                 <w:rFonts w:cstheme="minorHAnsi"/>
@@ -11342,6 +11934,25 @@
                 <w:szCs w:val="20"/>
                 <w:lang w:eastAsia="cs-CZ"/>
               </w:rPr>
+              <w:t>a.work</w:t>
+            </w:r>
+            <w:proofErr w:type="gramEnd"/>
+            <w:r>
+              <w:rPr>
+                <w:rFonts w:cstheme="minorHAnsi"/>
+                <w:bCs/>
+                <w:szCs w:val="20"/>
+                <w:lang w:eastAsia="cs-CZ"/>
+              </w:rPr>
+              <w:t>_duration_min|czech}}</w:t>
+            </w:r>
+            <w:r>
+              <w:rPr>
+                <w:rFonts w:cstheme="minorHAnsi"/>
+                <w:bCs/>
+                <w:szCs w:val="20"/>
+                <w:lang w:eastAsia="cs-CZ"/>
+              </w:rPr>
               <w:t xml:space="preserve"> min</w:t>
             </w:r>
             <w:r>
@@ -11360,8 +11971,9 @@
                 <w:szCs w:val="20"/>
                 <w:lang w:eastAsia="cs-CZ"/>
               </w:rPr>
-              <w:t>{{section4_worker_a.safety_break_min|czech}}</w:t>
-            </w:r>
+              <w:t>{{section4_worker_</w:t>
+            </w:r>
+            <w:proofErr w:type="gramStart"/>
             <w:r>
               <w:rPr>
                 <w:rFonts w:cstheme="minorHAnsi"/>
@@ -11369,8 +11981,9 @@
                 <w:szCs w:val="20"/>
                 <w:lang w:eastAsia="cs-CZ"/>
               </w:rPr>
-              <w:t xml:space="preserve"> min bezpečnostní </w:t>
-            </w:r>
+              <w:t>a.safety</w:t>
+            </w:r>
+            <w:proofErr w:type="gramEnd"/>
             <w:r>
               <w:rPr>
                 <w:rFonts w:cstheme="minorHAnsi"/>
@@ -11378,8 +11991,16 @@
                 <w:szCs w:val="20"/>
                 <w:lang w:eastAsia="cs-CZ"/>
               </w:rPr>
-              <w:lastRenderedPageBreak/>
-              <w:t>přestávka (BP)</w:t>
+              <w:t>_break_min|czech}}</w:t>
+            </w:r>
+            <w:r>
+              <w:rPr>
+                <w:rFonts w:cstheme="minorHAnsi"/>
+                <w:bCs/>
+                <w:szCs w:val="20"/>
+                <w:lang w:eastAsia="cs-CZ"/>
+              </w:rPr>
+              <w:t xml:space="preserve"> min bezpečnostní přestávka (BP)</w:t>
             </w:r>
           </w:p>
         </w:tc>
@@ -11409,8 +12030,27 @@
                 <w:szCs w:val="20"/>
                 <w:lang w:eastAsia="cs-CZ"/>
               </w:rPr>
-              <w:lastRenderedPageBreak/>
-              <w:t>Snížení hyg. limitu</w:t>
+              <w:t xml:space="preserve">Snížení </w:t>
+            </w:r>
+            <w:proofErr w:type="spellStart"/>
+            <w:r>
+              <w:rPr>
+                <w:rFonts w:cstheme="minorHAnsi"/>
+                <w:b/>
+                <w:szCs w:val="20"/>
+                <w:lang w:eastAsia="cs-CZ"/>
+              </w:rPr>
+              <w:t>hyg</w:t>
+            </w:r>
+            <w:proofErr w:type="spellEnd"/>
+            <w:r>
+              <w:rPr>
+                <w:rFonts w:cstheme="minorHAnsi"/>
+                <w:b/>
+                <w:szCs w:val="20"/>
+                <w:lang w:eastAsia="cs-CZ"/>
+              </w:rPr>
+              <w:t>. limitu</w:t>
             </w:r>
             <w:r>
               <w:rPr>
@@ -11502,21 +12142,49 @@
         </w:rPr>
         <w:t>{{</w:t>
       </w:r>
+      <w:proofErr w:type="spellStart"/>
       <w:r>
         <w:rPr>
           <w:color w:val="000000"/>
           <w:szCs w:val="20"/>
           <w:lang w:eastAsia="cs-CZ"/>
         </w:rPr>
-        <w:t>section_generated_texts</w:t>
-      </w:r>
+        <w:t>section_generated_</w:t>
+      </w:r>
+      <w:proofErr w:type="gramStart"/>
       <w:r>
         <w:rPr>
           <w:color w:val="000000"/>
           <w:szCs w:val="20"/>
           <w:lang w:eastAsia="cs-CZ"/>
         </w:rPr>
-        <w:t>.prvni_pp_podminka_kategorie}}</w:t>
+        <w:t>texts</w:t>
+      </w:r>
+      <w:r>
+        <w:rPr>
+          <w:color w:val="000000"/>
+          <w:szCs w:val="20"/>
+          <w:lang w:eastAsia="cs-CZ"/>
+        </w:rPr>
+        <w:t>.prvni</w:t>
+      </w:r>
+      <w:proofErr w:type="gramEnd"/>
+      <w:r>
+        <w:rPr>
+          <w:color w:val="000000"/>
+          <w:szCs w:val="20"/>
+          <w:lang w:eastAsia="cs-CZ"/>
+        </w:rPr>
+        <w:t>_pp_podminka_kategorie</w:t>
+      </w:r>
+      <w:proofErr w:type="spellEnd"/>
+      <w:r>
+        <w:rPr>
+          <w:color w:val="000000"/>
+          <w:szCs w:val="20"/>
+          <w:lang w:eastAsia="cs-CZ"/>
+        </w:rPr>
+        <w:t>}}</w:t>
       </w:r>
     </w:p>
     <w:p>
@@ -11543,8 +12211,9 @@
           <w:szCs w:val="20"/>
           <w:lang w:eastAsia="cs-CZ"/>
         </w:rPr>
-        <w:t>{{section2_firma.profession_name}}</w:t>
-      </w:r>
+        <w:t>{{section2_</w:t>
+      </w:r>
+      <w:proofErr w:type="gramStart"/>
       <w:r>
         <w:rPr>
           <w:i/>
@@ -11552,8 +12221,9 @@
           <w:szCs w:val="20"/>
           <w:lang w:eastAsia="cs-CZ"/>
         </w:rPr>
-        <w:t xml:space="preserve"> </w:t>
-      </w:r>
+        <w:t>firma.profession</w:t>
+      </w:r>
+      <w:proofErr w:type="gramEnd"/>
       <w:r>
         <w:rPr>
           <w:i/>
@@ -11561,7 +12231,7 @@
           <w:szCs w:val="20"/>
           <w:lang w:eastAsia="cs-CZ"/>
         </w:rPr>
-        <w:t>–</w:t>
+        <w:t>_name}}</w:t>
       </w:r>
       <w:r>
         <w:rPr>
@@ -11579,7 +12249,7 @@
           <w:szCs w:val="20"/>
           <w:lang w:eastAsia="cs-CZ"/>
         </w:rPr>
-        <w:t>muži</w:t>
+        <w:t>–</w:t>
       </w:r>
       <w:r>
         <w:rPr>
@@ -11592,6 +12262,24 @@
       </w:r>
       <w:r>
         <w:rPr>
+          <w:i/>
+          <w:color w:val="000000"/>
+          <w:szCs w:val="20"/>
+          <w:lang w:eastAsia="cs-CZ"/>
+        </w:rPr>
+        <w:t>muži</w:t>
+      </w:r>
+      <w:r>
+        <w:rPr>
+          <w:i/>
+          <w:color w:val="000000"/>
+          <w:szCs w:val="20"/>
+          <w:lang w:eastAsia="cs-CZ"/>
+        </w:rPr>
+        <w:t xml:space="preserve"> </w:t>
+      </w:r>
+      <w:r>
+        <w:rPr>
           <w:color w:val="000000"/>
           <w:szCs w:val="20"/>
           <w:lang w:eastAsia="cs-CZ"/>
@@ -11605,8 +12293,9 @@
           <w:szCs w:val="20"/>
           <w:lang w:eastAsia="cs-CZ"/>
         </w:rPr>
-        <w:t>{{section2_firma.workplace}}</w:t>
-      </w:r>
+        <w:t>{{section2_</w:t>
+      </w:r>
+      <w:proofErr w:type="gramStart"/>
       <w:r>
         <w:rPr>
           <w:rFonts w:cs="Calibri"/>
@@ -11614,6 +12303,25 @@
           <w:szCs w:val="20"/>
           <w:lang w:eastAsia="cs-CZ"/>
         </w:rPr>
+        <w:t>firma.workplace</w:t>
+      </w:r>
+      <w:proofErr w:type="gramEnd"/>
+      <w:r>
+        <w:rPr>
+          <w:rFonts w:cs="Calibri"/>
+          <w:i/>
+          <w:szCs w:val="20"/>
+          <w:lang w:eastAsia="cs-CZ"/>
+        </w:rPr>
+        <w:t>}}</w:t>
+      </w:r>
+      <w:r>
+        <w:rPr>
+          <w:rFonts w:cs="Calibri"/>
+          <w:i/>
+          <w:szCs w:val="20"/>
+          <w:lang w:eastAsia="cs-CZ"/>
+        </w:rPr>
         <w:t xml:space="preserve"> </w:t>
       </w:r>
       <w:r>
@@ -11650,15 +12358,40 @@
           <w:szCs w:val="20"/>
           <w:lang w:eastAsia="cs-CZ"/>
         </w:rPr>
-        <w:t>{{section_generated_texts.</w:t>
-      </w:r>
-      <w:r>
-        <w:rPr>
-          <w:szCs w:val="20"/>
-          <w:lang w:eastAsia="cs-CZ"/>
-        </w:rPr>
-        <w:t>pp_problematicke_polohy_seznam</w:t>
-      </w:r>
+        <w:t>{{</w:t>
+      </w:r>
+      <w:proofErr w:type="spellStart"/>
+      <w:r>
+        <w:rPr>
+          <w:szCs w:val="20"/>
+          <w:lang w:eastAsia="cs-CZ"/>
+        </w:rPr>
+        <w:t>section_generated_</w:t>
+      </w:r>
+      <w:proofErr w:type="gramStart"/>
+      <w:r>
+        <w:rPr>
+          <w:szCs w:val="20"/>
+          <w:lang w:eastAsia="cs-CZ"/>
+        </w:rPr>
+        <w:t>texts.</w:t>
+      </w:r>
+      <w:r>
+        <w:rPr>
+          <w:szCs w:val="20"/>
+          <w:lang w:eastAsia="cs-CZ"/>
+        </w:rPr>
+        <w:t>pp</w:t>
+      </w:r>
+      <w:proofErr w:type="gramEnd"/>
+      <w:r>
+        <w:rPr>
+          <w:szCs w:val="20"/>
+          <w:lang w:eastAsia="cs-CZ"/>
+        </w:rPr>
+        <w:t>_problematicke_polohy_seznam</w:t>
+      </w:r>
+      <w:proofErr w:type="spellEnd"/>
       <w:r>
         <w:rPr>
           <w:szCs w:val="20"/>
@@ -11694,22 +12427,50 @@
           <w:szCs w:val="20"/>
           <w:lang w:eastAsia="cs-CZ"/>
         </w:rPr>
-        <w:t>{{section_generated_texts.</w:t>
-      </w:r>
+        <w:t>{{</w:t>
+      </w:r>
+      <w:proofErr w:type="spellStart"/>
       <w:r>
         <w:rPr>
           <w:b/>
           <w:szCs w:val="20"/>
           <w:lang w:eastAsia="cs-CZ"/>
         </w:rPr>
-        <w:t>pp_kategorie_cislo</w:t>
-      </w:r>
+        <w:t>section_generated_</w:t>
+      </w:r>
+      <w:proofErr w:type="gramStart"/>
       <w:r>
         <w:rPr>
           <w:b/>
           <w:szCs w:val="20"/>
           <w:lang w:eastAsia="cs-CZ"/>
         </w:rPr>
+        <w:t>texts.</w:t>
+      </w:r>
+      <w:r>
+        <w:rPr>
+          <w:b/>
+          <w:szCs w:val="20"/>
+          <w:lang w:eastAsia="cs-CZ"/>
+        </w:rPr>
+        <w:t>pp</w:t>
+      </w:r>
+      <w:proofErr w:type="gramEnd"/>
+      <w:r>
+        <w:rPr>
+          <w:b/>
+          <w:szCs w:val="20"/>
+          <w:lang w:eastAsia="cs-CZ"/>
+        </w:rPr>
+        <w:t>_kategorie_cislo</w:t>
+      </w:r>
+      <w:proofErr w:type="spellEnd"/>
+      <w:r>
+        <w:rPr>
+          <w:b/>
+          <w:szCs w:val="20"/>
+          <w:lang w:eastAsia="cs-CZ"/>
+        </w:rPr>
         <w:t>}}</w:t>
       </w:r>
       <w:r>
@@ -11719,19 +12480,10 @@
         </w:rPr>
         <w:t>.</w:t>
       </w:r>
-    </w:p>
-    <w:p>
-      <w:pPr>
-        <w:rPr>
-          <w:sz w:val="24"/>
-          <w:szCs w:val="24"/>
-          <w:lang w:eastAsia="cs-CZ"/>
-        </w:rPr>
-      </w:pPr>
     </w:p>
     <w:tbl>
       <w:tblPr>
-        <w:tblW w:w="9330" w:type="dxa"/>
+        <w:tblW w:w="9200" w:type="dxa"/>
         <w:jc w:val="center"/>
         <w:tblCellMar>
           <w:left w:w="70" w:type="dxa"/>
@@ -11740,9 +12492,9 @@
         <w:tblLook w:val="04A0" w:firstRow="1" w:lastRow="0" w:firstColumn="1" w:lastColumn="0" w:noHBand="0" w:noVBand="1"/>
       </w:tblPr>
       <w:tblGrid>
-        <w:gridCol w:w="3580"/>
-        <w:gridCol w:w="1652"/>
-        <w:gridCol w:w="4098"/>
+        <w:gridCol w:w="711"/>
+        <w:gridCol w:w="879"/>
+        <w:gridCol w:w="7622"/>
       </w:tblGrid>
       <w:tr>
         <w:trPr>
@@ -11751,7 +12503,7 @@
         </w:trPr>
         <w:tc>
           <w:tcPr>
-            <w:tcW w:w="6524" w:type="dxa"/>
+            <w:tcW w:w="6394" w:type="dxa"/>
             <w:tcBorders>
               <w:top w:val="single" w:sz="4" w:space="0" w:color="000000"/>
               <w:left w:val="single" w:sz="4" w:space="0" w:color="auto"/>
@@ -11771,6 +12523,7 @@
                 <w:lang w:eastAsia="cs-CZ"/>
               </w:rPr>
             </w:pPr>
+            <w:bookmarkStart w:id="7" w:name="_Hlk163735604"/>
             <w:r>
               <w:rPr>
                 <w:rFonts w:eastAsia="Times New Roman" w:cs="Calibri"/>
@@ -11778,8 +12531,29 @@
                 <w:szCs w:val="20"/>
                 <w:lang w:eastAsia="cs-CZ"/>
               </w:rPr>
-              <w:t>Výskyt nepřijatelných a podmíněně přijatelných pracovních poloh</w:t>
-            </w:r>
+              <w:t xml:space="preserve">Celosměnový počet pohybů rukou a předloktí s ohledem na vynakládanou průměrnou směnovou časově </w:t>
+            </w:r>
+            <w:r>
+              <w:rPr>
+                <w:rFonts w:eastAsia="Times New Roman" w:cs="Calibri"/>
+                <w:b/>
+                <w:szCs w:val="20"/>
+                <w:lang w:eastAsia="cs-CZ"/>
+              </w:rPr>
+              <w:lastRenderedPageBreak/>
+              <w:t xml:space="preserve">váženou hodnotu % </w:t>
+            </w:r>
+            <w:proofErr w:type="spellStart"/>
+            <w:r>
+              <w:rPr>
+                <w:rFonts w:eastAsia="Times New Roman" w:cs="Calibri"/>
+                <w:b/>
+                <w:szCs w:val="20"/>
+                <w:lang w:eastAsia="cs-CZ"/>
+              </w:rPr>
+              <w:t>Fmax</w:t>
+            </w:r>
+            <w:proofErr w:type="spellEnd"/>
           </w:p>
         </w:tc>
         <w:tc>
@@ -11815,6 +12589,7 @@
                 <w:szCs w:val="20"/>
                 <w:lang w:eastAsia="cs-CZ"/>
               </w:rPr>
+              <w:lastRenderedPageBreak/>
               <w:t>Navrhovaná</w:t>
             </w:r>
           </w:p>
@@ -11858,34 +12633,69 @@
             <w:pPr>
               <w:jc w:val="center"/>
               <w:rPr>
-                <w:rFonts w:ascii="Cambria" w:eastAsia="Times New Roman" w:hAnsi="Cambria" w:cs="Calibri"/>
+                <w:rFonts w:asciiTheme="majorHAnsi" w:eastAsia="Times New Roman" w:hAnsiTheme="majorHAnsi" w:cs="Calibri"/>
                 <w:b/>
                 <w:color w:val="FFFFFF"/>
                 <w:sz w:val="72"/>
-                <w:lang w:eastAsia="cs-CZ"/>
-              </w:rPr>
-            </w:pPr>
-            <w:r>
-              <w:rPr>
-                <w:b/>
-                <w:szCs w:val="20"/>
-                <w:lang w:eastAsia="cs-CZ"/>
-              </w:rPr>
-              <w:t>{{section_generated_texts.</w:t>
-            </w:r>
-            <w:r>
-              <w:rPr>
-                <w:b/>
-                <w:szCs w:val="20"/>
-                <w:lang w:eastAsia="cs-CZ"/>
-              </w:rPr>
-              <w:t>pp_kategorie_cislo</w:t>
-            </w:r>
-            <w:r>
-              <w:rPr>
-                <w:b/>
-                <w:szCs w:val="20"/>
-                <w:lang w:eastAsia="cs-CZ"/>
+                <w:szCs w:val="72"/>
+                <w:lang w:eastAsia="cs-CZ"/>
+              </w:rPr>
+            </w:pPr>
+            <w:r>
+              <w:rPr>
+                <w:rFonts w:asciiTheme="majorHAnsi" w:hAnsiTheme="majorHAnsi"/>
+                <w:b/>
+                <w:sz w:val="72"/>
+                <w:szCs w:val="72"/>
+              </w:rPr>
+              <w:t>{{</w:t>
+            </w:r>
+            <w:proofErr w:type="spellStart"/>
+            <w:r>
+              <w:rPr>
+                <w:rFonts w:asciiTheme="majorHAnsi" w:hAnsiTheme="majorHAnsi"/>
+                <w:b/>
+                <w:sz w:val="72"/>
+                <w:szCs w:val="72"/>
+              </w:rPr>
+              <w:t>section_generated_</w:t>
+            </w:r>
+            <w:proofErr w:type="gramStart"/>
+            <w:r>
+              <w:rPr>
+                <w:rFonts w:asciiTheme="majorHAnsi" w:hAnsiTheme="majorHAnsi"/>
+                <w:b/>
+                <w:sz w:val="72"/>
+                <w:szCs w:val="72"/>
+              </w:rPr>
+              <w:t>texts.</w:t>
+            </w:r>
+            <w:r>
+              <w:rPr>
+                <w:rFonts w:asciiTheme="majorHAnsi" w:hAnsiTheme="majorHAnsi"/>
+                <w:b/>
+                <w:sz w:val="72"/>
+                <w:szCs w:val="72"/>
+              </w:rPr>
+              <w:t>pp</w:t>
+            </w:r>
+            <w:proofErr w:type="gramEnd"/>
+            <w:r>
+              <w:rPr>
+                <w:rFonts w:asciiTheme="majorHAnsi" w:hAnsiTheme="majorHAnsi"/>
+                <w:b/>
+                <w:sz w:val="72"/>
+                <w:szCs w:val="72"/>
+              </w:rPr>
+              <w:t>_kategorie_cislo</w:t>
+            </w:r>
+            <w:proofErr w:type="spellEnd"/>
+            <w:r>
+              <w:rPr>
+                <w:rFonts w:asciiTheme="majorHAnsi" w:hAnsiTheme="majorHAnsi"/>
+                <w:b/>
+                <w:sz w:val="72"/>
+                <w:szCs w:val="72"/>
               </w:rPr>
               <w:t>}}</w:t>
             </w:r>
@@ -11899,7 +12709,7 @@
         </w:trPr>
         <w:tc>
           <w:tcPr>
-            <w:tcW w:w="6524" w:type="dxa"/>
+            <w:tcW w:w="6394" w:type="dxa"/>
             <w:tcBorders>
               <w:top w:val="single" w:sz="4" w:space="0" w:color="auto"/>
               <w:left w:val="single" w:sz="4" w:space="0" w:color="auto"/>
@@ -11925,7 +12735,25 @@
                 <w:szCs w:val="20"/>
                 <w:lang w:eastAsia="cs-CZ"/>
               </w:rPr>
-              <w:t>Hodnocení bylo provedeno dle § 27 NV č. 361/2007 Sb., v platném znění</w:t>
+              <w:t>H</w:t>
+            </w:r>
+            <w:r>
+              <w:rPr>
+                <w:rFonts w:eastAsia="Times New Roman" w:cs="Calibri"/>
+                <w:b/>
+                <w:szCs w:val="20"/>
+                <w:lang w:eastAsia="cs-CZ"/>
+              </w:rPr>
+              <w:t>odnocení bylo provedeno dle § 25</w:t>
+            </w:r>
+            <w:r>
+              <w:rPr>
+                <w:rFonts w:eastAsia="Times New Roman" w:cs="Calibri"/>
+                <w:b/>
+                <w:szCs w:val="20"/>
+                <w:lang w:eastAsia="cs-CZ"/>
+              </w:rPr>
+              <w:t xml:space="preserve"> NV č. 361/2007 Sb., v platném znění</w:t>
             </w:r>
           </w:p>
         </w:tc>
@@ -11977,15 +12805,8 @@
           </w:p>
         </w:tc>
       </w:tr>
+      <w:bookmarkEnd w:id="7"/>
     </w:tbl>
-    <w:p>
-      <w:pPr>
-        <w:spacing w:after="200" w:line="276" w:lineRule="auto"/>
-        <w:rPr>
-          <w:lang w:eastAsia="cs-CZ"/>
-        </w:rPr>
-      </w:pPr>
-    </w:p>
     <w:p>
       <w:pPr>
         <w:spacing w:after="200" w:line="276" w:lineRule="auto"/>
@@ -13074,7 +13895,7 @@
           <w:lang w:eastAsia="cs-CZ"/>
         </w:rPr>
       </w:pPr>
-      <w:bookmarkStart w:id="7" w:name="_Hlk167272628"/>
+      <w:bookmarkStart w:id="8" w:name="_Hlk167272628"/>
       <w:r>
         <w:rPr>
           <w:lang w:eastAsia="cs-CZ"/>
@@ -13091,13 +13912,27 @@
         <w:rPr>
           <w:lang w:eastAsia="cs-CZ"/>
         </w:rPr>
-        <w:t>section6_final</w:t>
-      </w:r>
-      <w:r>
-        <w:rPr>
-          <w:lang w:eastAsia="cs-CZ"/>
-        </w:rPr>
-        <w:t>.measured_by}}</w:t>
+        <w:t>section6_</w:t>
+      </w:r>
+      <w:proofErr w:type="gramStart"/>
+      <w:r>
+        <w:rPr>
+          <w:lang w:eastAsia="cs-CZ"/>
+        </w:rPr>
+        <w:t>final</w:t>
+      </w:r>
+      <w:r>
+        <w:rPr>
+          <w:lang w:eastAsia="cs-CZ"/>
+        </w:rPr>
+        <w:t>.measured</w:t>
+      </w:r>
+      <w:proofErr w:type="gramEnd"/>
+      <w:r>
+        <w:rPr>
+          <w:lang w:eastAsia="cs-CZ"/>
+        </w:rPr>
+        <w:t>_by}}</w:t>
       </w:r>
     </w:p>
     <w:p>
@@ -13170,7 +14005,21 @@
         <w:rPr>
           <w:lang w:eastAsia="cs-CZ"/>
         </w:rPr>
-        <w:t>{{today_date}}</w:t>
+        <w:t>{{</w:t>
+      </w:r>
+      <w:proofErr w:type="spellStart"/>
+      <w:r>
+        <w:rPr>
+          <w:lang w:eastAsia="cs-CZ"/>
+        </w:rPr>
+        <w:t>today_date</w:t>
+      </w:r>
+      <w:proofErr w:type="spellEnd"/>
+      <w:r>
+        <w:rPr>
+          <w:lang w:eastAsia="cs-CZ"/>
+        </w:rPr>
+        <w:t>}}</w:t>
       </w:r>
     </w:p>
     <w:p>
@@ -13184,7 +14033,15 @@
         <w:t xml:space="preserve">Za správnost odpovídá a schválil vedoucí autorizované laboratoře: </w:t>
       </w:r>
       <w:r>
-        <w:t>MUDr. Danica Henčeková, Ph.D.</w:t>
+        <w:t xml:space="preserve">MUDr. Danica </w:t>
+      </w:r>
+      <w:proofErr w:type="spellStart"/>
+      <w:r>
+        <w:t>Henčeková</w:t>
+      </w:r>
+      <w:proofErr w:type="spellEnd"/>
+      <w:r>
+        <w:t>, Ph.D.</w:t>
       </w:r>
     </w:p>
     <w:p>
@@ -13259,7 +14116,7 @@
         </w:drawing>
       </w:r>
     </w:p>
-    <w:bookmarkEnd w:id="7"/>
+    <w:bookmarkEnd w:id="8"/>
     <w:p>
       <w:pPr>
         <w:spacing w:line="276" w:lineRule="auto"/>
@@ -13398,7 +14255,55 @@
               <w:szCs w:val="18"/>
               <w:lang w:eastAsia="cs-CZ"/>
             </w:rPr>
-            <w:t>{{section2_firma.evidence_number}}/2025</w:t>
+            <w:t>{{section2_</w:t>
+          </w:r>
+          <w:proofErr w:type="gramStart"/>
+          <w:r>
+            <w:rPr>
+              <w:rFonts w:eastAsia="Times New Roman" w:cs="Calibri"/>
+              <w:b/>
+              <w:bCs/>
+              <w:sz w:val="18"/>
+              <w:szCs w:val="18"/>
+              <w:lang w:eastAsia="cs-CZ"/>
+            </w:rPr>
+            <w:t>firma.evidence</w:t>
+          </w:r>
+          <w:proofErr w:type="gramEnd"/>
+          <w:r>
+            <w:rPr>
+              <w:rFonts w:eastAsia="Times New Roman" w:cs="Calibri"/>
+              <w:b/>
+              <w:bCs/>
+              <w:sz w:val="18"/>
+              <w:szCs w:val="18"/>
+              <w:lang w:eastAsia="cs-CZ"/>
+            </w:rPr>
+            <w:t>_number</w:t>
+          </w:r>
+          <w:proofErr w:type="gramStart"/>
+          <w:r>
+            <w:rPr>
+              <w:rFonts w:eastAsia="Times New Roman" w:cs="Calibri"/>
+              <w:b/>
+              <w:bCs/>
+              <w:sz w:val="18"/>
+              <w:szCs w:val="18"/>
+              <w:lang w:eastAsia="cs-CZ"/>
+            </w:rPr>
+            <w:t>}}/</w:t>
+          </w:r>
+          <w:proofErr w:type="gramEnd"/>
+          <w:r>
+            <w:rPr>
+              <w:rFonts w:eastAsia="Times New Roman" w:cs="Calibri"/>
+              <w:b/>
+              <w:bCs/>
+              <w:sz w:val="18"/>
+              <w:szCs w:val="18"/>
+              <w:lang w:eastAsia="cs-CZ"/>
+            </w:rPr>
+            <w:t>2025</w:t>
           </w:r>
         </w:p>
       </w:tc>
@@ -13455,7 +14360,25 @@
               <w:sz w:val="18"/>
               <w:szCs w:val="18"/>
             </w:rPr>
-            <w:t>MUDr. Danica Henčeková, Ph.D.</w:t>
+            <w:t xml:space="preserve">MUDr. Danica </w:t>
+          </w:r>
+          <w:proofErr w:type="spellStart"/>
+          <w:r>
+            <w:rPr>
+              <w:rFonts w:cstheme="minorHAnsi"/>
+              <w:sz w:val="18"/>
+              <w:szCs w:val="18"/>
+            </w:rPr>
+            <w:t>Henčeková</w:t>
+          </w:r>
+          <w:proofErr w:type="spellEnd"/>
+          <w:r>
+            <w:rPr>
+              <w:rFonts w:cstheme="minorHAnsi"/>
+              <w:sz w:val="18"/>
+              <w:szCs w:val="18"/>
+            </w:rPr>
+            <w:t>, Ph.D.</w:t>
           </w:r>
         </w:p>
       </w:tc>
@@ -13686,7 +14609,55 @@
               <w:szCs w:val="18"/>
               <w:lang w:eastAsia="cs-CZ"/>
             </w:rPr>
-            <w:t>{{section2_firma.evidence_number}}/2025</w:t>
+            <w:t>{{section2_</w:t>
+          </w:r>
+          <w:proofErr w:type="gramStart"/>
+          <w:r>
+            <w:rPr>
+              <w:rFonts w:eastAsia="Times New Roman" w:cs="Calibri"/>
+              <w:b/>
+              <w:bCs/>
+              <w:sz w:val="18"/>
+              <w:szCs w:val="18"/>
+              <w:lang w:eastAsia="cs-CZ"/>
+            </w:rPr>
+            <w:t>firma.evidence</w:t>
+          </w:r>
+          <w:proofErr w:type="gramEnd"/>
+          <w:r>
+            <w:rPr>
+              <w:rFonts w:eastAsia="Times New Roman" w:cs="Calibri"/>
+              <w:b/>
+              <w:bCs/>
+              <w:sz w:val="18"/>
+              <w:szCs w:val="18"/>
+              <w:lang w:eastAsia="cs-CZ"/>
+            </w:rPr>
+            <w:t>_number</w:t>
+          </w:r>
+          <w:proofErr w:type="gramStart"/>
+          <w:r>
+            <w:rPr>
+              <w:rFonts w:eastAsia="Times New Roman" w:cs="Calibri"/>
+              <w:b/>
+              <w:bCs/>
+              <w:sz w:val="18"/>
+              <w:szCs w:val="18"/>
+              <w:lang w:eastAsia="cs-CZ"/>
+            </w:rPr>
+            <w:t>}}/</w:t>
+          </w:r>
+          <w:proofErr w:type="gramEnd"/>
+          <w:r>
+            <w:rPr>
+              <w:rFonts w:eastAsia="Times New Roman" w:cs="Calibri"/>
+              <w:b/>
+              <w:bCs/>
+              <w:sz w:val="18"/>
+              <w:szCs w:val="18"/>
+              <w:lang w:eastAsia="cs-CZ"/>
+            </w:rPr>
+            <w:t>2025</w:t>
           </w:r>
         </w:p>
       </w:tc>
@@ -13743,7 +14714,25 @@
               <w:sz w:val="18"/>
               <w:szCs w:val="18"/>
             </w:rPr>
-            <w:t>MUDr. Danica Henčeková, Ph.D.</w:t>
+            <w:t xml:space="preserve">MUDr. Danica </w:t>
+          </w:r>
+          <w:proofErr w:type="spellStart"/>
+          <w:r>
+            <w:rPr>
+              <w:rFonts w:cstheme="minorHAnsi"/>
+              <w:sz w:val="18"/>
+              <w:szCs w:val="18"/>
+            </w:rPr>
+            <w:t>Henčeková</w:t>
+          </w:r>
+          <w:proofErr w:type="spellEnd"/>
+          <w:r>
+            <w:rPr>
+              <w:rFonts w:cstheme="minorHAnsi"/>
+              <w:sz w:val="18"/>
+              <w:szCs w:val="18"/>
+            </w:rPr>
+            <w:t>, Ph.D.</w:t>
           </w:r>
         </w:p>
       </w:tc>
@@ -13989,7 +14978,19 @@
         <w:szCs w:val="18"/>
         <w:lang w:eastAsia="cs-CZ"/>
       </w:rPr>
-      <w:t>LABORATOŘ OCHRANY A PODPORY VEŘEJNÉHO ZDRAVÍ RENTURI s</w:t>
+      <w:t xml:space="preserve">LABORATOŘ OCHRANY A PODPORY VEŘEJNÉHO ZDRAVÍ RENTURI </w:t>
+    </w:r>
+    <w:proofErr w:type="gramStart"/>
+    <w:r>
+      <w:rPr>
+        <w:rFonts w:ascii="Cambria" w:eastAsia="Times New Roman" w:hAnsi="Cambria" w:cs="Arial"/>
+        <w:b/>
+        <w:bCs/>
+        <w:sz w:val="18"/>
+        <w:szCs w:val="18"/>
+        <w:lang w:eastAsia="cs-CZ"/>
+      </w:rPr>
+      <w:t>s</w:t>
     </w:r>
     <w:r>
       <w:rPr>
@@ -14011,7 +15012,19 @@
         <w:szCs w:val="18"/>
         <w:lang w:eastAsia="cs-CZ"/>
       </w:rPr>
-      <w:t>.r.</w:t>
+      <w:t>.</w:t>
+    </w:r>
+    <w:proofErr w:type="gramEnd"/>
+    <w:r>
+      <w:rPr>
+        <w:rFonts w:ascii="Cambria" w:eastAsia="Times New Roman" w:hAnsi="Cambria" w:cs="Arial"/>
+        <w:b/>
+        <w:bCs/>
+        <w:sz w:val="18"/>
+        <w:szCs w:val="18"/>
+        <w:lang w:eastAsia="cs-CZ"/>
+      </w:rPr>
+      <w:t>r.</w:t>
     </w:r>
     <w:r>
       <w:rPr>
@@ -14148,7 +15161,7 @@
         </mc:Choice>
         <mc:Fallback>
           <w:pict>
-            <v:line w14:anchorId="501EF464" id="Přímá spojnice 4" o:spid="_x0000_s1026" style="position:absolute;z-index:251659264;visibility:visible;mso-wrap-style:square;mso-width-percent:0;mso-height-percent:0;mso-wrap-distance-left:9pt;mso-wrap-distance-top:-1e-4mm;mso-wrap-distance-right:9pt;mso-wrap-distance-bottom:-1e-4mm;mso-position-horizontal:absolute;mso-position-horizontal-relative:text;mso-position-vertical:absolute;mso-position-vertical-relative:text;mso-width-percent:0;mso-height-percent:0;mso-width-relative:margin;mso-height-relative:margin" from="-34.1pt,19.8pt" to="490.15pt,19.8pt" o:gfxdata="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">
+            <v:line w14:anchorId="42CA1514" id="Přímá spojnice 4" o:spid="_x0000_s1026" style="position:absolute;z-index:251659264;visibility:visible;mso-wrap-style:square;mso-width-percent:0;mso-height-percent:0;mso-wrap-distance-left:9pt;mso-wrap-distance-top:-1e-4mm;mso-wrap-distance-right:9pt;mso-wrap-distance-bottom:-1e-4mm;mso-position-horizontal:absolute;mso-position-horizontal-relative:text;mso-position-vertical:absolute;mso-position-vertical-relative:text;mso-width-percent:0;mso-height-percent:0;mso-width-relative:margin;mso-height-relative:margin" from="-34.1pt,19.8pt" to="490.15pt,19.8pt" o:gfxdata="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">
               <o:lock v:ext="edit" shapetype="f"/>
             </v:line>
           </w:pict>

--- a/sample_protocols/Jeden zaměstnanec/PP_jeden_MUŽ.docx
+++ b/sample_protocols/Jeden zaměstnanec/PP_jeden_MUŽ.docx
@@ -329,9 +329,8 @@
           <w:szCs w:val="28"/>
           <w:lang w:eastAsia="cs-CZ"/>
         </w:rPr>
-        <w:t>{{section2_</w:t>
-      </w:r>
-      <w:proofErr w:type="gramStart"/>
+        <w:t>{{</w:t>
+      </w:r>
       <w:r>
         <w:rPr>
           <w:rFonts w:asciiTheme="majorHAnsi" w:eastAsia="Times New Roman" w:hAnsiTheme="majorHAnsi" w:cs="Arial"/>
@@ -341,9 +340,9 @@
           <w:szCs w:val="28"/>
           <w:lang w:eastAsia="cs-CZ"/>
         </w:rPr>
-        <w:t>firma.evidence</w:t>
-      </w:r>
-      <w:proofErr w:type="gramEnd"/>
+        <w:t>section2_</w:t>
+      </w:r>
+      <w:proofErr w:type="gramStart"/>
       <w:r>
         <w:rPr>
           <w:rFonts w:asciiTheme="majorHAnsi" w:eastAsia="Times New Roman" w:hAnsiTheme="majorHAnsi" w:cs="Arial"/>
@@ -353,7 +352,19 @@
           <w:szCs w:val="28"/>
           <w:lang w:eastAsia="cs-CZ"/>
         </w:rPr>
-        <w:t>_number</w:t>
+        <w:t>firma.evidence</w:t>
+      </w:r>
+      <w:proofErr w:type="gramEnd"/>
+      <w:r>
+        <w:rPr>
+          <w:rFonts w:asciiTheme="majorHAnsi" w:eastAsia="Times New Roman" w:hAnsiTheme="majorHAnsi" w:cs="Arial"/>
+          <w:b/>
+          <w:bCs/>
+          <w:sz w:val="28"/>
+          <w:szCs w:val="28"/>
+          <w:lang w:eastAsia="cs-CZ"/>
+        </w:rPr>
+        <w:t>_number_pp</w:t>
       </w:r>
       <w:proofErr w:type="gramStart"/>
       <w:r>
@@ -3113,7 +3124,7 @@
     </w:p>
     <w:tbl>
       <w:tblPr>
-        <w:tblW w:w="4121" w:type="pct"/>
+        <w:tblW w:w="5000" w:type="pct"/>
         <w:jc w:val="center"/>
         <w:tblBorders>
           <w:top w:val="single" w:sz="4" w:space="0" w:color="auto"/>
@@ -3123,6 +3134,7 @@
           <w:insideH w:val="single" w:sz="4" w:space="0" w:color="auto"/>
           <w:insideV w:val="single" w:sz="4" w:space="0" w:color="auto"/>
         </w:tblBorders>
+        <w:tblLayout w:type="fixed"/>
         <w:tblCellMar>
           <w:left w:w="70" w:type="dxa"/>
           <w:right w:w="70" w:type="dxa"/>
@@ -3130,10 +3142,10 @@
         <w:tblLook w:val="04A0" w:firstRow="1" w:lastRow="0" w:firstColumn="1" w:lastColumn="0" w:noHBand="0" w:noVBand="1"/>
       </w:tblPr>
       <w:tblGrid>
-        <w:gridCol w:w="2116"/>
-        <w:gridCol w:w="2419"/>
-        <w:gridCol w:w="2105"/>
-        <w:gridCol w:w="2572"/>
+        <w:gridCol w:w="5511"/>
+        <w:gridCol w:w="1266"/>
+        <w:gridCol w:w="1037"/>
+        <w:gridCol w:w="1398"/>
       </w:tblGrid>
       <w:tr>
         <w:trPr>
@@ -3142,7 +3154,7 @@
         </w:trPr>
         <w:tc>
           <w:tcPr>
-            <w:tcW w:w="1141" w:type="pct"/>
+            <w:tcW w:w="2991" w:type="pct"/>
             <w:vMerge w:val="restart"/>
             <w:shd w:val="clear" w:color="000000" w:fill="BFBFBF"/>
             <w:vAlign w:val="center"/>
@@ -3177,7 +3189,7 @@
         </w:tc>
         <w:tc>
           <w:tcPr>
-            <w:tcW w:w="1322" w:type="pct"/>
+            <w:tcW w:w="687" w:type="pct"/>
             <w:vMerge w:val="restart"/>
             <w:shd w:val="clear" w:color="000000" w:fill="BFBFBF"/>
             <w:vAlign w:val="center"/>
@@ -3208,7 +3220,7 @@
         </w:tc>
         <w:tc>
           <w:tcPr>
-            <w:tcW w:w="1114" w:type="pct"/>
+            <w:tcW w:w="563" w:type="pct"/>
             <w:shd w:val="clear" w:color="000000" w:fill="BFBFBF"/>
             <w:noWrap/>
             <w:vAlign w:val="center"/>
@@ -3239,7 +3251,7 @@
         </w:tc>
         <w:tc>
           <w:tcPr>
-            <w:tcW w:w="1423" w:type="pct"/>
+            <w:tcW w:w="759" w:type="pct"/>
             <w:vMerge w:val="restart"/>
             <w:shd w:val="clear" w:color="000000" w:fill="BFBFBF"/>
             <w:vAlign w:val="center"/>
@@ -3276,7 +3288,7 @@
         </w:trPr>
         <w:tc>
           <w:tcPr>
-            <w:tcW w:w="1141" w:type="pct"/>
+            <w:tcW w:w="2991" w:type="pct"/>
             <w:vMerge/>
             <w:vAlign w:val="center"/>
             <w:hideMark/>
@@ -3295,7 +3307,7 @@
         </w:tc>
         <w:tc>
           <w:tcPr>
-            <w:tcW w:w="1322" w:type="pct"/>
+            <w:tcW w:w="687" w:type="pct"/>
             <w:vMerge/>
             <w:shd w:val="clear" w:color="000000" w:fill="BFBFBF"/>
             <w:vAlign w:val="center"/>
@@ -3315,7 +3327,7 @@
         </w:tc>
         <w:tc>
           <w:tcPr>
-            <w:tcW w:w="1114" w:type="pct"/>
+            <w:tcW w:w="563" w:type="pct"/>
             <w:shd w:val="clear" w:color="000000" w:fill="BFBFBF"/>
             <w:vAlign w:val="center"/>
             <w:hideMark/>
@@ -3387,7 +3399,7 @@
         </w:tc>
         <w:tc>
           <w:tcPr>
-            <w:tcW w:w="1423" w:type="pct"/>
+            <w:tcW w:w="759" w:type="pct"/>
             <w:vMerge/>
             <w:vAlign w:val="center"/>
             <w:hideMark/>
@@ -3402,6 +3414,46 @@
                 <w:lang w:eastAsia="cs-CZ"/>
               </w:rPr>
             </w:pPr>
+          </w:p>
+        </w:tc>
+      </w:tr>
+      <w:tr>
+        <w:trPr>
+          <w:trHeight w:val="288"/>
+          <w:jc w:val="center"/>
+        </w:trPr>
+        <w:tc>
+          <w:tcPr>
+            <w:tcW w:w="5000" w:type="pct"/>
+            <w:gridSpan w:val="4"/>
+            <w:tcBorders>
+              <w:top w:val="single" w:sz="4" w:space="0" w:color="auto"/>
+              <w:left w:val="single" w:sz="4" w:space="0" w:color="auto"/>
+              <w:bottom w:val="single" w:sz="4" w:space="0" w:color="auto"/>
+              <w:right w:val="single" w:sz="4" w:space="0" w:color="auto"/>
+            </w:tcBorders>
+            <w:shd w:val="clear" w:color="auto" w:fill="F2F2F2" w:themeFill="background1" w:themeFillShade="F2"/>
+            <w:vAlign w:val="center"/>
+          </w:tcPr>
+          <w:p>
+            <w:pPr>
+              <w:jc w:val="center"/>
+              <w:rPr>
+                <w:rFonts w:cs="Calibri"/>
+                <w:b/>
+                <w:bCs/>
+                <w:sz w:val="22"/>
+              </w:rPr>
+            </w:pPr>
+            <w:r>
+              <w:rPr>
+                <w:rFonts w:cs="Calibri"/>
+                <w:b/>
+                <w:bCs/>
+                <w:sz w:val="22"/>
+              </w:rPr>
+              <w:t>TRUP</w:t>
+            </w:r>
           </w:p>
         </w:tc>
       </w:tr>
@@ -3412,7 +3464,7 @@
         </w:trPr>
         <w:tc>
           <w:tcPr>
-            <w:tcW w:w="1141" w:type="pct"/>
+            <w:tcW w:w="2991" w:type="pct"/>
             <w:tcBorders>
               <w:top w:val="single" w:sz="4" w:space="0" w:color="auto"/>
               <w:left w:val="single" w:sz="4" w:space="0" w:color="auto"/>
@@ -3439,7 +3491,7 @@
         </w:tc>
         <w:tc>
           <w:tcPr>
-            <w:tcW w:w="1322" w:type="pct"/>
+            <w:tcW w:w="687" w:type="pct"/>
             <w:tcBorders>
               <w:top w:val="single" w:sz="4" w:space="0" w:color="auto"/>
               <w:left w:val="single" w:sz="4" w:space="0" w:color="auto"/>
@@ -3468,7 +3520,7 @@
         </w:tc>
         <w:tc>
           <w:tcPr>
-            <w:tcW w:w="1114" w:type="pct"/>
+            <w:tcW w:w="563" w:type="pct"/>
             <w:tcBorders>
               <w:top w:val="single" w:sz="4" w:space="0" w:color="auto"/>
               <w:left w:val="single" w:sz="4" w:space="0" w:color="auto"/>
@@ -3493,6 +3545,8 @@
             <w:r>
               <w:rPr>
                 <w:rFonts w:cs="Calibri"/>
+                <w:b/>
+                <w:bCs/>
                 <w:sz w:val="22"/>
               </w:rPr>
               <w:t>{{trup.1.vyskyt_min_a|czech}}</w:t>
@@ -3501,7 +3555,7 @@
         </w:tc>
         <w:tc>
           <w:tcPr>
-            <w:tcW w:w="1423" w:type="pct"/>
+            <w:tcW w:w="759" w:type="pct"/>
             <w:tcBorders>
               <w:top w:val="single" w:sz="4" w:space="0" w:color="auto"/>
               <w:left w:val="single" w:sz="4" w:space="0" w:color="auto"/>
@@ -3536,7 +3590,7 @@
         </w:trPr>
         <w:tc>
           <w:tcPr>
-            <w:tcW w:w="1141" w:type="pct"/>
+            <w:tcW w:w="2991" w:type="pct"/>
             <w:tcBorders>
               <w:top w:val="single" w:sz="4" w:space="0" w:color="auto"/>
               <w:left w:val="single" w:sz="4" w:space="0" w:color="auto"/>
@@ -3563,7 +3617,7 @@
         </w:tc>
         <w:tc>
           <w:tcPr>
-            <w:tcW w:w="1322" w:type="pct"/>
+            <w:tcW w:w="687" w:type="pct"/>
             <w:tcBorders>
               <w:top w:val="single" w:sz="4" w:space="0" w:color="auto"/>
               <w:left w:val="single" w:sz="4" w:space="0" w:color="auto"/>
@@ -3592,7 +3646,7 @@
         </w:tc>
         <w:tc>
           <w:tcPr>
-            <w:tcW w:w="1114" w:type="pct"/>
+            <w:tcW w:w="563" w:type="pct"/>
             <w:tcBorders>
               <w:top w:val="single" w:sz="4" w:space="0" w:color="auto"/>
               <w:left w:val="single" w:sz="4" w:space="0" w:color="auto"/>
@@ -3605,16 +3659,19 @@
           </w:tcPr>
           <w:p>
             <w:pPr>
-              <w:rPr>
-                <w:rFonts w:cs="Calibri"/>
-                <w:b/>
-                <w:bCs/>
-                <w:sz w:val="22"/>
-              </w:rPr>
-            </w:pPr>
-            <w:r>
-              <w:rPr>
-                <w:rFonts w:cs="Calibri"/>
+              <w:jc w:val="center"/>
+              <w:rPr>
+                <w:rFonts w:cs="Calibri"/>
+                <w:b/>
+                <w:bCs/>
+                <w:sz w:val="22"/>
+              </w:rPr>
+            </w:pPr>
+            <w:r>
+              <w:rPr>
+                <w:rFonts w:cs="Calibri"/>
+                <w:b/>
+                <w:bCs/>
                 <w:sz w:val="22"/>
               </w:rPr>
               <w:t>{{trup.2.vyskyt_min_a|czech}}</w:t>
@@ -3623,7 +3680,7 @@
         </w:tc>
         <w:tc>
           <w:tcPr>
-            <w:tcW w:w="1423" w:type="pct"/>
+            <w:tcW w:w="759" w:type="pct"/>
             <w:tcBorders>
               <w:top w:val="single" w:sz="4" w:space="0" w:color="auto"/>
               <w:left w:val="single" w:sz="4" w:space="0" w:color="auto"/>
@@ -3658,7 +3715,7 @@
         </w:trPr>
         <w:tc>
           <w:tcPr>
-            <w:tcW w:w="1141" w:type="pct"/>
+            <w:tcW w:w="2991" w:type="pct"/>
             <w:tcBorders>
               <w:top w:val="single" w:sz="4" w:space="0" w:color="auto"/>
               <w:left w:val="single" w:sz="4" w:space="0" w:color="auto"/>
@@ -3685,7 +3742,7 @@
         </w:tc>
         <w:tc>
           <w:tcPr>
-            <w:tcW w:w="1322" w:type="pct"/>
+            <w:tcW w:w="687" w:type="pct"/>
             <w:tcBorders>
               <w:top w:val="single" w:sz="4" w:space="0" w:color="auto"/>
               <w:left w:val="single" w:sz="4" w:space="0" w:color="auto"/>
@@ -3714,7 +3771,7 @@
         </w:tc>
         <w:tc>
           <w:tcPr>
-            <w:tcW w:w="1114" w:type="pct"/>
+            <w:tcW w:w="563" w:type="pct"/>
             <w:tcBorders>
               <w:top w:val="single" w:sz="4" w:space="0" w:color="auto"/>
               <w:left w:val="single" w:sz="4" w:space="0" w:color="auto"/>
@@ -3727,16 +3784,19 @@
           </w:tcPr>
           <w:p>
             <w:pPr>
-              <w:rPr>
-                <w:rFonts w:cs="Calibri"/>
-                <w:b/>
-                <w:bCs/>
-                <w:sz w:val="22"/>
-              </w:rPr>
-            </w:pPr>
-            <w:r>
-              <w:rPr>
-                <w:rFonts w:cs="Calibri"/>
+              <w:jc w:val="center"/>
+              <w:rPr>
+                <w:rFonts w:cs="Calibri"/>
+                <w:b/>
+                <w:bCs/>
+                <w:sz w:val="22"/>
+              </w:rPr>
+            </w:pPr>
+            <w:r>
+              <w:rPr>
+                <w:rFonts w:cs="Calibri"/>
+                <w:b/>
+                <w:bCs/>
                 <w:sz w:val="22"/>
               </w:rPr>
               <w:t>{{trup.3.vyskyt_min_a|czech}}</w:t>
@@ -3745,7 +3805,7 @@
         </w:tc>
         <w:tc>
           <w:tcPr>
-            <w:tcW w:w="1423" w:type="pct"/>
+            <w:tcW w:w="759" w:type="pct"/>
             <w:tcBorders>
               <w:top w:val="single" w:sz="4" w:space="0" w:color="auto"/>
               <w:left w:val="single" w:sz="4" w:space="0" w:color="auto"/>
@@ -3780,7 +3840,7 @@
         </w:trPr>
         <w:tc>
           <w:tcPr>
-            <w:tcW w:w="1141" w:type="pct"/>
+            <w:tcW w:w="2991" w:type="pct"/>
             <w:tcBorders>
               <w:top w:val="single" w:sz="4" w:space="0" w:color="auto"/>
               <w:left w:val="single" w:sz="4" w:space="0" w:color="auto"/>
@@ -3807,7 +3867,7 @@
         </w:tc>
         <w:tc>
           <w:tcPr>
-            <w:tcW w:w="1322" w:type="pct"/>
+            <w:tcW w:w="687" w:type="pct"/>
             <w:tcBorders>
               <w:top w:val="single" w:sz="4" w:space="0" w:color="auto"/>
               <w:left w:val="single" w:sz="4" w:space="0" w:color="auto"/>
@@ -3836,7 +3896,7 @@
         </w:tc>
         <w:tc>
           <w:tcPr>
-            <w:tcW w:w="1114" w:type="pct"/>
+            <w:tcW w:w="563" w:type="pct"/>
             <w:tcBorders>
               <w:top w:val="single" w:sz="4" w:space="0" w:color="auto"/>
               <w:left w:val="single" w:sz="4" w:space="0" w:color="auto"/>
@@ -3849,16 +3909,19 @@
           </w:tcPr>
           <w:p>
             <w:pPr>
-              <w:rPr>
-                <w:rFonts w:cs="Calibri"/>
-                <w:b/>
-                <w:bCs/>
-                <w:sz w:val="22"/>
-              </w:rPr>
-            </w:pPr>
-            <w:r>
-              <w:rPr>
-                <w:rFonts w:cs="Calibri"/>
+              <w:jc w:val="center"/>
+              <w:rPr>
+                <w:rFonts w:cs="Calibri"/>
+                <w:b/>
+                <w:bCs/>
+                <w:sz w:val="22"/>
+              </w:rPr>
+            </w:pPr>
+            <w:r>
+              <w:rPr>
+                <w:rFonts w:cs="Calibri"/>
+                <w:b/>
+                <w:bCs/>
                 <w:sz w:val="22"/>
               </w:rPr>
               <w:t>{{trup.4.vyskyt_min_a|czech}}</w:t>
@@ -3867,7 +3930,7 @@
         </w:tc>
         <w:tc>
           <w:tcPr>
-            <w:tcW w:w="1423" w:type="pct"/>
+            <w:tcW w:w="759" w:type="pct"/>
             <w:tcBorders>
               <w:top w:val="single" w:sz="4" w:space="0" w:color="auto"/>
               <w:left w:val="single" w:sz="4" w:space="0" w:color="auto"/>
@@ -3902,7 +3965,7 @@
         </w:trPr>
         <w:tc>
           <w:tcPr>
-            <w:tcW w:w="1141" w:type="pct"/>
+            <w:tcW w:w="2991" w:type="pct"/>
             <w:tcBorders>
               <w:top w:val="single" w:sz="4" w:space="0" w:color="auto"/>
               <w:left w:val="single" w:sz="4" w:space="0" w:color="auto"/>
@@ -3929,7 +3992,7 @@
         </w:tc>
         <w:tc>
           <w:tcPr>
-            <w:tcW w:w="1322" w:type="pct"/>
+            <w:tcW w:w="687" w:type="pct"/>
             <w:tcBorders>
               <w:top w:val="single" w:sz="4" w:space="0" w:color="auto"/>
               <w:left w:val="single" w:sz="4" w:space="0" w:color="auto"/>
@@ -3958,7 +4021,7 @@
         </w:tc>
         <w:tc>
           <w:tcPr>
-            <w:tcW w:w="1114" w:type="pct"/>
+            <w:tcW w:w="563" w:type="pct"/>
             <w:tcBorders>
               <w:top w:val="single" w:sz="4" w:space="0" w:color="auto"/>
               <w:left w:val="single" w:sz="4" w:space="0" w:color="auto"/>
@@ -3971,16 +4034,19 @@
           </w:tcPr>
           <w:p>
             <w:pPr>
-              <w:rPr>
-                <w:rFonts w:cs="Calibri"/>
-                <w:b/>
-                <w:bCs/>
-                <w:sz w:val="22"/>
-              </w:rPr>
-            </w:pPr>
-            <w:r>
-              <w:rPr>
-                <w:rFonts w:cs="Calibri"/>
+              <w:jc w:val="center"/>
+              <w:rPr>
+                <w:rFonts w:cs="Calibri"/>
+                <w:b/>
+                <w:bCs/>
+                <w:sz w:val="22"/>
+              </w:rPr>
+            </w:pPr>
+            <w:r>
+              <w:rPr>
+                <w:rFonts w:cs="Calibri"/>
+                <w:b/>
+                <w:bCs/>
                 <w:sz w:val="22"/>
               </w:rPr>
               <w:t>{{trup.5.vyskyt_min_a|czech}}</w:t>
@@ -3989,7 +4055,7 @@
         </w:tc>
         <w:tc>
           <w:tcPr>
-            <w:tcW w:w="1423" w:type="pct"/>
+            <w:tcW w:w="759" w:type="pct"/>
             <w:tcBorders>
               <w:top w:val="single" w:sz="4" w:space="0" w:color="auto"/>
               <w:left w:val="single" w:sz="4" w:space="0" w:color="auto"/>
@@ -4024,7 +4090,7 @@
         </w:trPr>
         <w:tc>
           <w:tcPr>
-            <w:tcW w:w="1141" w:type="pct"/>
+            <w:tcW w:w="2991" w:type="pct"/>
             <w:tcBorders>
               <w:top w:val="single" w:sz="4" w:space="0" w:color="auto"/>
               <w:left w:val="single" w:sz="4" w:space="0" w:color="auto"/>
@@ -4051,7 +4117,7 @@
         </w:tc>
         <w:tc>
           <w:tcPr>
-            <w:tcW w:w="1322" w:type="pct"/>
+            <w:tcW w:w="687" w:type="pct"/>
             <w:tcBorders>
               <w:top w:val="single" w:sz="4" w:space="0" w:color="auto"/>
               <w:left w:val="single" w:sz="4" w:space="0" w:color="auto"/>
@@ -4080,7 +4146,7 @@
         </w:tc>
         <w:tc>
           <w:tcPr>
-            <w:tcW w:w="1114" w:type="pct"/>
+            <w:tcW w:w="563" w:type="pct"/>
             <w:tcBorders>
               <w:top w:val="single" w:sz="4" w:space="0" w:color="auto"/>
               <w:left w:val="single" w:sz="4" w:space="0" w:color="auto"/>
@@ -4093,16 +4159,19 @@
           </w:tcPr>
           <w:p>
             <w:pPr>
-              <w:rPr>
-                <w:rFonts w:cs="Calibri"/>
-                <w:b/>
-                <w:bCs/>
-                <w:sz w:val="22"/>
-              </w:rPr>
-            </w:pPr>
-            <w:r>
-              <w:rPr>
-                <w:rFonts w:cs="Calibri"/>
+              <w:jc w:val="center"/>
+              <w:rPr>
+                <w:rFonts w:cs="Calibri"/>
+                <w:b/>
+                <w:bCs/>
+                <w:sz w:val="22"/>
+              </w:rPr>
+            </w:pPr>
+            <w:r>
+              <w:rPr>
+                <w:rFonts w:cs="Calibri"/>
+                <w:b/>
+                <w:bCs/>
                 <w:sz w:val="22"/>
               </w:rPr>
               <w:t>{{trup.6.vyskyt_min_a|czech}}</w:t>
@@ -4111,7 +4180,7 @@
         </w:tc>
         <w:tc>
           <w:tcPr>
-            <w:tcW w:w="1423" w:type="pct"/>
+            <w:tcW w:w="759" w:type="pct"/>
             <w:tcBorders>
               <w:top w:val="single" w:sz="4" w:space="0" w:color="auto"/>
               <w:left w:val="single" w:sz="4" w:space="0" w:color="auto"/>
@@ -4146,7 +4215,7 @@
         </w:trPr>
         <w:tc>
           <w:tcPr>
-            <w:tcW w:w="1141" w:type="pct"/>
+            <w:tcW w:w="2991" w:type="pct"/>
             <w:tcBorders>
               <w:top w:val="single" w:sz="4" w:space="0" w:color="auto"/>
               <w:left w:val="single" w:sz="4" w:space="0" w:color="auto"/>
@@ -4173,7 +4242,7 @@
         </w:tc>
         <w:tc>
           <w:tcPr>
-            <w:tcW w:w="1322" w:type="pct"/>
+            <w:tcW w:w="687" w:type="pct"/>
             <w:tcBorders>
               <w:top w:val="single" w:sz="4" w:space="0" w:color="auto"/>
               <w:left w:val="single" w:sz="4" w:space="0" w:color="auto"/>
@@ -4202,7 +4271,7 @@
         </w:tc>
         <w:tc>
           <w:tcPr>
-            <w:tcW w:w="1114" w:type="pct"/>
+            <w:tcW w:w="563" w:type="pct"/>
             <w:tcBorders>
               <w:top w:val="single" w:sz="4" w:space="0" w:color="auto"/>
               <w:left w:val="single" w:sz="4" w:space="0" w:color="auto"/>
@@ -4215,16 +4284,19 @@
           </w:tcPr>
           <w:p>
             <w:pPr>
-              <w:rPr>
-                <w:rFonts w:cs="Calibri"/>
-                <w:b/>
-                <w:bCs/>
-                <w:sz w:val="22"/>
-              </w:rPr>
-            </w:pPr>
-            <w:r>
-              <w:rPr>
-                <w:rFonts w:cs="Calibri"/>
+              <w:jc w:val="center"/>
+              <w:rPr>
+                <w:rFonts w:cs="Calibri"/>
+                <w:b/>
+                <w:bCs/>
+                <w:sz w:val="22"/>
+              </w:rPr>
+            </w:pPr>
+            <w:r>
+              <w:rPr>
+                <w:rFonts w:cs="Calibri"/>
+                <w:b/>
+                <w:bCs/>
                 <w:sz w:val="22"/>
               </w:rPr>
               <w:t>{{trup.7.vyskyt_min_a|czech}}</w:t>
@@ -4233,7 +4305,7 @@
         </w:tc>
         <w:tc>
           <w:tcPr>
-            <w:tcW w:w="1423" w:type="pct"/>
+            <w:tcW w:w="759" w:type="pct"/>
             <w:tcBorders>
               <w:top w:val="single" w:sz="4" w:space="0" w:color="auto"/>
               <w:left w:val="single" w:sz="4" w:space="0" w:color="auto"/>
@@ -4268,7 +4340,7 @@
         </w:trPr>
         <w:tc>
           <w:tcPr>
-            <w:tcW w:w="1141" w:type="pct"/>
+            <w:tcW w:w="2991" w:type="pct"/>
             <w:tcBorders>
               <w:top w:val="single" w:sz="4" w:space="0" w:color="auto"/>
               <w:left w:val="single" w:sz="4" w:space="0" w:color="auto"/>
@@ -4295,7 +4367,7 @@
         </w:tc>
         <w:tc>
           <w:tcPr>
-            <w:tcW w:w="1322" w:type="pct"/>
+            <w:tcW w:w="687" w:type="pct"/>
             <w:tcBorders>
               <w:top w:val="single" w:sz="4" w:space="0" w:color="auto"/>
               <w:left w:val="single" w:sz="4" w:space="0" w:color="auto"/>
@@ -4324,7 +4396,7 @@
         </w:tc>
         <w:tc>
           <w:tcPr>
-            <w:tcW w:w="1114" w:type="pct"/>
+            <w:tcW w:w="563" w:type="pct"/>
             <w:tcBorders>
               <w:top w:val="single" w:sz="4" w:space="0" w:color="auto"/>
               <w:left w:val="single" w:sz="4" w:space="0" w:color="auto"/>
@@ -4337,16 +4409,19 @@
           </w:tcPr>
           <w:p>
             <w:pPr>
-              <w:rPr>
-                <w:rFonts w:cs="Calibri"/>
-                <w:b/>
-                <w:bCs/>
-                <w:sz w:val="22"/>
-              </w:rPr>
-            </w:pPr>
-            <w:r>
-              <w:rPr>
-                <w:rFonts w:cs="Calibri"/>
+              <w:jc w:val="center"/>
+              <w:rPr>
+                <w:rFonts w:cs="Calibri"/>
+                <w:b/>
+                <w:bCs/>
+                <w:sz w:val="22"/>
+              </w:rPr>
+            </w:pPr>
+            <w:r>
+              <w:rPr>
+                <w:rFonts w:cs="Calibri"/>
+                <w:b/>
+                <w:bCs/>
                 <w:sz w:val="22"/>
               </w:rPr>
               <w:t>{{trup.8.vyskyt_min_a|czech}}</w:t>
@@ -4355,7 +4430,7 @@
         </w:tc>
         <w:tc>
           <w:tcPr>
-            <w:tcW w:w="1423" w:type="pct"/>
+            <w:tcW w:w="759" w:type="pct"/>
             <w:tcBorders>
               <w:top w:val="single" w:sz="4" w:space="0" w:color="auto"/>
               <w:left w:val="single" w:sz="4" w:space="0" w:color="auto"/>
@@ -4390,7 +4465,7 @@
         </w:trPr>
         <w:tc>
           <w:tcPr>
-            <w:tcW w:w="1141" w:type="pct"/>
+            <w:tcW w:w="2991" w:type="pct"/>
             <w:tcBorders>
               <w:top w:val="single" w:sz="4" w:space="0" w:color="auto"/>
               <w:left w:val="single" w:sz="4" w:space="0" w:color="auto"/>
@@ -4417,7 +4492,7 @@
         </w:tc>
         <w:tc>
           <w:tcPr>
-            <w:tcW w:w="1322" w:type="pct"/>
+            <w:tcW w:w="687" w:type="pct"/>
             <w:tcBorders>
               <w:top w:val="single" w:sz="4" w:space="0" w:color="auto"/>
               <w:left w:val="single" w:sz="4" w:space="0" w:color="auto"/>
@@ -4446,7 +4521,7 @@
         </w:tc>
         <w:tc>
           <w:tcPr>
-            <w:tcW w:w="1114" w:type="pct"/>
+            <w:tcW w:w="563" w:type="pct"/>
             <w:tcBorders>
               <w:top w:val="single" w:sz="4" w:space="0" w:color="auto"/>
               <w:left w:val="single" w:sz="4" w:space="0" w:color="auto"/>
@@ -4459,16 +4534,19 @@
           </w:tcPr>
           <w:p>
             <w:pPr>
-              <w:rPr>
-                <w:rFonts w:cs="Calibri"/>
-                <w:b/>
-                <w:bCs/>
-                <w:sz w:val="22"/>
-              </w:rPr>
-            </w:pPr>
-            <w:r>
-              <w:rPr>
-                <w:rFonts w:cs="Calibri"/>
+              <w:jc w:val="center"/>
+              <w:rPr>
+                <w:rFonts w:cs="Calibri"/>
+                <w:b/>
+                <w:bCs/>
+                <w:sz w:val="22"/>
+              </w:rPr>
+            </w:pPr>
+            <w:r>
+              <w:rPr>
+                <w:rFonts w:cs="Calibri"/>
+                <w:b/>
+                <w:bCs/>
                 <w:sz w:val="22"/>
               </w:rPr>
               <w:t>{{trup.9.vyskyt_min_a|czech}}</w:t>
@@ -4477,7 +4555,7 @@
         </w:tc>
         <w:tc>
           <w:tcPr>
-            <w:tcW w:w="1423" w:type="pct"/>
+            <w:tcW w:w="759" w:type="pct"/>
             <w:tcBorders>
               <w:top w:val="single" w:sz="4" w:space="0" w:color="auto"/>
               <w:left w:val="single" w:sz="4" w:space="0" w:color="auto"/>
@@ -4512,34 +4590,35 @@
         </w:trPr>
         <w:tc>
           <w:tcPr>
-            <w:tcW w:w="1141" w:type="pct"/>
-            <w:tcBorders>
-              <w:top w:val="single" w:sz="4" w:space="0" w:color="auto"/>
-              <w:left w:val="single" w:sz="4" w:space="0" w:color="auto"/>
-              <w:bottom w:val="single" w:sz="4" w:space="0" w:color="auto"/>
-              <w:right w:val="single" w:sz="4" w:space="0" w:color="auto"/>
-            </w:tcBorders>
-            <w:vAlign w:val="center"/>
-          </w:tcPr>
-          <w:p>
-            <w:pPr>
-              <w:rPr>
-                <w:rFonts w:cs="Calibri"/>
-                <w:sz w:val="22"/>
-              </w:rPr>
-            </w:pPr>
-            <w:r>
-              <w:rPr>
-                <w:rFonts w:cs="Calibri"/>
-                <w:sz w:val="22"/>
-              </w:rPr>
+            <w:tcW w:w="2991" w:type="pct"/>
+            <w:tcBorders>
+              <w:top w:val="single" w:sz="4" w:space="0" w:color="auto"/>
+              <w:left w:val="single" w:sz="4" w:space="0" w:color="auto"/>
+              <w:bottom w:val="single" w:sz="4" w:space="0" w:color="auto"/>
+              <w:right w:val="single" w:sz="4" w:space="0" w:color="auto"/>
+            </w:tcBorders>
+            <w:vAlign w:val="center"/>
+          </w:tcPr>
+          <w:p>
+            <w:pPr>
+              <w:rPr>
+                <w:rFonts w:cs="Calibri"/>
+                <w:sz w:val="22"/>
+              </w:rPr>
+            </w:pPr>
+            <w:r>
+              <w:rPr>
+                <w:rFonts w:cs="Calibri"/>
+                <w:sz w:val="22"/>
+              </w:rPr>
+              <w:lastRenderedPageBreak/>
               <w:t>{{trup.10.nazev_polohy|czech}}</w:t>
             </w:r>
           </w:p>
         </w:tc>
         <w:tc>
           <w:tcPr>
-            <w:tcW w:w="1322" w:type="pct"/>
+            <w:tcW w:w="687" w:type="pct"/>
             <w:tcBorders>
               <w:top w:val="single" w:sz="4" w:space="0" w:color="auto"/>
               <w:left w:val="single" w:sz="4" w:space="0" w:color="auto"/>
@@ -4568,7 +4647,7 @@
         </w:tc>
         <w:tc>
           <w:tcPr>
-            <w:tcW w:w="1114" w:type="pct"/>
+            <w:tcW w:w="563" w:type="pct"/>
             <w:tcBorders>
               <w:top w:val="single" w:sz="4" w:space="0" w:color="auto"/>
               <w:left w:val="single" w:sz="4" w:space="0" w:color="auto"/>
@@ -4581,16 +4660,19 @@
           </w:tcPr>
           <w:p>
             <w:pPr>
-              <w:rPr>
-                <w:rFonts w:cs="Calibri"/>
-                <w:b/>
-                <w:bCs/>
-                <w:sz w:val="22"/>
-              </w:rPr>
-            </w:pPr>
-            <w:r>
-              <w:rPr>
-                <w:rFonts w:cs="Calibri"/>
+              <w:jc w:val="center"/>
+              <w:rPr>
+                <w:rFonts w:cs="Calibri"/>
+                <w:b/>
+                <w:bCs/>
+                <w:sz w:val="22"/>
+              </w:rPr>
+            </w:pPr>
+            <w:r>
+              <w:rPr>
+                <w:rFonts w:cs="Calibri"/>
+                <w:b/>
+                <w:bCs/>
                 <w:sz w:val="22"/>
               </w:rPr>
               <w:t>{{trup.10.vyskyt_min_a|czech}}</w:t>
@@ -4599,7 +4681,7 @@
         </w:tc>
         <w:tc>
           <w:tcPr>
-            <w:tcW w:w="1423" w:type="pct"/>
+            <w:tcW w:w="759" w:type="pct"/>
             <w:tcBorders>
               <w:top w:val="single" w:sz="4" w:space="0" w:color="auto"/>
               <w:left w:val="single" w:sz="4" w:space="0" w:color="auto"/>
@@ -4634,7 +4716,7 @@
         </w:trPr>
         <w:tc>
           <w:tcPr>
-            <w:tcW w:w="1141" w:type="pct"/>
+            <w:tcW w:w="2991" w:type="pct"/>
             <w:tcBorders>
               <w:top w:val="single" w:sz="4" w:space="0" w:color="auto"/>
               <w:left w:val="single" w:sz="4" w:space="0" w:color="auto"/>
@@ -4661,7 +4743,7 @@
         </w:tc>
         <w:tc>
           <w:tcPr>
-            <w:tcW w:w="1322" w:type="pct"/>
+            <w:tcW w:w="687" w:type="pct"/>
             <w:tcBorders>
               <w:top w:val="single" w:sz="4" w:space="0" w:color="auto"/>
               <w:left w:val="single" w:sz="4" w:space="0" w:color="auto"/>
@@ -4690,7 +4772,7 @@
         </w:tc>
         <w:tc>
           <w:tcPr>
-            <w:tcW w:w="1114" w:type="pct"/>
+            <w:tcW w:w="563" w:type="pct"/>
             <w:tcBorders>
               <w:top w:val="single" w:sz="4" w:space="0" w:color="auto"/>
               <w:left w:val="single" w:sz="4" w:space="0" w:color="auto"/>
@@ -4703,16 +4785,19 @@
           </w:tcPr>
           <w:p>
             <w:pPr>
-              <w:rPr>
-                <w:rFonts w:cs="Calibri"/>
-                <w:b/>
-                <w:bCs/>
-                <w:sz w:val="22"/>
-              </w:rPr>
-            </w:pPr>
-            <w:r>
-              <w:rPr>
-                <w:rFonts w:cs="Calibri"/>
+              <w:jc w:val="center"/>
+              <w:rPr>
+                <w:rFonts w:cs="Calibri"/>
+                <w:b/>
+                <w:bCs/>
+                <w:sz w:val="22"/>
+              </w:rPr>
+            </w:pPr>
+            <w:r>
+              <w:rPr>
+                <w:rFonts w:cs="Calibri"/>
+                <w:b/>
+                <w:bCs/>
                 <w:sz w:val="22"/>
               </w:rPr>
               <w:t>{{trup.11.vyskyt_min_a|czech}}</w:t>
@@ -4721,7 +4806,7 @@
         </w:tc>
         <w:tc>
           <w:tcPr>
-            <w:tcW w:w="1423" w:type="pct"/>
+            <w:tcW w:w="759" w:type="pct"/>
             <w:tcBorders>
               <w:top w:val="single" w:sz="4" w:space="0" w:color="auto"/>
               <w:left w:val="single" w:sz="4" w:space="0" w:color="auto"/>
@@ -4754,7 +4839,7 @@
     <w:p/>
     <w:tbl>
       <w:tblPr>
-        <w:tblW w:w="4098" w:type="pct"/>
+        <w:tblW w:w="5000" w:type="pct"/>
         <w:jc w:val="center"/>
         <w:tblBorders>
           <w:top w:val="single" w:sz="4" w:space="0" w:color="auto"/>
@@ -4764,6 +4849,7 @@
           <w:insideH w:val="single" w:sz="4" w:space="0" w:color="auto"/>
           <w:insideV w:val="single" w:sz="4" w:space="0" w:color="auto"/>
         </w:tblBorders>
+        <w:tblLayout w:type="fixed"/>
         <w:tblCellMar>
           <w:left w:w="70" w:type="dxa"/>
           <w:right w:w="70" w:type="dxa"/>
@@ -4771,10 +4857,10 @@
         <w:tblLook w:val="04A0" w:firstRow="1" w:lastRow="0" w:firstColumn="1" w:lastColumn="0" w:noHBand="0" w:noVBand="1"/>
       </w:tblPr>
       <w:tblGrid>
-        <w:gridCol w:w="2141"/>
-        <w:gridCol w:w="2403"/>
-        <w:gridCol w:w="2132"/>
-        <w:gridCol w:w="2536"/>
+        <w:gridCol w:w="5511"/>
+        <w:gridCol w:w="1266"/>
+        <w:gridCol w:w="1037"/>
+        <w:gridCol w:w="1398"/>
       </w:tblGrid>
       <w:tr>
         <w:trPr>
@@ -4783,7 +4869,7 @@
         </w:trPr>
         <w:tc>
           <w:tcPr>
-            <w:tcW w:w="1146" w:type="pct"/>
+            <w:tcW w:w="2991" w:type="pct"/>
             <w:vMerge w:val="restart"/>
             <w:shd w:val="clear" w:color="000000" w:fill="BFBFBF"/>
             <w:vAlign w:val="center"/>
@@ -4817,7 +4903,7 @@
         </w:tc>
         <w:tc>
           <w:tcPr>
-            <w:tcW w:w="1314" w:type="pct"/>
+            <w:tcW w:w="687" w:type="pct"/>
             <w:vMerge w:val="restart"/>
             <w:shd w:val="clear" w:color="000000" w:fill="BFBFBF"/>
             <w:vAlign w:val="center"/>
@@ -4848,7 +4934,7 @@
         </w:tc>
         <w:tc>
           <w:tcPr>
-            <w:tcW w:w="1140" w:type="pct"/>
+            <w:tcW w:w="563" w:type="pct"/>
             <w:shd w:val="clear" w:color="000000" w:fill="BFBFBF"/>
             <w:noWrap/>
             <w:vAlign w:val="center"/>
@@ -4879,7 +4965,7 @@
         </w:tc>
         <w:tc>
           <w:tcPr>
-            <w:tcW w:w="1400" w:type="pct"/>
+            <w:tcW w:w="759" w:type="pct"/>
             <w:vMerge w:val="restart"/>
             <w:shd w:val="clear" w:color="000000" w:fill="BFBFBF"/>
             <w:vAlign w:val="center"/>
@@ -4916,7 +5002,7 @@
         </w:trPr>
         <w:tc>
           <w:tcPr>
-            <w:tcW w:w="1146" w:type="pct"/>
+            <w:tcW w:w="2991" w:type="pct"/>
             <w:vMerge/>
             <w:vAlign w:val="center"/>
             <w:hideMark/>
@@ -4935,7 +5021,7 @@
         </w:tc>
         <w:tc>
           <w:tcPr>
-            <w:tcW w:w="1314" w:type="pct"/>
+            <w:tcW w:w="687" w:type="pct"/>
             <w:vMerge/>
             <w:shd w:val="clear" w:color="000000" w:fill="BFBFBF"/>
             <w:vAlign w:val="center"/>
@@ -4955,7 +5041,7 @@
         </w:tc>
         <w:tc>
           <w:tcPr>
-            <w:tcW w:w="1140" w:type="pct"/>
+            <w:tcW w:w="563" w:type="pct"/>
             <w:shd w:val="clear" w:color="000000" w:fill="BFBFBF"/>
             <w:vAlign w:val="center"/>
             <w:hideMark/>
@@ -5027,7 +5113,7 @@
         </w:tc>
         <w:tc>
           <w:tcPr>
-            <w:tcW w:w="1400" w:type="pct"/>
+            <w:tcW w:w="759" w:type="pct"/>
             <w:vMerge/>
             <w:vAlign w:val="center"/>
             <w:hideMark/>
@@ -5042,6 +5128,46 @@
                 <w:lang w:eastAsia="cs-CZ"/>
               </w:rPr>
             </w:pPr>
+          </w:p>
+        </w:tc>
+      </w:tr>
+      <w:tr>
+        <w:trPr>
+          <w:trHeight w:val="288"/>
+          <w:jc w:val="center"/>
+        </w:trPr>
+        <w:tc>
+          <w:tcPr>
+            <w:tcW w:w="5000" w:type="pct"/>
+            <w:gridSpan w:val="4"/>
+            <w:tcBorders>
+              <w:top w:val="single" w:sz="4" w:space="0" w:color="auto"/>
+              <w:left w:val="single" w:sz="4" w:space="0" w:color="auto"/>
+              <w:bottom w:val="single" w:sz="4" w:space="0" w:color="auto"/>
+              <w:right w:val="single" w:sz="4" w:space="0" w:color="auto"/>
+            </w:tcBorders>
+            <w:shd w:val="clear" w:color="auto" w:fill="F2F2F2" w:themeFill="background1" w:themeFillShade="F2"/>
+            <w:vAlign w:val="center"/>
+          </w:tcPr>
+          <w:p>
+            <w:pPr>
+              <w:jc w:val="center"/>
+              <w:rPr>
+                <w:rFonts w:cs="Calibri"/>
+                <w:b/>
+                <w:bCs/>
+                <w:sz w:val="22"/>
+              </w:rPr>
+            </w:pPr>
+            <w:r>
+              <w:rPr>
+                <w:rFonts w:cs="Calibri"/>
+                <w:b/>
+                <w:bCs/>
+                <w:sz w:val="22"/>
+              </w:rPr>
+              <w:t>HLAVA_KRK</w:t>
+            </w:r>
           </w:p>
         </w:tc>
       </w:tr>
@@ -5052,7 +5178,7 @@
         </w:trPr>
         <w:tc>
           <w:tcPr>
-            <w:tcW w:w="1146" w:type="pct"/>
+            <w:tcW w:w="2991" w:type="pct"/>
             <w:tcBorders>
               <w:top w:val="single" w:sz="4" w:space="0" w:color="auto"/>
               <w:left w:val="single" w:sz="4" w:space="0" w:color="auto"/>
@@ -5079,7 +5205,7 @@
         </w:tc>
         <w:tc>
           <w:tcPr>
-            <w:tcW w:w="1314" w:type="pct"/>
+            <w:tcW w:w="687" w:type="pct"/>
             <w:tcBorders>
               <w:top w:val="single" w:sz="4" w:space="0" w:color="auto"/>
               <w:left w:val="single" w:sz="4" w:space="0" w:color="auto"/>
@@ -5108,7 +5234,7 @@
         </w:tc>
         <w:tc>
           <w:tcPr>
-            <w:tcW w:w="1140" w:type="pct"/>
+            <w:tcW w:w="563" w:type="pct"/>
             <w:tcBorders>
               <w:top w:val="single" w:sz="4" w:space="0" w:color="auto"/>
               <w:left w:val="single" w:sz="4" w:space="0" w:color="auto"/>
@@ -5133,15 +5259,35 @@
             <w:r>
               <w:rPr>
                 <w:rFonts w:cs="Calibri"/>
-                <w:sz w:val="22"/>
-              </w:rPr>
-              <w:t>{{hlava_krk.1.vyskyt_min_a|czech}}</w:t>
-            </w:r>
-          </w:p>
-        </w:tc>
-        <w:tc>
-          <w:tcPr>
-            <w:tcW w:w="1400" w:type="pct"/>
+                <w:b/>
+                <w:bCs/>
+                <w:sz w:val="22"/>
+              </w:rPr>
+              <w:t>{{</w:t>
+            </w:r>
+            <w:r>
+              <w:rPr>
+                <w:rFonts w:cs="Calibri"/>
+                <w:b/>
+                <w:bCs/>
+                <w:sz w:val="22"/>
+              </w:rPr>
+              <w:t>hlava_krk</w:t>
+            </w:r>
+            <w:r>
+              <w:rPr>
+                <w:rFonts w:cs="Calibri"/>
+                <w:b/>
+                <w:bCs/>
+                <w:sz w:val="22"/>
+              </w:rPr>
+              <w:t>.1.vyskyt_min_a|czech}}</w:t>
+            </w:r>
+          </w:p>
+        </w:tc>
+        <w:tc>
+          <w:tcPr>
+            <w:tcW w:w="759" w:type="pct"/>
             <w:tcBorders>
               <w:top w:val="single" w:sz="4" w:space="0" w:color="auto"/>
               <w:left w:val="single" w:sz="4" w:space="0" w:color="auto"/>
@@ -5176,7 +5322,7 @@
         </w:trPr>
         <w:tc>
           <w:tcPr>
-            <w:tcW w:w="1146" w:type="pct"/>
+            <w:tcW w:w="2991" w:type="pct"/>
             <w:tcBorders>
               <w:top w:val="single" w:sz="4" w:space="0" w:color="auto"/>
               <w:left w:val="single" w:sz="4" w:space="0" w:color="auto"/>
@@ -5203,7 +5349,7 @@
         </w:tc>
         <w:tc>
           <w:tcPr>
-            <w:tcW w:w="1314" w:type="pct"/>
+            <w:tcW w:w="687" w:type="pct"/>
             <w:tcBorders>
               <w:top w:val="single" w:sz="4" w:space="0" w:color="auto"/>
               <w:left w:val="single" w:sz="4" w:space="0" w:color="auto"/>
@@ -5232,7 +5378,7 @@
         </w:tc>
         <w:tc>
           <w:tcPr>
-            <w:tcW w:w="1140" w:type="pct"/>
+            <w:tcW w:w="563" w:type="pct"/>
             <w:tcBorders>
               <w:top w:val="single" w:sz="4" w:space="0" w:color="auto"/>
               <w:left w:val="single" w:sz="4" w:space="0" w:color="auto"/>
@@ -5245,25 +5391,46 @@
           </w:tcPr>
           <w:p>
             <w:pPr>
-              <w:rPr>
-                <w:rFonts w:cs="Calibri"/>
-                <w:b/>
-                <w:bCs/>
-                <w:sz w:val="22"/>
-              </w:rPr>
-            </w:pPr>
-            <w:r>
-              <w:rPr>
-                <w:rFonts w:cs="Calibri"/>
-                <w:sz w:val="22"/>
-              </w:rPr>
-              <w:t>{{hlava_krk.2.vyskyt_min_a|czech}}</w:t>
-            </w:r>
-          </w:p>
-        </w:tc>
-        <w:tc>
-          <w:tcPr>
-            <w:tcW w:w="1400" w:type="pct"/>
+              <w:jc w:val="center"/>
+              <w:rPr>
+                <w:rFonts w:cs="Calibri"/>
+                <w:b/>
+                <w:bCs/>
+                <w:sz w:val="22"/>
+              </w:rPr>
+            </w:pPr>
+            <w:r>
+              <w:rPr>
+                <w:rFonts w:cs="Calibri"/>
+                <w:b/>
+                <w:bCs/>
+                <w:sz w:val="22"/>
+              </w:rPr>
+              <w:t>{{</w:t>
+            </w:r>
+            <w:r>
+              <w:rPr>
+                <w:rFonts w:cs="Calibri"/>
+                <w:b/>
+                <w:bCs/>
+                <w:sz w:val="22"/>
+              </w:rPr>
+              <w:t>hlava_krk</w:t>
+            </w:r>
+            <w:r>
+              <w:rPr>
+                <w:rFonts w:cs="Calibri"/>
+                <w:b/>
+                <w:bCs/>
+                <w:sz w:val="22"/>
+              </w:rPr>
+              <w:t>.2.vyskyt_min_a|czech}}</w:t>
+            </w:r>
+          </w:p>
+        </w:tc>
+        <w:tc>
+          <w:tcPr>
+            <w:tcW w:w="759" w:type="pct"/>
             <w:tcBorders>
               <w:top w:val="single" w:sz="4" w:space="0" w:color="auto"/>
               <w:left w:val="single" w:sz="4" w:space="0" w:color="auto"/>
@@ -5298,7 +5465,7 @@
         </w:trPr>
         <w:tc>
           <w:tcPr>
-            <w:tcW w:w="1146" w:type="pct"/>
+            <w:tcW w:w="2991" w:type="pct"/>
             <w:tcBorders>
               <w:top w:val="single" w:sz="4" w:space="0" w:color="auto"/>
               <w:left w:val="single" w:sz="4" w:space="0" w:color="auto"/>
@@ -5325,7 +5492,7 @@
         </w:tc>
         <w:tc>
           <w:tcPr>
-            <w:tcW w:w="1314" w:type="pct"/>
+            <w:tcW w:w="687" w:type="pct"/>
             <w:tcBorders>
               <w:top w:val="single" w:sz="4" w:space="0" w:color="auto"/>
               <w:left w:val="single" w:sz="4" w:space="0" w:color="auto"/>
@@ -5354,7 +5521,7 @@
         </w:tc>
         <w:tc>
           <w:tcPr>
-            <w:tcW w:w="1140" w:type="pct"/>
+            <w:tcW w:w="563" w:type="pct"/>
             <w:tcBorders>
               <w:top w:val="single" w:sz="4" w:space="0" w:color="auto"/>
               <w:left w:val="single" w:sz="4" w:space="0" w:color="auto"/>
@@ -5367,25 +5534,46 @@
           </w:tcPr>
           <w:p>
             <w:pPr>
-              <w:rPr>
-                <w:rFonts w:cs="Calibri"/>
-                <w:b/>
-                <w:bCs/>
-                <w:sz w:val="22"/>
-              </w:rPr>
-            </w:pPr>
-            <w:r>
-              <w:rPr>
-                <w:rFonts w:cs="Calibri"/>
-                <w:sz w:val="22"/>
-              </w:rPr>
-              <w:t>{{hlava_krk.3.vyskyt_min_a|czech}}</w:t>
-            </w:r>
-          </w:p>
-        </w:tc>
-        <w:tc>
-          <w:tcPr>
-            <w:tcW w:w="1400" w:type="pct"/>
+              <w:jc w:val="center"/>
+              <w:rPr>
+                <w:rFonts w:cs="Calibri"/>
+                <w:b/>
+                <w:bCs/>
+                <w:sz w:val="22"/>
+              </w:rPr>
+            </w:pPr>
+            <w:r>
+              <w:rPr>
+                <w:rFonts w:cs="Calibri"/>
+                <w:b/>
+                <w:bCs/>
+                <w:sz w:val="22"/>
+              </w:rPr>
+              <w:t>{{</w:t>
+            </w:r>
+            <w:r>
+              <w:rPr>
+                <w:rFonts w:cs="Calibri"/>
+                <w:b/>
+                <w:bCs/>
+                <w:sz w:val="22"/>
+              </w:rPr>
+              <w:t>hlava_krk</w:t>
+            </w:r>
+            <w:r>
+              <w:rPr>
+                <w:rFonts w:cs="Calibri"/>
+                <w:b/>
+                <w:bCs/>
+                <w:sz w:val="22"/>
+              </w:rPr>
+              <w:t>.3.vyskyt_min_a|czech}}</w:t>
+            </w:r>
+          </w:p>
+        </w:tc>
+        <w:tc>
+          <w:tcPr>
+            <w:tcW w:w="759" w:type="pct"/>
             <w:tcBorders>
               <w:top w:val="single" w:sz="4" w:space="0" w:color="auto"/>
               <w:left w:val="single" w:sz="4" w:space="0" w:color="auto"/>
@@ -5420,7 +5608,7 @@
         </w:trPr>
         <w:tc>
           <w:tcPr>
-            <w:tcW w:w="1146" w:type="pct"/>
+            <w:tcW w:w="2991" w:type="pct"/>
             <w:tcBorders>
               <w:top w:val="single" w:sz="4" w:space="0" w:color="auto"/>
               <w:left w:val="single" w:sz="4" w:space="0" w:color="auto"/>
@@ -5447,7 +5635,7 @@
         </w:tc>
         <w:tc>
           <w:tcPr>
-            <w:tcW w:w="1314" w:type="pct"/>
+            <w:tcW w:w="687" w:type="pct"/>
             <w:tcBorders>
               <w:top w:val="single" w:sz="4" w:space="0" w:color="auto"/>
               <w:left w:val="single" w:sz="4" w:space="0" w:color="auto"/>
@@ -5476,7 +5664,7 @@
         </w:tc>
         <w:tc>
           <w:tcPr>
-            <w:tcW w:w="1140" w:type="pct"/>
+            <w:tcW w:w="563" w:type="pct"/>
             <w:tcBorders>
               <w:top w:val="single" w:sz="4" w:space="0" w:color="auto"/>
               <w:left w:val="single" w:sz="4" w:space="0" w:color="auto"/>
@@ -5489,25 +5677,46 @@
           </w:tcPr>
           <w:p>
             <w:pPr>
-              <w:rPr>
-                <w:rFonts w:cs="Calibri"/>
-                <w:b/>
-                <w:bCs/>
-                <w:sz w:val="22"/>
-              </w:rPr>
-            </w:pPr>
-            <w:r>
-              <w:rPr>
-                <w:rFonts w:cs="Calibri"/>
-                <w:sz w:val="22"/>
-              </w:rPr>
-              <w:t>{{hlava_krk.4.vyskyt_min_a|czech}}</w:t>
-            </w:r>
-          </w:p>
-        </w:tc>
-        <w:tc>
-          <w:tcPr>
-            <w:tcW w:w="1400" w:type="pct"/>
+              <w:jc w:val="center"/>
+              <w:rPr>
+                <w:rFonts w:cs="Calibri"/>
+                <w:b/>
+                <w:bCs/>
+                <w:sz w:val="22"/>
+              </w:rPr>
+            </w:pPr>
+            <w:r>
+              <w:rPr>
+                <w:rFonts w:cs="Calibri"/>
+                <w:b/>
+                <w:bCs/>
+                <w:sz w:val="22"/>
+              </w:rPr>
+              <w:t>{{</w:t>
+            </w:r>
+            <w:r>
+              <w:rPr>
+                <w:rFonts w:cs="Calibri"/>
+                <w:b/>
+                <w:bCs/>
+                <w:sz w:val="22"/>
+              </w:rPr>
+              <w:t>hlava_krk</w:t>
+            </w:r>
+            <w:r>
+              <w:rPr>
+                <w:rFonts w:cs="Calibri"/>
+                <w:b/>
+                <w:bCs/>
+                <w:sz w:val="22"/>
+              </w:rPr>
+              <w:t>.4.vyskyt_min_a|czech}}</w:t>
+            </w:r>
+          </w:p>
+        </w:tc>
+        <w:tc>
+          <w:tcPr>
+            <w:tcW w:w="759" w:type="pct"/>
             <w:tcBorders>
               <w:top w:val="single" w:sz="4" w:space="0" w:color="auto"/>
               <w:left w:val="single" w:sz="4" w:space="0" w:color="auto"/>
@@ -5542,7 +5751,7 @@
         </w:trPr>
         <w:tc>
           <w:tcPr>
-            <w:tcW w:w="1146" w:type="pct"/>
+            <w:tcW w:w="2991" w:type="pct"/>
             <w:tcBorders>
               <w:top w:val="single" w:sz="4" w:space="0" w:color="auto"/>
               <w:left w:val="single" w:sz="4" w:space="0" w:color="auto"/>
@@ -5569,7 +5778,7 @@
         </w:tc>
         <w:tc>
           <w:tcPr>
-            <w:tcW w:w="1314" w:type="pct"/>
+            <w:tcW w:w="687" w:type="pct"/>
             <w:tcBorders>
               <w:top w:val="single" w:sz="4" w:space="0" w:color="auto"/>
               <w:left w:val="single" w:sz="4" w:space="0" w:color="auto"/>
@@ -5598,7 +5807,7 @@
         </w:tc>
         <w:tc>
           <w:tcPr>
-            <w:tcW w:w="1140" w:type="pct"/>
+            <w:tcW w:w="563" w:type="pct"/>
             <w:tcBorders>
               <w:top w:val="single" w:sz="4" w:space="0" w:color="auto"/>
               <w:left w:val="single" w:sz="4" w:space="0" w:color="auto"/>
@@ -5611,25 +5820,46 @@
           </w:tcPr>
           <w:p>
             <w:pPr>
-              <w:rPr>
-                <w:rFonts w:cs="Calibri"/>
-                <w:b/>
-                <w:bCs/>
-                <w:sz w:val="22"/>
-              </w:rPr>
-            </w:pPr>
-            <w:r>
-              <w:rPr>
-                <w:rFonts w:cs="Calibri"/>
-                <w:sz w:val="22"/>
-              </w:rPr>
-              <w:t>{{hlava_krk.5.vyskyt_min_a|czech}}</w:t>
-            </w:r>
-          </w:p>
-        </w:tc>
-        <w:tc>
-          <w:tcPr>
-            <w:tcW w:w="1400" w:type="pct"/>
+              <w:jc w:val="center"/>
+              <w:rPr>
+                <w:rFonts w:cs="Calibri"/>
+                <w:b/>
+                <w:bCs/>
+                <w:sz w:val="22"/>
+              </w:rPr>
+            </w:pPr>
+            <w:r>
+              <w:rPr>
+                <w:rFonts w:cs="Calibri"/>
+                <w:b/>
+                <w:bCs/>
+                <w:sz w:val="22"/>
+              </w:rPr>
+              <w:t>{{</w:t>
+            </w:r>
+            <w:r>
+              <w:rPr>
+                <w:rFonts w:cs="Calibri"/>
+                <w:b/>
+                <w:bCs/>
+                <w:sz w:val="22"/>
+              </w:rPr>
+              <w:t>hlava_krk</w:t>
+            </w:r>
+            <w:r>
+              <w:rPr>
+                <w:rFonts w:cs="Calibri"/>
+                <w:b/>
+                <w:bCs/>
+                <w:sz w:val="22"/>
+              </w:rPr>
+              <w:t>.5.vyskyt_min_a|czech}}</w:t>
+            </w:r>
+          </w:p>
+        </w:tc>
+        <w:tc>
+          <w:tcPr>
+            <w:tcW w:w="759" w:type="pct"/>
             <w:tcBorders>
               <w:top w:val="single" w:sz="4" w:space="0" w:color="auto"/>
               <w:left w:val="single" w:sz="4" w:space="0" w:color="auto"/>
@@ -5664,35 +5894,34 @@
         </w:trPr>
         <w:tc>
           <w:tcPr>
-            <w:tcW w:w="1146" w:type="pct"/>
-            <w:tcBorders>
-              <w:top w:val="single" w:sz="4" w:space="0" w:color="auto"/>
-              <w:left w:val="single" w:sz="4" w:space="0" w:color="auto"/>
-              <w:bottom w:val="single" w:sz="4" w:space="0" w:color="auto"/>
-              <w:right w:val="single" w:sz="4" w:space="0" w:color="auto"/>
-            </w:tcBorders>
-            <w:vAlign w:val="center"/>
-          </w:tcPr>
-          <w:p>
-            <w:pPr>
-              <w:rPr>
-                <w:rFonts w:cs="Calibri"/>
-                <w:sz w:val="22"/>
-              </w:rPr>
-            </w:pPr>
-            <w:r>
-              <w:rPr>
-                <w:rFonts w:cs="Calibri"/>
-                <w:sz w:val="22"/>
-              </w:rPr>
-              <w:lastRenderedPageBreak/>
+            <w:tcW w:w="2991" w:type="pct"/>
+            <w:tcBorders>
+              <w:top w:val="single" w:sz="4" w:space="0" w:color="auto"/>
+              <w:left w:val="single" w:sz="4" w:space="0" w:color="auto"/>
+              <w:bottom w:val="single" w:sz="4" w:space="0" w:color="auto"/>
+              <w:right w:val="single" w:sz="4" w:space="0" w:color="auto"/>
+            </w:tcBorders>
+            <w:vAlign w:val="center"/>
+          </w:tcPr>
+          <w:p>
+            <w:pPr>
+              <w:rPr>
+                <w:rFonts w:cs="Calibri"/>
+                <w:sz w:val="22"/>
+              </w:rPr>
+            </w:pPr>
+            <w:r>
+              <w:rPr>
+                <w:rFonts w:cs="Calibri"/>
+                <w:sz w:val="22"/>
+              </w:rPr>
               <w:t>{{hlava_krk.6.nazev_polohy|czech}}</w:t>
             </w:r>
           </w:p>
         </w:tc>
         <w:tc>
           <w:tcPr>
-            <w:tcW w:w="1314" w:type="pct"/>
+            <w:tcW w:w="687" w:type="pct"/>
             <w:tcBorders>
               <w:top w:val="single" w:sz="4" w:space="0" w:color="auto"/>
               <w:left w:val="single" w:sz="4" w:space="0" w:color="auto"/>
@@ -5721,7 +5950,7 @@
         </w:tc>
         <w:tc>
           <w:tcPr>
-            <w:tcW w:w="1140" w:type="pct"/>
+            <w:tcW w:w="563" w:type="pct"/>
             <w:tcBorders>
               <w:top w:val="single" w:sz="4" w:space="0" w:color="auto"/>
               <w:left w:val="single" w:sz="4" w:space="0" w:color="auto"/>
@@ -5734,25 +5963,46 @@
           </w:tcPr>
           <w:p>
             <w:pPr>
-              <w:rPr>
-                <w:rFonts w:cs="Calibri"/>
-                <w:b/>
-                <w:bCs/>
-                <w:sz w:val="22"/>
-              </w:rPr>
-            </w:pPr>
-            <w:r>
-              <w:rPr>
-                <w:rFonts w:cs="Calibri"/>
-                <w:sz w:val="22"/>
-              </w:rPr>
-              <w:t>{{hlava_krk.6.vyskyt_min_a|czech}}</w:t>
-            </w:r>
-          </w:p>
-        </w:tc>
-        <w:tc>
-          <w:tcPr>
-            <w:tcW w:w="1400" w:type="pct"/>
+              <w:jc w:val="center"/>
+              <w:rPr>
+                <w:rFonts w:cs="Calibri"/>
+                <w:b/>
+                <w:bCs/>
+                <w:sz w:val="22"/>
+              </w:rPr>
+            </w:pPr>
+            <w:r>
+              <w:rPr>
+                <w:rFonts w:cs="Calibri"/>
+                <w:b/>
+                <w:bCs/>
+                <w:sz w:val="22"/>
+              </w:rPr>
+              <w:t>{{</w:t>
+            </w:r>
+            <w:r>
+              <w:rPr>
+                <w:rFonts w:cs="Calibri"/>
+                <w:b/>
+                <w:bCs/>
+                <w:sz w:val="22"/>
+              </w:rPr>
+              <w:t>hlava_krk</w:t>
+            </w:r>
+            <w:r>
+              <w:rPr>
+                <w:rFonts w:cs="Calibri"/>
+                <w:b/>
+                <w:bCs/>
+                <w:sz w:val="22"/>
+              </w:rPr>
+              <w:t>.6.vyskyt_min_a|czech}}</w:t>
+            </w:r>
+          </w:p>
+        </w:tc>
+        <w:tc>
+          <w:tcPr>
+            <w:tcW w:w="759" w:type="pct"/>
             <w:tcBorders>
               <w:top w:val="single" w:sz="4" w:space="0" w:color="auto"/>
               <w:left w:val="single" w:sz="4" w:space="0" w:color="auto"/>
@@ -5787,7 +6037,7 @@
         </w:trPr>
         <w:tc>
           <w:tcPr>
-            <w:tcW w:w="1146" w:type="pct"/>
+            <w:tcW w:w="2991" w:type="pct"/>
             <w:tcBorders>
               <w:top w:val="single" w:sz="4" w:space="0" w:color="auto"/>
               <w:left w:val="single" w:sz="4" w:space="0" w:color="auto"/>
@@ -5814,7 +6064,7 @@
         </w:tc>
         <w:tc>
           <w:tcPr>
-            <w:tcW w:w="1314" w:type="pct"/>
+            <w:tcW w:w="687" w:type="pct"/>
             <w:tcBorders>
               <w:top w:val="single" w:sz="4" w:space="0" w:color="auto"/>
               <w:left w:val="single" w:sz="4" w:space="0" w:color="auto"/>
@@ -5843,7 +6093,7 @@
         </w:tc>
         <w:tc>
           <w:tcPr>
-            <w:tcW w:w="1140" w:type="pct"/>
+            <w:tcW w:w="563" w:type="pct"/>
             <w:tcBorders>
               <w:top w:val="single" w:sz="4" w:space="0" w:color="auto"/>
               <w:left w:val="single" w:sz="4" w:space="0" w:color="auto"/>
@@ -5856,25 +6106,46 @@
           </w:tcPr>
           <w:p>
             <w:pPr>
-              <w:rPr>
-                <w:rFonts w:cs="Calibri"/>
-                <w:b/>
-                <w:bCs/>
-                <w:sz w:val="22"/>
-              </w:rPr>
-            </w:pPr>
-            <w:r>
-              <w:rPr>
-                <w:rFonts w:cs="Calibri"/>
-                <w:sz w:val="22"/>
-              </w:rPr>
-              <w:t>{{hlava_krk.7.vyskyt_min_a|czech}}</w:t>
-            </w:r>
-          </w:p>
-        </w:tc>
-        <w:tc>
-          <w:tcPr>
-            <w:tcW w:w="1400" w:type="pct"/>
+              <w:jc w:val="center"/>
+              <w:rPr>
+                <w:rFonts w:cs="Calibri"/>
+                <w:b/>
+                <w:bCs/>
+                <w:sz w:val="22"/>
+              </w:rPr>
+            </w:pPr>
+            <w:r>
+              <w:rPr>
+                <w:rFonts w:cs="Calibri"/>
+                <w:b/>
+                <w:bCs/>
+                <w:sz w:val="22"/>
+              </w:rPr>
+              <w:t>{{</w:t>
+            </w:r>
+            <w:r>
+              <w:rPr>
+                <w:rFonts w:cs="Calibri"/>
+                <w:b/>
+                <w:bCs/>
+                <w:sz w:val="22"/>
+              </w:rPr>
+              <w:t>hlava_krk</w:t>
+            </w:r>
+            <w:r>
+              <w:rPr>
+                <w:rFonts w:cs="Calibri"/>
+                <w:b/>
+                <w:bCs/>
+                <w:sz w:val="22"/>
+              </w:rPr>
+              <w:t>.7.vyskyt_min_a|czech}}</w:t>
+            </w:r>
+          </w:p>
+        </w:tc>
+        <w:tc>
+          <w:tcPr>
+            <w:tcW w:w="759" w:type="pct"/>
             <w:tcBorders>
               <w:top w:val="single" w:sz="4" w:space="0" w:color="auto"/>
               <w:left w:val="single" w:sz="4" w:space="0" w:color="auto"/>
@@ -5909,7 +6180,7 @@
         </w:trPr>
         <w:tc>
           <w:tcPr>
-            <w:tcW w:w="1146" w:type="pct"/>
+            <w:tcW w:w="2991" w:type="pct"/>
             <w:tcBorders>
               <w:top w:val="single" w:sz="4" w:space="0" w:color="auto"/>
               <w:left w:val="single" w:sz="4" w:space="0" w:color="auto"/>
@@ -5936,7 +6207,7 @@
         </w:tc>
         <w:tc>
           <w:tcPr>
-            <w:tcW w:w="1314" w:type="pct"/>
+            <w:tcW w:w="687" w:type="pct"/>
             <w:tcBorders>
               <w:top w:val="single" w:sz="4" w:space="0" w:color="auto"/>
               <w:left w:val="single" w:sz="4" w:space="0" w:color="auto"/>
@@ -5965,7 +6236,7 @@
         </w:tc>
         <w:tc>
           <w:tcPr>
-            <w:tcW w:w="1140" w:type="pct"/>
+            <w:tcW w:w="563" w:type="pct"/>
             <w:tcBorders>
               <w:top w:val="single" w:sz="4" w:space="0" w:color="auto"/>
               <w:left w:val="single" w:sz="4" w:space="0" w:color="auto"/>
@@ -5978,25 +6249,46 @@
           </w:tcPr>
           <w:p>
             <w:pPr>
-              <w:rPr>
-                <w:rFonts w:cs="Calibri"/>
-                <w:b/>
-                <w:bCs/>
-                <w:sz w:val="22"/>
-              </w:rPr>
-            </w:pPr>
-            <w:r>
-              <w:rPr>
-                <w:rFonts w:cs="Calibri"/>
-                <w:sz w:val="22"/>
-              </w:rPr>
-              <w:t>{{hlava_krk.8.vyskyt_min_a|czech}}</w:t>
-            </w:r>
-          </w:p>
-        </w:tc>
-        <w:tc>
-          <w:tcPr>
-            <w:tcW w:w="1400" w:type="pct"/>
+              <w:jc w:val="center"/>
+              <w:rPr>
+                <w:rFonts w:cs="Calibri"/>
+                <w:b/>
+                <w:bCs/>
+                <w:sz w:val="22"/>
+              </w:rPr>
+            </w:pPr>
+            <w:r>
+              <w:rPr>
+                <w:rFonts w:cs="Calibri"/>
+                <w:b/>
+                <w:bCs/>
+                <w:sz w:val="22"/>
+              </w:rPr>
+              <w:t>{{</w:t>
+            </w:r>
+            <w:r>
+              <w:rPr>
+                <w:rFonts w:cs="Calibri"/>
+                <w:b/>
+                <w:bCs/>
+                <w:sz w:val="22"/>
+              </w:rPr>
+              <w:t>hlava_krk</w:t>
+            </w:r>
+            <w:r>
+              <w:rPr>
+                <w:rFonts w:cs="Calibri"/>
+                <w:b/>
+                <w:bCs/>
+                <w:sz w:val="22"/>
+              </w:rPr>
+              <w:t>.8.vyskyt_min_a|czech}}</w:t>
+            </w:r>
+          </w:p>
+        </w:tc>
+        <w:tc>
+          <w:tcPr>
+            <w:tcW w:w="759" w:type="pct"/>
             <w:tcBorders>
               <w:top w:val="single" w:sz="4" w:space="0" w:color="auto"/>
               <w:left w:val="single" w:sz="4" w:space="0" w:color="auto"/>
@@ -6031,34 +6323,35 @@
         </w:trPr>
         <w:tc>
           <w:tcPr>
-            <w:tcW w:w="1146" w:type="pct"/>
-            <w:tcBorders>
-              <w:top w:val="single" w:sz="4" w:space="0" w:color="auto"/>
-              <w:left w:val="single" w:sz="4" w:space="0" w:color="auto"/>
-              <w:bottom w:val="single" w:sz="4" w:space="0" w:color="auto"/>
-              <w:right w:val="single" w:sz="4" w:space="0" w:color="auto"/>
-            </w:tcBorders>
-            <w:vAlign w:val="center"/>
-          </w:tcPr>
-          <w:p>
-            <w:pPr>
-              <w:rPr>
-                <w:rFonts w:cs="Calibri"/>
-                <w:sz w:val="22"/>
-              </w:rPr>
-            </w:pPr>
-            <w:r>
-              <w:rPr>
-                <w:rFonts w:cs="Calibri"/>
-                <w:sz w:val="22"/>
-              </w:rPr>
+            <w:tcW w:w="2991" w:type="pct"/>
+            <w:tcBorders>
+              <w:top w:val="single" w:sz="4" w:space="0" w:color="auto"/>
+              <w:left w:val="single" w:sz="4" w:space="0" w:color="auto"/>
+              <w:bottom w:val="single" w:sz="4" w:space="0" w:color="auto"/>
+              <w:right w:val="single" w:sz="4" w:space="0" w:color="auto"/>
+            </w:tcBorders>
+            <w:vAlign w:val="center"/>
+          </w:tcPr>
+          <w:p>
+            <w:pPr>
+              <w:rPr>
+                <w:rFonts w:cs="Calibri"/>
+                <w:sz w:val="22"/>
+              </w:rPr>
+            </w:pPr>
+            <w:r>
+              <w:rPr>
+                <w:rFonts w:cs="Calibri"/>
+                <w:sz w:val="22"/>
+              </w:rPr>
+              <w:lastRenderedPageBreak/>
               <w:t>{{hlava_krk.9.nazev_polohy|czech}}</w:t>
             </w:r>
           </w:p>
         </w:tc>
         <w:tc>
           <w:tcPr>
-            <w:tcW w:w="1314" w:type="pct"/>
+            <w:tcW w:w="687" w:type="pct"/>
             <w:tcBorders>
               <w:top w:val="single" w:sz="4" w:space="0" w:color="auto"/>
               <w:left w:val="single" w:sz="4" w:space="0" w:color="auto"/>
@@ -6087,7 +6380,7 @@
         </w:tc>
         <w:tc>
           <w:tcPr>
-            <w:tcW w:w="1140" w:type="pct"/>
+            <w:tcW w:w="563" w:type="pct"/>
             <w:tcBorders>
               <w:top w:val="single" w:sz="4" w:space="0" w:color="auto"/>
               <w:left w:val="single" w:sz="4" w:space="0" w:color="auto"/>
@@ -6100,25 +6393,46 @@
           </w:tcPr>
           <w:p>
             <w:pPr>
-              <w:rPr>
-                <w:rFonts w:cs="Calibri"/>
-                <w:b/>
-                <w:bCs/>
-                <w:sz w:val="22"/>
-              </w:rPr>
-            </w:pPr>
-            <w:r>
-              <w:rPr>
-                <w:rFonts w:cs="Calibri"/>
-                <w:sz w:val="22"/>
-              </w:rPr>
-              <w:t>{{hlava_krk.9.vyskyt_min_a|czech}}</w:t>
-            </w:r>
-          </w:p>
-        </w:tc>
-        <w:tc>
-          <w:tcPr>
-            <w:tcW w:w="1400" w:type="pct"/>
+              <w:jc w:val="center"/>
+              <w:rPr>
+                <w:rFonts w:cs="Calibri"/>
+                <w:b/>
+                <w:bCs/>
+                <w:sz w:val="22"/>
+              </w:rPr>
+            </w:pPr>
+            <w:r>
+              <w:rPr>
+                <w:rFonts w:cs="Calibri"/>
+                <w:b/>
+                <w:bCs/>
+                <w:sz w:val="22"/>
+              </w:rPr>
+              <w:t>{{</w:t>
+            </w:r>
+            <w:r>
+              <w:rPr>
+                <w:rFonts w:cs="Calibri"/>
+                <w:b/>
+                <w:bCs/>
+                <w:sz w:val="22"/>
+              </w:rPr>
+              <w:t>hlava_krk</w:t>
+            </w:r>
+            <w:r>
+              <w:rPr>
+                <w:rFonts w:cs="Calibri"/>
+                <w:b/>
+                <w:bCs/>
+                <w:sz w:val="22"/>
+              </w:rPr>
+              <w:t>.9.vyskyt_min_a|czech}}</w:t>
+            </w:r>
+          </w:p>
+        </w:tc>
+        <w:tc>
+          <w:tcPr>
+            <w:tcW w:w="759" w:type="pct"/>
             <w:tcBorders>
               <w:top w:val="single" w:sz="4" w:space="0" w:color="auto"/>
               <w:left w:val="single" w:sz="4" w:space="0" w:color="auto"/>
@@ -6153,7 +6467,7 @@
         </w:trPr>
         <w:tc>
           <w:tcPr>
-            <w:tcW w:w="1146" w:type="pct"/>
+            <w:tcW w:w="2991" w:type="pct"/>
             <w:tcBorders>
               <w:top w:val="single" w:sz="4" w:space="0" w:color="auto"/>
               <w:left w:val="single" w:sz="4" w:space="0" w:color="auto"/>
@@ -6180,7 +6494,7 @@
         </w:tc>
         <w:tc>
           <w:tcPr>
-            <w:tcW w:w="1314" w:type="pct"/>
+            <w:tcW w:w="687" w:type="pct"/>
             <w:tcBorders>
               <w:top w:val="single" w:sz="4" w:space="0" w:color="auto"/>
               <w:left w:val="single" w:sz="4" w:space="0" w:color="auto"/>
@@ -6209,7 +6523,7 @@
         </w:tc>
         <w:tc>
           <w:tcPr>
-            <w:tcW w:w="1140" w:type="pct"/>
+            <w:tcW w:w="563" w:type="pct"/>
             <w:tcBorders>
               <w:top w:val="single" w:sz="4" w:space="0" w:color="auto"/>
               <w:left w:val="single" w:sz="4" w:space="0" w:color="auto"/>
@@ -6222,25 +6536,46 @@
           </w:tcPr>
           <w:p>
             <w:pPr>
-              <w:rPr>
-                <w:rFonts w:cs="Calibri"/>
-                <w:b/>
-                <w:bCs/>
-                <w:sz w:val="22"/>
-              </w:rPr>
-            </w:pPr>
-            <w:r>
-              <w:rPr>
-                <w:rFonts w:cs="Calibri"/>
-                <w:sz w:val="22"/>
-              </w:rPr>
-              <w:t>{{hlava_krk.10.vyskyt_min_a|czech}}</w:t>
-            </w:r>
-          </w:p>
-        </w:tc>
-        <w:tc>
-          <w:tcPr>
-            <w:tcW w:w="1400" w:type="pct"/>
+              <w:jc w:val="center"/>
+              <w:rPr>
+                <w:rFonts w:cs="Calibri"/>
+                <w:b/>
+                <w:bCs/>
+                <w:sz w:val="22"/>
+              </w:rPr>
+            </w:pPr>
+            <w:r>
+              <w:rPr>
+                <w:rFonts w:cs="Calibri"/>
+                <w:b/>
+                <w:bCs/>
+                <w:sz w:val="22"/>
+              </w:rPr>
+              <w:t>{{</w:t>
+            </w:r>
+            <w:r>
+              <w:rPr>
+                <w:rFonts w:cs="Calibri"/>
+                <w:b/>
+                <w:bCs/>
+                <w:sz w:val="22"/>
+              </w:rPr>
+              <w:t>hlava_krk</w:t>
+            </w:r>
+            <w:r>
+              <w:rPr>
+                <w:rFonts w:cs="Calibri"/>
+                <w:b/>
+                <w:bCs/>
+                <w:sz w:val="22"/>
+              </w:rPr>
+              <w:t>.10.vyskyt_min_a|czech}}</w:t>
+            </w:r>
+          </w:p>
+        </w:tc>
+        <w:tc>
+          <w:tcPr>
+            <w:tcW w:w="759" w:type="pct"/>
             <w:tcBorders>
               <w:top w:val="single" w:sz="4" w:space="0" w:color="auto"/>
               <w:left w:val="single" w:sz="4" w:space="0" w:color="auto"/>
@@ -6270,9 +6605,10 @@
       </w:tr>
     </w:tbl>
     <w:p/>
+    <w:p/>
     <w:tbl>
       <w:tblPr>
-        <w:tblW w:w="4127" w:type="pct"/>
+        <w:tblW w:w="5003" w:type="pct"/>
         <w:jc w:val="center"/>
         <w:tblBorders>
           <w:top w:val="single" w:sz="4" w:space="0" w:color="auto"/>
@@ -6282,6 +6618,7 @@
           <w:insideH w:val="single" w:sz="4" w:space="0" w:color="auto"/>
           <w:insideV w:val="single" w:sz="4" w:space="0" w:color="auto"/>
         </w:tblBorders>
+        <w:tblLayout w:type="fixed"/>
         <w:tblCellMar>
           <w:left w:w="70" w:type="dxa"/>
           <w:right w:w="70" w:type="dxa"/>
@@ -6289,10 +6626,10 @@
         <w:tblLook w:val="04A0" w:firstRow="1" w:lastRow="0" w:firstColumn="1" w:lastColumn="0" w:noHBand="0" w:noVBand="1"/>
       </w:tblPr>
       <w:tblGrid>
-        <w:gridCol w:w="2113"/>
-        <w:gridCol w:w="2421"/>
-        <w:gridCol w:w="2102"/>
-        <w:gridCol w:w="2576"/>
+        <w:gridCol w:w="5515"/>
+        <w:gridCol w:w="1268"/>
+        <w:gridCol w:w="1038"/>
+        <w:gridCol w:w="1397"/>
       </w:tblGrid>
       <w:tr>
         <w:trPr>
@@ -6301,7 +6638,7 @@
         </w:trPr>
         <w:tc>
           <w:tcPr>
-            <w:tcW w:w="1158" w:type="pct"/>
+            <w:tcW w:w="2991" w:type="pct"/>
             <w:vMerge w:val="restart"/>
             <w:shd w:val="clear" w:color="000000" w:fill="BFBFBF"/>
             <w:vAlign w:val="center"/>
@@ -6335,7 +6672,7 @@
         </w:tc>
         <w:tc>
           <w:tcPr>
-            <w:tcW w:w="1317" w:type="pct"/>
+            <w:tcW w:w="688" w:type="pct"/>
             <w:vMerge w:val="restart"/>
             <w:shd w:val="clear" w:color="000000" w:fill="BFBFBF"/>
             <w:vAlign w:val="center"/>
@@ -6366,7 +6703,7 @@
         </w:tc>
         <w:tc>
           <w:tcPr>
-            <w:tcW w:w="1106" w:type="pct"/>
+            <w:tcW w:w="563" w:type="pct"/>
             <w:shd w:val="clear" w:color="000000" w:fill="BFBFBF"/>
             <w:noWrap/>
             <w:vAlign w:val="center"/>
@@ -6397,7 +6734,7 @@
         </w:tc>
         <w:tc>
           <w:tcPr>
-            <w:tcW w:w="1419" w:type="pct"/>
+            <w:tcW w:w="758" w:type="pct"/>
             <w:vMerge w:val="restart"/>
             <w:shd w:val="clear" w:color="000000" w:fill="BFBFBF"/>
             <w:vAlign w:val="center"/>
@@ -6434,7 +6771,7 @@
         </w:trPr>
         <w:tc>
           <w:tcPr>
-            <w:tcW w:w="1158" w:type="pct"/>
+            <w:tcW w:w="2991" w:type="pct"/>
             <w:vMerge/>
             <w:vAlign w:val="center"/>
             <w:hideMark/>
@@ -6453,7 +6790,7 @@
         </w:tc>
         <w:tc>
           <w:tcPr>
-            <w:tcW w:w="1317" w:type="pct"/>
+            <w:tcW w:w="688" w:type="pct"/>
             <w:vMerge/>
             <w:shd w:val="clear" w:color="000000" w:fill="BFBFBF"/>
             <w:vAlign w:val="center"/>
@@ -6473,7 +6810,7 @@
         </w:tc>
         <w:tc>
           <w:tcPr>
-            <w:tcW w:w="1106" w:type="pct"/>
+            <w:tcW w:w="563" w:type="pct"/>
             <w:shd w:val="clear" w:color="000000" w:fill="BFBFBF"/>
             <w:vAlign w:val="center"/>
             <w:hideMark/>
@@ -6545,7 +6882,7 @@
         </w:tc>
         <w:tc>
           <w:tcPr>
-            <w:tcW w:w="1419" w:type="pct"/>
+            <w:tcW w:w="758" w:type="pct"/>
             <w:vMerge/>
             <w:vAlign w:val="center"/>
             <w:hideMark/>
@@ -6560,6 +6897,46 @@
                 <w:lang w:eastAsia="cs-CZ"/>
               </w:rPr>
             </w:pPr>
+          </w:p>
+        </w:tc>
+      </w:tr>
+      <w:tr>
+        <w:trPr>
+          <w:trHeight w:val="288"/>
+          <w:jc w:val="center"/>
+        </w:trPr>
+        <w:tc>
+          <w:tcPr>
+            <w:tcW w:w="5000" w:type="pct"/>
+            <w:gridSpan w:val="4"/>
+            <w:tcBorders>
+              <w:top w:val="single" w:sz="4" w:space="0" w:color="auto"/>
+              <w:left w:val="single" w:sz="4" w:space="0" w:color="auto"/>
+              <w:bottom w:val="single" w:sz="4" w:space="0" w:color="auto"/>
+              <w:right w:val="single" w:sz="4" w:space="0" w:color="auto"/>
+            </w:tcBorders>
+            <w:shd w:val="clear" w:color="auto" w:fill="F2F2F2" w:themeFill="background1" w:themeFillShade="F2"/>
+            <w:vAlign w:val="center"/>
+          </w:tcPr>
+          <w:p>
+            <w:pPr>
+              <w:jc w:val="center"/>
+              <w:rPr>
+                <w:rFonts w:cs="Calibri"/>
+                <w:b/>
+                <w:bCs/>
+                <w:sz w:val="22"/>
+              </w:rPr>
+            </w:pPr>
+            <w:r>
+              <w:rPr>
+                <w:rFonts w:cs="Calibri"/>
+                <w:b/>
+                <w:bCs/>
+                <w:sz w:val="22"/>
+              </w:rPr>
+              <w:t>PRAVÁ HORNÍ KONČETINA</w:t>
+            </w:r>
           </w:p>
         </w:tc>
       </w:tr>
@@ -6570,7 +6947,7 @@
         </w:trPr>
         <w:tc>
           <w:tcPr>
-            <w:tcW w:w="1158" w:type="pct"/>
+            <w:tcW w:w="2991" w:type="pct"/>
             <w:tcBorders>
               <w:top w:val="single" w:sz="4" w:space="0" w:color="auto"/>
               <w:left w:val="single" w:sz="4" w:space="0" w:color="auto"/>
@@ -6597,7 +6974,7 @@
         </w:tc>
         <w:tc>
           <w:tcPr>
-            <w:tcW w:w="1317" w:type="pct"/>
+            <w:tcW w:w="688" w:type="pct"/>
             <w:tcBorders>
               <w:top w:val="single" w:sz="4" w:space="0" w:color="auto"/>
               <w:left w:val="single" w:sz="4" w:space="0" w:color="auto"/>
@@ -6626,7 +7003,7 @@
         </w:tc>
         <w:tc>
           <w:tcPr>
-            <w:tcW w:w="1106" w:type="pct"/>
+            <w:tcW w:w="563" w:type="pct"/>
             <w:tcBorders>
               <w:top w:val="single" w:sz="4" w:space="0" w:color="auto"/>
               <w:left w:val="single" w:sz="4" w:space="0" w:color="auto"/>
@@ -6651,6 +7028,8 @@
             <w:r>
               <w:rPr>
                 <w:rFonts w:cs="Calibri"/>
+                <w:b/>
+                <w:bCs/>
                 <w:sz w:val="22"/>
               </w:rPr>
               <w:t>{{phk.1.vyskyt_min_a|czech}}</w:t>
@@ -6659,7 +7038,7 @@
         </w:tc>
         <w:tc>
           <w:tcPr>
-            <w:tcW w:w="1419" w:type="pct"/>
+            <w:tcW w:w="758" w:type="pct"/>
             <w:tcBorders>
               <w:top w:val="single" w:sz="4" w:space="0" w:color="auto"/>
               <w:left w:val="single" w:sz="4" w:space="0" w:color="auto"/>
@@ -6694,7 +7073,7 @@
         </w:trPr>
         <w:tc>
           <w:tcPr>
-            <w:tcW w:w="1158" w:type="pct"/>
+            <w:tcW w:w="2991" w:type="pct"/>
             <w:tcBorders>
               <w:top w:val="single" w:sz="4" w:space="0" w:color="auto"/>
               <w:left w:val="single" w:sz="4" w:space="0" w:color="auto"/>
@@ -6721,7 +7100,7 @@
         </w:tc>
         <w:tc>
           <w:tcPr>
-            <w:tcW w:w="1317" w:type="pct"/>
+            <w:tcW w:w="688" w:type="pct"/>
             <w:tcBorders>
               <w:top w:val="single" w:sz="4" w:space="0" w:color="auto"/>
               <w:left w:val="single" w:sz="4" w:space="0" w:color="auto"/>
@@ -6750,7 +7129,7 @@
         </w:tc>
         <w:tc>
           <w:tcPr>
-            <w:tcW w:w="1106" w:type="pct"/>
+            <w:tcW w:w="563" w:type="pct"/>
             <w:tcBorders>
               <w:top w:val="single" w:sz="4" w:space="0" w:color="auto"/>
               <w:left w:val="single" w:sz="4" w:space="0" w:color="auto"/>
@@ -6763,16 +7142,19 @@
           </w:tcPr>
           <w:p>
             <w:pPr>
-              <w:rPr>
-                <w:rFonts w:cs="Calibri"/>
-                <w:b/>
-                <w:bCs/>
-                <w:sz w:val="22"/>
-              </w:rPr>
-            </w:pPr>
-            <w:r>
-              <w:rPr>
-                <w:rFonts w:cs="Calibri"/>
+              <w:jc w:val="center"/>
+              <w:rPr>
+                <w:rFonts w:cs="Calibri"/>
+                <w:b/>
+                <w:bCs/>
+                <w:sz w:val="22"/>
+              </w:rPr>
+            </w:pPr>
+            <w:r>
+              <w:rPr>
+                <w:rFonts w:cs="Calibri"/>
+                <w:b/>
+                <w:bCs/>
                 <w:sz w:val="22"/>
               </w:rPr>
               <w:t>{{phk.2.vyskyt_min_a|czech}}</w:t>
@@ -6781,7 +7163,7 @@
         </w:tc>
         <w:tc>
           <w:tcPr>
-            <w:tcW w:w="1419" w:type="pct"/>
+            <w:tcW w:w="758" w:type="pct"/>
             <w:tcBorders>
               <w:top w:val="single" w:sz="4" w:space="0" w:color="auto"/>
               <w:left w:val="single" w:sz="4" w:space="0" w:color="auto"/>
@@ -6816,7 +7198,7 @@
         </w:trPr>
         <w:tc>
           <w:tcPr>
-            <w:tcW w:w="1158" w:type="pct"/>
+            <w:tcW w:w="2991" w:type="pct"/>
             <w:tcBorders>
               <w:top w:val="single" w:sz="4" w:space="0" w:color="auto"/>
               <w:left w:val="single" w:sz="4" w:space="0" w:color="auto"/>
@@ -6843,7 +7225,7 @@
         </w:tc>
         <w:tc>
           <w:tcPr>
-            <w:tcW w:w="1317" w:type="pct"/>
+            <w:tcW w:w="688" w:type="pct"/>
             <w:tcBorders>
               <w:top w:val="single" w:sz="4" w:space="0" w:color="auto"/>
               <w:left w:val="single" w:sz="4" w:space="0" w:color="auto"/>
@@ -6872,7 +7254,7 @@
         </w:tc>
         <w:tc>
           <w:tcPr>
-            <w:tcW w:w="1106" w:type="pct"/>
+            <w:tcW w:w="563" w:type="pct"/>
             <w:tcBorders>
               <w:top w:val="single" w:sz="4" w:space="0" w:color="auto"/>
               <w:left w:val="single" w:sz="4" w:space="0" w:color="auto"/>
@@ -6885,16 +7267,19 @@
           </w:tcPr>
           <w:p>
             <w:pPr>
-              <w:rPr>
-                <w:rFonts w:cs="Calibri"/>
-                <w:b/>
-                <w:bCs/>
-                <w:sz w:val="22"/>
-              </w:rPr>
-            </w:pPr>
-            <w:r>
-              <w:rPr>
-                <w:rFonts w:cs="Calibri"/>
+              <w:jc w:val="center"/>
+              <w:rPr>
+                <w:rFonts w:cs="Calibri"/>
+                <w:b/>
+                <w:bCs/>
+                <w:sz w:val="22"/>
+              </w:rPr>
+            </w:pPr>
+            <w:r>
+              <w:rPr>
+                <w:rFonts w:cs="Calibri"/>
+                <w:b/>
+                <w:bCs/>
                 <w:sz w:val="22"/>
               </w:rPr>
               <w:t>{{phk.3.vyskyt_min_a|czech}}</w:t>
@@ -6903,7 +7288,7 @@
         </w:tc>
         <w:tc>
           <w:tcPr>
-            <w:tcW w:w="1419" w:type="pct"/>
+            <w:tcW w:w="758" w:type="pct"/>
             <w:tcBorders>
               <w:top w:val="single" w:sz="4" w:space="0" w:color="auto"/>
               <w:left w:val="single" w:sz="4" w:space="0" w:color="auto"/>
@@ -6938,7 +7323,7 @@
         </w:trPr>
         <w:tc>
           <w:tcPr>
-            <w:tcW w:w="1158" w:type="pct"/>
+            <w:tcW w:w="2991" w:type="pct"/>
             <w:tcBorders>
               <w:top w:val="single" w:sz="4" w:space="0" w:color="auto"/>
               <w:left w:val="single" w:sz="4" w:space="0" w:color="auto"/>
@@ -6965,7 +7350,7 @@
         </w:tc>
         <w:tc>
           <w:tcPr>
-            <w:tcW w:w="1317" w:type="pct"/>
+            <w:tcW w:w="688" w:type="pct"/>
             <w:tcBorders>
               <w:top w:val="single" w:sz="4" w:space="0" w:color="auto"/>
               <w:left w:val="single" w:sz="4" w:space="0" w:color="auto"/>
@@ -6994,7 +7379,7 @@
         </w:tc>
         <w:tc>
           <w:tcPr>
-            <w:tcW w:w="1106" w:type="pct"/>
+            <w:tcW w:w="563" w:type="pct"/>
             <w:tcBorders>
               <w:top w:val="single" w:sz="4" w:space="0" w:color="auto"/>
               <w:left w:val="single" w:sz="4" w:space="0" w:color="auto"/>
@@ -7007,16 +7392,19 @@
           </w:tcPr>
           <w:p>
             <w:pPr>
-              <w:rPr>
-                <w:rFonts w:cs="Calibri"/>
-                <w:b/>
-                <w:bCs/>
-                <w:sz w:val="22"/>
-              </w:rPr>
-            </w:pPr>
-            <w:r>
-              <w:rPr>
-                <w:rFonts w:cs="Calibri"/>
+              <w:jc w:val="center"/>
+              <w:rPr>
+                <w:rFonts w:cs="Calibri"/>
+                <w:b/>
+                <w:bCs/>
+                <w:sz w:val="22"/>
+              </w:rPr>
+            </w:pPr>
+            <w:r>
+              <w:rPr>
+                <w:rFonts w:cs="Calibri"/>
+                <w:b/>
+                <w:bCs/>
                 <w:sz w:val="22"/>
               </w:rPr>
               <w:t>{{phk.4.vyskyt_min_a|czech}}</w:t>
@@ -7025,7 +7413,7 @@
         </w:tc>
         <w:tc>
           <w:tcPr>
-            <w:tcW w:w="1419" w:type="pct"/>
+            <w:tcW w:w="758" w:type="pct"/>
             <w:tcBorders>
               <w:top w:val="single" w:sz="4" w:space="0" w:color="auto"/>
               <w:left w:val="single" w:sz="4" w:space="0" w:color="auto"/>
@@ -7060,7 +7448,7 @@
         </w:trPr>
         <w:tc>
           <w:tcPr>
-            <w:tcW w:w="1158" w:type="pct"/>
+            <w:tcW w:w="2991" w:type="pct"/>
             <w:tcBorders>
               <w:top w:val="single" w:sz="4" w:space="0" w:color="auto"/>
               <w:left w:val="single" w:sz="4" w:space="0" w:color="auto"/>
@@ -7087,7 +7475,7 @@
         </w:tc>
         <w:tc>
           <w:tcPr>
-            <w:tcW w:w="1317" w:type="pct"/>
+            <w:tcW w:w="688" w:type="pct"/>
             <w:tcBorders>
               <w:top w:val="single" w:sz="4" w:space="0" w:color="auto"/>
               <w:left w:val="single" w:sz="4" w:space="0" w:color="auto"/>
@@ -7116,7 +7504,7 @@
         </w:tc>
         <w:tc>
           <w:tcPr>
-            <w:tcW w:w="1106" w:type="pct"/>
+            <w:tcW w:w="563" w:type="pct"/>
             <w:tcBorders>
               <w:top w:val="single" w:sz="4" w:space="0" w:color="auto"/>
               <w:left w:val="single" w:sz="4" w:space="0" w:color="auto"/>
@@ -7129,16 +7517,19 @@
           </w:tcPr>
           <w:p>
             <w:pPr>
-              <w:rPr>
-                <w:rFonts w:cs="Calibri"/>
-                <w:b/>
-                <w:bCs/>
-                <w:sz w:val="22"/>
-              </w:rPr>
-            </w:pPr>
-            <w:r>
-              <w:rPr>
-                <w:rFonts w:cs="Calibri"/>
+              <w:jc w:val="center"/>
+              <w:rPr>
+                <w:rFonts w:cs="Calibri"/>
+                <w:b/>
+                <w:bCs/>
+                <w:sz w:val="22"/>
+              </w:rPr>
+            </w:pPr>
+            <w:r>
+              <w:rPr>
+                <w:rFonts w:cs="Calibri"/>
+                <w:b/>
+                <w:bCs/>
                 <w:sz w:val="22"/>
               </w:rPr>
               <w:t>{{phk.5.vyskyt_min_a|czech}}</w:t>
@@ -7147,7 +7538,7 @@
         </w:tc>
         <w:tc>
           <w:tcPr>
-            <w:tcW w:w="1419" w:type="pct"/>
+            <w:tcW w:w="758" w:type="pct"/>
             <w:tcBorders>
               <w:top w:val="single" w:sz="4" w:space="0" w:color="auto"/>
               <w:left w:val="single" w:sz="4" w:space="0" w:color="auto"/>
@@ -7182,7 +7573,7 @@
         </w:trPr>
         <w:tc>
           <w:tcPr>
-            <w:tcW w:w="1158" w:type="pct"/>
+            <w:tcW w:w="2991" w:type="pct"/>
             <w:tcBorders>
               <w:top w:val="single" w:sz="4" w:space="0" w:color="auto"/>
               <w:left w:val="single" w:sz="4" w:space="0" w:color="auto"/>
@@ -7209,7 +7600,7 @@
         </w:tc>
         <w:tc>
           <w:tcPr>
-            <w:tcW w:w="1317" w:type="pct"/>
+            <w:tcW w:w="688" w:type="pct"/>
             <w:tcBorders>
               <w:top w:val="single" w:sz="4" w:space="0" w:color="auto"/>
               <w:left w:val="single" w:sz="4" w:space="0" w:color="auto"/>
@@ -7238,7 +7629,7 @@
         </w:tc>
         <w:tc>
           <w:tcPr>
-            <w:tcW w:w="1106" w:type="pct"/>
+            <w:tcW w:w="563" w:type="pct"/>
             <w:tcBorders>
               <w:top w:val="single" w:sz="4" w:space="0" w:color="auto"/>
               <w:left w:val="single" w:sz="4" w:space="0" w:color="auto"/>
@@ -7251,16 +7642,19 @@
           </w:tcPr>
           <w:p>
             <w:pPr>
-              <w:rPr>
-                <w:rFonts w:cs="Calibri"/>
-                <w:b/>
-                <w:bCs/>
-                <w:sz w:val="22"/>
-              </w:rPr>
-            </w:pPr>
-            <w:r>
-              <w:rPr>
-                <w:rFonts w:cs="Calibri"/>
+              <w:jc w:val="center"/>
+              <w:rPr>
+                <w:rFonts w:cs="Calibri"/>
+                <w:b/>
+                <w:bCs/>
+                <w:sz w:val="22"/>
+              </w:rPr>
+            </w:pPr>
+            <w:r>
+              <w:rPr>
+                <w:rFonts w:cs="Calibri"/>
+                <w:b/>
+                <w:bCs/>
                 <w:sz w:val="22"/>
               </w:rPr>
               <w:t>{{phk.6.vyskyt_min_a|czech}}</w:t>
@@ -7269,7 +7663,7 @@
         </w:tc>
         <w:tc>
           <w:tcPr>
-            <w:tcW w:w="1419" w:type="pct"/>
+            <w:tcW w:w="758" w:type="pct"/>
             <w:tcBorders>
               <w:top w:val="single" w:sz="4" w:space="0" w:color="auto"/>
               <w:left w:val="single" w:sz="4" w:space="0" w:color="auto"/>
@@ -7304,7 +7698,7 @@
         </w:trPr>
         <w:tc>
           <w:tcPr>
-            <w:tcW w:w="1158" w:type="pct"/>
+            <w:tcW w:w="2991" w:type="pct"/>
             <w:tcBorders>
               <w:top w:val="single" w:sz="4" w:space="0" w:color="auto"/>
               <w:left w:val="single" w:sz="4" w:space="0" w:color="auto"/>
@@ -7331,7 +7725,7 @@
         </w:tc>
         <w:tc>
           <w:tcPr>
-            <w:tcW w:w="1317" w:type="pct"/>
+            <w:tcW w:w="688" w:type="pct"/>
             <w:tcBorders>
               <w:top w:val="single" w:sz="4" w:space="0" w:color="auto"/>
               <w:left w:val="single" w:sz="4" w:space="0" w:color="auto"/>
@@ -7360,7 +7754,7 @@
         </w:tc>
         <w:tc>
           <w:tcPr>
-            <w:tcW w:w="1106" w:type="pct"/>
+            <w:tcW w:w="563" w:type="pct"/>
             <w:tcBorders>
               <w:top w:val="single" w:sz="4" w:space="0" w:color="auto"/>
               <w:left w:val="single" w:sz="4" w:space="0" w:color="auto"/>
@@ -7373,16 +7767,19 @@
           </w:tcPr>
           <w:p>
             <w:pPr>
-              <w:rPr>
-                <w:rFonts w:cs="Calibri"/>
-                <w:b/>
-                <w:bCs/>
-                <w:sz w:val="22"/>
-              </w:rPr>
-            </w:pPr>
-            <w:r>
-              <w:rPr>
-                <w:rFonts w:cs="Calibri"/>
+              <w:jc w:val="center"/>
+              <w:rPr>
+                <w:rFonts w:cs="Calibri"/>
+                <w:b/>
+                <w:bCs/>
+                <w:sz w:val="22"/>
+              </w:rPr>
+            </w:pPr>
+            <w:r>
+              <w:rPr>
+                <w:rFonts w:cs="Calibri"/>
+                <w:b/>
+                <w:bCs/>
                 <w:sz w:val="22"/>
               </w:rPr>
               <w:t>{{phk.7.vyskyt_min_a|czech}}</w:t>
@@ -7391,7 +7788,7 @@
         </w:tc>
         <w:tc>
           <w:tcPr>
-            <w:tcW w:w="1419" w:type="pct"/>
+            <w:tcW w:w="758" w:type="pct"/>
             <w:tcBorders>
               <w:top w:val="single" w:sz="4" w:space="0" w:color="auto"/>
               <w:left w:val="single" w:sz="4" w:space="0" w:color="auto"/>
@@ -7426,7 +7823,7 @@
         </w:trPr>
         <w:tc>
           <w:tcPr>
-            <w:tcW w:w="1158" w:type="pct"/>
+            <w:tcW w:w="2991" w:type="pct"/>
             <w:tcBorders>
               <w:top w:val="single" w:sz="4" w:space="0" w:color="auto"/>
               <w:left w:val="single" w:sz="4" w:space="0" w:color="auto"/>
@@ -7453,7 +7850,7 @@
         </w:tc>
         <w:tc>
           <w:tcPr>
-            <w:tcW w:w="1317" w:type="pct"/>
+            <w:tcW w:w="688" w:type="pct"/>
             <w:tcBorders>
               <w:top w:val="single" w:sz="4" w:space="0" w:color="auto"/>
               <w:left w:val="single" w:sz="4" w:space="0" w:color="auto"/>
@@ -7482,7 +7879,7 @@
         </w:tc>
         <w:tc>
           <w:tcPr>
-            <w:tcW w:w="1106" w:type="pct"/>
+            <w:tcW w:w="563" w:type="pct"/>
             <w:tcBorders>
               <w:top w:val="single" w:sz="4" w:space="0" w:color="auto"/>
               <w:left w:val="single" w:sz="4" w:space="0" w:color="auto"/>
@@ -7495,25 +7892,38 @@
           </w:tcPr>
           <w:p>
             <w:pPr>
-              <w:rPr>
-                <w:rFonts w:cs="Calibri"/>
-                <w:b/>
-                <w:bCs/>
-                <w:sz w:val="22"/>
-              </w:rPr>
-            </w:pPr>
-            <w:r>
-              <w:rPr>
-                <w:rFonts w:cs="Calibri"/>
-                <w:sz w:val="22"/>
-              </w:rPr>
-              <w:t>{{phk.8.vyskyt_min_a|czech}}</w:t>
-            </w:r>
-          </w:p>
-        </w:tc>
-        <w:tc>
-          <w:tcPr>
-            <w:tcW w:w="1419" w:type="pct"/>
+              <w:jc w:val="center"/>
+              <w:rPr>
+                <w:rFonts w:cs="Calibri"/>
+                <w:b/>
+                <w:bCs/>
+                <w:sz w:val="22"/>
+              </w:rPr>
+            </w:pPr>
+            <w:r>
+              <w:rPr>
+                <w:rFonts w:cs="Calibri"/>
+                <w:b/>
+                <w:bCs/>
+                <w:sz w:val="22"/>
+              </w:rPr>
+              <w:t>{{phk.8.vyskyt_min_a|czec</w:t>
+            </w:r>
+            <w:r>
+              <w:rPr>
+                <w:rFonts w:cs="Calibri"/>
+                <w:b/>
+                <w:bCs/>
+                <w:sz w:val="22"/>
+              </w:rPr>
+              <w:lastRenderedPageBreak/>
+              <w:t>h}}</w:t>
+            </w:r>
+          </w:p>
+        </w:tc>
+        <w:tc>
+          <w:tcPr>
+            <w:tcW w:w="758" w:type="pct"/>
             <w:tcBorders>
               <w:top w:val="single" w:sz="4" w:space="0" w:color="auto"/>
               <w:left w:val="single" w:sz="4" w:space="0" w:color="auto"/>
@@ -7536,6 +7946,7 @@
                 <w:rFonts w:cs="Calibri"/>
                 <w:sz w:val="22"/>
               </w:rPr>
+              <w:lastRenderedPageBreak/>
               <w:t>{{phk.8.typ_pracovni_polohy|czech}}</w:t>
             </w:r>
           </w:p>
@@ -7548,7 +7959,7 @@
         </w:trPr>
         <w:tc>
           <w:tcPr>
-            <w:tcW w:w="1158" w:type="pct"/>
+            <w:tcW w:w="2991" w:type="pct"/>
             <w:tcBorders>
               <w:top w:val="single" w:sz="4" w:space="0" w:color="auto"/>
               <w:left w:val="single" w:sz="4" w:space="0" w:color="auto"/>
@@ -7575,7 +7986,7 @@
         </w:tc>
         <w:tc>
           <w:tcPr>
-            <w:tcW w:w="1317" w:type="pct"/>
+            <w:tcW w:w="688" w:type="pct"/>
             <w:tcBorders>
               <w:top w:val="single" w:sz="4" w:space="0" w:color="auto"/>
               <w:left w:val="single" w:sz="4" w:space="0" w:color="auto"/>
@@ -7604,7 +8015,7 @@
         </w:tc>
         <w:tc>
           <w:tcPr>
-            <w:tcW w:w="1106" w:type="pct"/>
+            <w:tcW w:w="563" w:type="pct"/>
             <w:tcBorders>
               <w:top w:val="single" w:sz="4" w:space="0" w:color="auto"/>
               <w:left w:val="single" w:sz="4" w:space="0" w:color="auto"/>
@@ -7617,16 +8028,19 @@
           </w:tcPr>
           <w:p>
             <w:pPr>
-              <w:rPr>
-                <w:rFonts w:cs="Calibri"/>
-                <w:b/>
-                <w:bCs/>
-                <w:sz w:val="22"/>
-              </w:rPr>
-            </w:pPr>
-            <w:r>
-              <w:rPr>
-                <w:rFonts w:cs="Calibri"/>
+              <w:jc w:val="center"/>
+              <w:rPr>
+                <w:rFonts w:cs="Calibri"/>
+                <w:b/>
+                <w:bCs/>
+                <w:sz w:val="22"/>
+              </w:rPr>
+            </w:pPr>
+            <w:r>
+              <w:rPr>
+                <w:rFonts w:cs="Calibri"/>
+                <w:b/>
+                <w:bCs/>
                 <w:sz w:val="22"/>
               </w:rPr>
               <w:t>{{phk.9.vyskyt_min_a|czech}}</w:t>
@@ -7635,7 +8049,7 @@
         </w:tc>
         <w:tc>
           <w:tcPr>
-            <w:tcW w:w="1419" w:type="pct"/>
+            <w:tcW w:w="758" w:type="pct"/>
             <w:tcBorders>
               <w:top w:val="single" w:sz="4" w:space="0" w:color="auto"/>
               <w:left w:val="single" w:sz="4" w:space="0" w:color="auto"/>
@@ -7670,7 +8084,7 @@
         </w:trPr>
         <w:tc>
           <w:tcPr>
-            <w:tcW w:w="1158" w:type="pct"/>
+            <w:tcW w:w="2991" w:type="pct"/>
             <w:tcBorders>
               <w:top w:val="single" w:sz="4" w:space="0" w:color="auto"/>
               <w:left w:val="single" w:sz="4" w:space="0" w:color="auto"/>
@@ -7697,7 +8111,7 @@
         </w:tc>
         <w:tc>
           <w:tcPr>
-            <w:tcW w:w="1317" w:type="pct"/>
+            <w:tcW w:w="688" w:type="pct"/>
             <w:tcBorders>
               <w:top w:val="single" w:sz="4" w:space="0" w:color="auto"/>
               <w:left w:val="single" w:sz="4" w:space="0" w:color="auto"/>
@@ -7726,7 +8140,7 @@
         </w:tc>
         <w:tc>
           <w:tcPr>
-            <w:tcW w:w="1106" w:type="pct"/>
+            <w:tcW w:w="563" w:type="pct"/>
             <w:tcBorders>
               <w:top w:val="single" w:sz="4" w:space="0" w:color="auto"/>
               <w:left w:val="single" w:sz="4" w:space="0" w:color="auto"/>
@@ -7739,16 +8153,19 @@
           </w:tcPr>
           <w:p>
             <w:pPr>
-              <w:rPr>
-                <w:rFonts w:cs="Calibri"/>
-                <w:b/>
-                <w:bCs/>
-                <w:sz w:val="22"/>
-              </w:rPr>
-            </w:pPr>
-            <w:r>
-              <w:rPr>
-                <w:rFonts w:cs="Calibri"/>
+              <w:jc w:val="center"/>
+              <w:rPr>
+                <w:rFonts w:cs="Calibri"/>
+                <w:b/>
+                <w:bCs/>
+                <w:sz w:val="22"/>
+              </w:rPr>
+            </w:pPr>
+            <w:r>
+              <w:rPr>
+                <w:rFonts w:cs="Calibri"/>
+                <w:b/>
+                <w:bCs/>
                 <w:sz w:val="22"/>
               </w:rPr>
               <w:t>{{phk.10.vyskyt_min_a|czech}}</w:t>
@@ -7757,7 +8174,7 @@
         </w:tc>
         <w:tc>
           <w:tcPr>
-            <w:tcW w:w="1419" w:type="pct"/>
+            <w:tcW w:w="758" w:type="pct"/>
             <w:tcBorders>
               <w:top w:val="single" w:sz="4" w:space="0" w:color="auto"/>
               <w:left w:val="single" w:sz="4" w:space="0" w:color="auto"/>
@@ -7789,7 +8206,7 @@
     <w:p/>
     <w:tbl>
       <w:tblPr>
-        <w:tblW w:w="4135" w:type="pct"/>
+        <w:tblW w:w="5002" w:type="pct"/>
         <w:jc w:val="center"/>
         <w:tblBorders>
           <w:top w:val="single" w:sz="4" w:space="0" w:color="auto"/>
@@ -7799,6 +8216,7 @@
           <w:insideH w:val="single" w:sz="4" w:space="0" w:color="auto"/>
           <w:insideV w:val="single" w:sz="4" w:space="0" w:color="auto"/>
         </w:tblBorders>
+        <w:tblLayout w:type="fixed"/>
         <w:tblCellMar>
           <w:left w:w="70" w:type="dxa"/>
           <w:right w:w="70" w:type="dxa"/>
@@ -7806,10 +8224,10 @@
         <w:tblLook w:val="04A0" w:firstRow="1" w:lastRow="0" w:firstColumn="1" w:lastColumn="0" w:noHBand="0" w:noVBand="1"/>
       </w:tblPr>
       <w:tblGrid>
-        <w:gridCol w:w="2108"/>
-        <w:gridCol w:w="2424"/>
-        <w:gridCol w:w="2098"/>
-        <w:gridCol w:w="2582"/>
+        <w:gridCol w:w="5515"/>
+        <w:gridCol w:w="1266"/>
+        <w:gridCol w:w="1038"/>
+        <w:gridCol w:w="1397"/>
       </w:tblGrid>
       <w:tr>
         <w:trPr>
@@ -7818,7 +8236,7 @@
         </w:trPr>
         <w:tc>
           <w:tcPr>
-            <w:tcW w:w="1179" w:type="pct"/>
+            <w:tcW w:w="2992" w:type="pct"/>
             <w:vMerge w:val="restart"/>
             <w:shd w:val="clear" w:color="000000" w:fill="BFBFBF"/>
             <w:vAlign w:val="center"/>
@@ -7852,7 +8270,7 @@
         </w:tc>
         <w:tc>
           <w:tcPr>
-            <w:tcW w:w="1310" w:type="pct"/>
+            <w:tcW w:w="687" w:type="pct"/>
             <w:vMerge w:val="restart"/>
             <w:shd w:val="clear" w:color="000000" w:fill="BFBFBF"/>
             <w:vAlign w:val="center"/>
@@ -7883,7 +8301,7 @@
         </w:tc>
         <w:tc>
           <w:tcPr>
-            <w:tcW w:w="1095" w:type="pct"/>
+            <w:tcW w:w="563" w:type="pct"/>
             <w:shd w:val="clear" w:color="000000" w:fill="BFBFBF"/>
             <w:noWrap/>
             <w:vAlign w:val="center"/>
@@ -7914,7 +8332,7 @@
         </w:tc>
         <w:tc>
           <w:tcPr>
-            <w:tcW w:w="1415" w:type="pct"/>
+            <w:tcW w:w="758" w:type="pct"/>
             <w:vMerge w:val="restart"/>
             <w:shd w:val="clear" w:color="000000" w:fill="BFBFBF"/>
             <w:vAlign w:val="center"/>
@@ -7951,7 +8369,7 @@
         </w:trPr>
         <w:tc>
           <w:tcPr>
-            <w:tcW w:w="1179" w:type="pct"/>
+            <w:tcW w:w="2992" w:type="pct"/>
             <w:vMerge/>
             <w:vAlign w:val="center"/>
             <w:hideMark/>
@@ -7970,7 +8388,7 @@
         </w:tc>
         <w:tc>
           <w:tcPr>
-            <w:tcW w:w="1310" w:type="pct"/>
+            <w:tcW w:w="687" w:type="pct"/>
             <w:vMerge/>
             <w:shd w:val="clear" w:color="000000" w:fill="BFBFBF"/>
             <w:vAlign w:val="center"/>
@@ -7990,7 +8408,7 @@
         </w:tc>
         <w:tc>
           <w:tcPr>
-            <w:tcW w:w="1095" w:type="pct"/>
+            <w:tcW w:w="563" w:type="pct"/>
             <w:shd w:val="clear" w:color="000000" w:fill="BFBFBF"/>
             <w:vAlign w:val="center"/>
             <w:hideMark/>
@@ -8062,7 +8480,7 @@
         </w:tc>
         <w:tc>
           <w:tcPr>
-            <w:tcW w:w="1415" w:type="pct"/>
+            <w:tcW w:w="758" w:type="pct"/>
             <w:vMerge/>
             <w:vAlign w:val="center"/>
             <w:hideMark/>
@@ -8077,6 +8495,46 @@
                 <w:lang w:eastAsia="cs-CZ"/>
               </w:rPr>
             </w:pPr>
+          </w:p>
+        </w:tc>
+      </w:tr>
+      <w:tr>
+        <w:trPr>
+          <w:trHeight w:val="288"/>
+          <w:jc w:val="center"/>
+        </w:trPr>
+        <w:tc>
+          <w:tcPr>
+            <w:tcW w:w="5000" w:type="pct"/>
+            <w:gridSpan w:val="4"/>
+            <w:tcBorders>
+              <w:top w:val="single" w:sz="4" w:space="0" w:color="auto"/>
+              <w:left w:val="single" w:sz="4" w:space="0" w:color="auto"/>
+              <w:bottom w:val="single" w:sz="4" w:space="0" w:color="auto"/>
+              <w:right w:val="single" w:sz="4" w:space="0" w:color="auto"/>
+            </w:tcBorders>
+            <w:shd w:val="clear" w:color="auto" w:fill="F2F2F2" w:themeFill="background1" w:themeFillShade="F2"/>
+            <w:vAlign w:val="center"/>
+          </w:tcPr>
+          <w:p>
+            <w:pPr>
+              <w:jc w:val="center"/>
+              <w:rPr>
+                <w:rFonts w:cs="Calibri"/>
+                <w:b/>
+                <w:bCs/>
+                <w:sz w:val="22"/>
+              </w:rPr>
+            </w:pPr>
+            <w:r>
+              <w:rPr>
+                <w:rFonts w:cs="Calibri"/>
+                <w:b/>
+                <w:bCs/>
+                <w:sz w:val="22"/>
+              </w:rPr>
+              <w:t>LEVÁ HORNÍ KONČETINA</w:t>
+            </w:r>
           </w:p>
         </w:tc>
       </w:tr>
@@ -8087,7 +8545,7 @@
         </w:trPr>
         <w:tc>
           <w:tcPr>
-            <w:tcW w:w="1179" w:type="pct"/>
+            <w:tcW w:w="2992" w:type="pct"/>
             <w:tcBorders>
               <w:top w:val="single" w:sz="4" w:space="0" w:color="auto"/>
               <w:left w:val="single" w:sz="4" w:space="0" w:color="auto"/>
@@ -8114,7 +8572,7 @@
         </w:tc>
         <w:tc>
           <w:tcPr>
-            <w:tcW w:w="1310" w:type="pct"/>
+            <w:tcW w:w="687" w:type="pct"/>
             <w:tcBorders>
               <w:top w:val="single" w:sz="4" w:space="0" w:color="auto"/>
               <w:left w:val="single" w:sz="4" w:space="0" w:color="auto"/>
@@ -8143,7 +8601,7 @@
         </w:tc>
         <w:tc>
           <w:tcPr>
-            <w:tcW w:w="1095" w:type="pct"/>
+            <w:tcW w:w="563" w:type="pct"/>
             <w:tcBorders>
               <w:top w:val="single" w:sz="4" w:space="0" w:color="auto"/>
               <w:left w:val="single" w:sz="4" w:space="0" w:color="auto"/>
@@ -8168,6 +8626,8 @@
             <w:r>
               <w:rPr>
                 <w:rFonts w:cs="Calibri"/>
+                <w:b/>
+                <w:bCs/>
                 <w:sz w:val="22"/>
               </w:rPr>
               <w:t>{{lhk.1.vyskyt_min_a|czech}}</w:t>
@@ -8176,7 +8636,7 @@
         </w:tc>
         <w:tc>
           <w:tcPr>
-            <w:tcW w:w="1415" w:type="pct"/>
+            <w:tcW w:w="758" w:type="pct"/>
             <w:tcBorders>
               <w:top w:val="single" w:sz="4" w:space="0" w:color="auto"/>
               <w:left w:val="single" w:sz="4" w:space="0" w:color="auto"/>
@@ -8211,7 +8671,7 @@
         </w:trPr>
         <w:tc>
           <w:tcPr>
-            <w:tcW w:w="1179" w:type="pct"/>
+            <w:tcW w:w="2992" w:type="pct"/>
             <w:tcBorders>
               <w:top w:val="single" w:sz="4" w:space="0" w:color="auto"/>
               <w:left w:val="single" w:sz="4" w:space="0" w:color="auto"/>
@@ -8238,7 +8698,7 @@
         </w:tc>
         <w:tc>
           <w:tcPr>
-            <w:tcW w:w="1310" w:type="pct"/>
+            <w:tcW w:w="687" w:type="pct"/>
             <w:tcBorders>
               <w:top w:val="single" w:sz="4" w:space="0" w:color="auto"/>
               <w:left w:val="single" w:sz="4" w:space="0" w:color="auto"/>
@@ -8267,7 +8727,7 @@
         </w:tc>
         <w:tc>
           <w:tcPr>
-            <w:tcW w:w="1095" w:type="pct"/>
+            <w:tcW w:w="563" w:type="pct"/>
             <w:tcBorders>
               <w:top w:val="single" w:sz="4" w:space="0" w:color="auto"/>
               <w:left w:val="single" w:sz="4" w:space="0" w:color="auto"/>
@@ -8280,16 +8740,19 @@
           </w:tcPr>
           <w:p>
             <w:pPr>
-              <w:rPr>
-                <w:rFonts w:cs="Calibri"/>
-                <w:b/>
-                <w:bCs/>
-                <w:sz w:val="22"/>
-              </w:rPr>
-            </w:pPr>
-            <w:r>
-              <w:rPr>
-                <w:rFonts w:cs="Calibri"/>
+              <w:jc w:val="center"/>
+              <w:rPr>
+                <w:rFonts w:cs="Calibri"/>
+                <w:b/>
+                <w:bCs/>
+                <w:sz w:val="22"/>
+              </w:rPr>
+            </w:pPr>
+            <w:r>
+              <w:rPr>
+                <w:rFonts w:cs="Calibri"/>
+                <w:b/>
+                <w:bCs/>
                 <w:sz w:val="22"/>
               </w:rPr>
               <w:t>{{lhk.2.vyskyt_min_a|czech}}</w:t>
@@ -8298,7 +8761,7 @@
         </w:tc>
         <w:tc>
           <w:tcPr>
-            <w:tcW w:w="1415" w:type="pct"/>
+            <w:tcW w:w="758" w:type="pct"/>
             <w:tcBorders>
               <w:top w:val="single" w:sz="4" w:space="0" w:color="auto"/>
               <w:left w:val="single" w:sz="4" w:space="0" w:color="auto"/>
@@ -8333,7 +8796,7 @@
         </w:trPr>
         <w:tc>
           <w:tcPr>
-            <w:tcW w:w="1179" w:type="pct"/>
+            <w:tcW w:w="2992" w:type="pct"/>
             <w:tcBorders>
               <w:top w:val="single" w:sz="4" w:space="0" w:color="auto"/>
               <w:left w:val="single" w:sz="4" w:space="0" w:color="auto"/>
@@ -8360,7 +8823,7 @@
         </w:tc>
         <w:tc>
           <w:tcPr>
-            <w:tcW w:w="1310" w:type="pct"/>
+            <w:tcW w:w="687" w:type="pct"/>
             <w:tcBorders>
               <w:top w:val="single" w:sz="4" w:space="0" w:color="auto"/>
               <w:left w:val="single" w:sz="4" w:space="0" w:color="auto"/>
@@ -8389,7 +8852,7 @@
         </w:tc>
         <w:tc>
           <w:tcPr>
-            <w:tcW w:w="1095" w:type="pct"/>
+            <w:tcW w:w="563" w:type="pct"/>
             <w:tcBorders>
               <w:top w:val="single" w:sz="4" w:space="0" w:color="auto"/>
               <w:left w:val="single" w:sz="4" w:space="0" w:color="auto"/>
@@ -8402,16 +8865,19 @@
           </w:tcPr>
           <w:p>
             <w:pPr>
-              <w:rPr>
-                <w:rFonts w:cs="Calibri"/>
-                <w:b/>
-                <w:bCs/>
-                <w:sz w:val="22"/>
-              </w:rPr>
-            </w:pPr>
-            <w:r>
-              <w:rPr>
-                <w:rFonts w:cs="Calibri"/>
+              <w:jc w:val="center"/>
+              <w:rPr>
+                <w:rFonts w:cs="Calibri"/>
+                <w:b/>
+                <w:bCs/>
+                <w:sz w:val="22"/>
+              </w:rPr>
+            </w:pPr>
+            <w:r>
+              <w:rPr>
+                <w:rFonts w:cs="Calibri"/>
+                <w:b/>
+                <w:bCs/>
                 <w:sz w:val="22"/>
               </w:rPr>
               <w:t>{{lhk.3.vyskyt_min_a|czech}}</w:t>
@@ -8420,7 +8886,7 @@
         </w:tc>
         <w:tc>
           <w:tcPr>
-            <w:tcW w:w="1415" w:type="pct"/>
+            <w:tcW w:w="758" w:type="pct"/>
             <w:tcBorders>
               <w:top w:val="single" w:sz="4" w:space="0" w:color="auto"/>
               <w:left w:val="single" w:sz="4" w:space="0" w:color="auto"/>
@@ -8455,35 +8921,34 @@
         </w:trPr>
         <w:tc>
           <w:tcPr>
-            <w:tcW w:w="1179" w:type="pct"/>
-            <w:tcBorders>
-              <w:top w:val="single" w:sz="4" w:space="0" w:color="auto"/>
-              <w:left w:val="single" w:sz="4" w:space="0" w:color="auto"/>
-              <w:bottom w:val="single" w:sz="4" w:space="0" w:color="auto"/>
-              <w:right w:val="single" w:sz="4" w:space="0" w:color="auto"/>
-            </w:tcBorders>
-            <w:vAlign w:val="center"/>
-          </w:tcPr>
-          <w:p>
-            <w:pPr>
-              <w:rPr>
-                <w:rFonts w:cs="Calibri"/>
-                <w:sz w:val="22"/>
-              </w:rPr>
-            </w:pPr>
-            <w:r>
-              <w:rPr>
-                <w:rFonts w:cs="Calibri"/>
-                <w:sz w:val="22"/>
-              </w:rPr>
-              <w:lastRenderedPageBreak/>
+            <w:tcW w:w="2992" w:type="pct"/>
+            <w:tcBorders>
+              <w:top w:val="single" w:sz="4" w:space="0" w:color="auto"/>
+              <w:left w:val="single" w:sz="4" w:space="0" w:color="auto"/>
+              <w:bottom w:val="single" w:sz="4" w:space="0" w:color="auto"/>
+              <w:right w:val="single" w:sz="4" w:space="0" w:color="auto"/>
+            </w:tcBorders>
+            <w:vAlign w:val="center"/>
+          </w:tcPr>
+          <w:p>
+            <w:pPr>
+              <w:rPr>
+                <w:rFonts w:cs="Calibri"/>
+                <w:sz w:val="22"/>
+              </w:rPr>
+            </w:pPr>
+            <w:r>
+              <w:rPr>
+                <w:rFonts w:cs="Calibri"/>
+                <w:sz w:val="22"/>
+              </w:rPr>
               <w:t>{{lhk.4.nazev_polohy|czech}}</w:t>
             </w:r>
           </w:p>
         </w:tc>
         <w:tc>
           <w:tcPr>
-            <w:tcW w:w="1310" w:type="pct"/>
+            <w:tcW w:w="687" w:type="pct"/>
             <w:tcBorders>
               <w:top w:val="single" w:sz="4" w:space="0" w:color="auto"/>
               <w:left w:val="single" w:sz="4" w:space="0" w:color="auto"/>
@@ -8512,7 +8977,7 @@
         </w:tc>
         <w:tc>
           <w:tcPr>
-            <w:tcW w:w="1095" w:type="pct"/>
+            <w:tcW w:w="563" w:type="pct"/>
             <w:tcBorders>
               <w:top w:val="single" w:sz="4" w:space="0" w:color="auto"/>
               <w:left w:val="single" w:sz="4" w:space="0" w:color="auto"/>
@@ -8525,16 +8990,19 @@
           </w:tcPr>
           <w:p>
             <w:pPr>
-              <w:rPr>
-                <w:rFonts w:cs="Calibri"/>
-                <w:b/>
-                <w:bCs/>
-                <w:sz w:val="22"/>
-              </w:rPr>
-            </w:pPr>
-            <w:r>
-              <w:rPr>
-                <w:rFonts w:cs="Calibri"/>
+              <w:jc w:val="center"/>
+              <w:rPr>
+                <w:rFonts w:cs="Calibri"/>
+                <w:b/>
+                <w:bCs/>
+                <w:sz w:val="22"/>
+              </w:rPr>
+            </w:pPr>
+            <w:r>
+              <w:rPr>
+                <w:rFonts w:cs="Calibri"/>
+                <w:b/>
+                <w:bCs/>
                 <w:sz w:val="22"/>
               </w:rPr>
               <w:t>{{lhk.4.vyskyt_min_a|czech}}</w:t>
@@ -8543,7 +9011,7 @@
         </w:tc>
         <w:tc>
           <w:tcPr>
-            <w:tcW w:w="1415" w:type="pct"/>
+            <w:tcW w:w="758" w:type="pct"/>
             <w:tcBorders>
               <w:top w:val="single" w:sz="4" w:space="0" w:color="auto"/>
               <w:left w:val="single" w:sz="4" w:space="0" w:color="auto"/>
@@ -8578,7 +9046,7 @@
         </w:trPr>
         <w:tc>
           <w:tcPr>
-            <w:tcW w:w="1179" w:type="pct"/>
+            <w:tcW w:w="2992" w:type="pct"/>
             <w:tcBorders>
               <w:top w:val="single" w:sz="4" w:space="0" w:color="auto"/>
               <w:left w:val="single" w:sz="4" w:space="0" w:color="auto"/>
@@ -8605,7 +9073,7 @@
         </w:tc>
         <w:tc>
           <w:tcPr>
-            <w:tcW w:w="1310" w:type="pct"/>
+            <w:tcW w:w="687" w:type="pct"/>
             <w:tcBorders>
               <w:top w:val="single" w:sz="4" w:space="0" w:color="auto"/>
               <w:left w:val="single" w:sz="4" w:space="0" w:color="auto"/>
@@ -8634,7 +9102,7 @@
         </w:tc>
         <w:tc>
           <w:tcPr>
-            <w:tcW w:w="1095" w:type="pct"/>
+            <w:tcW w:w="563" w:type="pct"/>
             <w:tcBorders>
               <w:top w:val="single" w:sz="4" w:space="0" w:color="auto"/>
               <w:left w:val="single" w:sz="4" w:space="0" w:color="auto"/>
@@ -8647,16 +9115,19 @@
           </w:tcPr>
           <w:p>
             <w:pPr>
-              <w:rPr>
-                <w:rFonts w:cs="Calibri"/>
-                <w:b/>
-                <w:bCs/>
-                <w:sz w:val="22"/>
-              </w:rPr>
-            </w:pPr>
-            <w:r>
-              <w:rPr>
-                <w:rFonts w:cs="Calibri"/>
+              <w:jc w:val="center"/>
+              <w:rPr>
+                <w:rFonts w:cs="Calibri"/>
+                <w:b/>
+                <w:bCs/>
+                <w:sz w:val="22"/>
+              </w:rPr>
+            </w:pPr>
+            <w:r>
+              <w:rPr>
+                <w:rFonts w:cs="Calibri"/>
+                <w:b/>
+                <w:bCs/>
                 <w:sz w:val="22"/>
               </w:rPr>
               <w:t>{{lhk.5.vyskyt_min_a|czech}}</w:t>
@@ -8665,7 +9136,7 @@
         </w:tc>
         <w:tc>
           <w:tcPr>
-            <w:tcW w:w="1415" w:type="pct"/>
+            <w:tcW w:w="758" w:type="pct"/>
             <w:tcBorders>
               <w:top w:val="single" w:sz="4" w:space="0" w:color="auto"/>
               <w:left w:val="single" w:sz="4" w:space="0" w:color="auto"/>
@@ -8700,7 +9171,7 @@
         </w:trPr>
         <w:tc>
           <w:tcPr>
-            <w:tcW w:w="1179" w:type="pct"/>
+            <w:tcW w:w="2992" w:type="pct"/>
             <w:tcBorders>
               <w:top w:val="single" w:sz="4" w:space="0" w:color="auto"/>
               <w:left w:val="single" w:sz="4" w:space="0" w:color="auto"/>
@@ -8727,7 +9198,7 @@
         </w:tc>
         <w:tc>
           <w:tcPr>
-            <w:tcW w:w="1310" w:type="pct"/>
+            <w:tcW w:w="687" w:type="pct"/>
             <w:tcBorders>
               <w:top w:val="single" w:sz="4" w:space="0" w:color="auto"/>
               <w:left w:val="single" w:sz="4" w:space="0" w:color="auto"/>
@@ -8756,7 +9227,7 @@
         </w:tc>
         <w:tc>
           <w:tcPr>
-            <w:tcW w:w="1095" w:type="pct"/>
+            <w:tcW w:w="563" w:type="pct"/>
             <w:tcBorders>
               <w:top w:val="single" w:sz="4" w:space="0" w:color="auto"/>
               <w:left w:val="single" w:sz="4" w:space="0" w:color="auto"/>
@@ -8769,16 +9240,19 @@
           </w:tcPr>
           <w:p>
             <w:pPr>
-              <w:rPr>
-                <w:rFonts w:cs="Calibri"/>
-                <w:b/>
-                <w:bCs/>
-                <w:sz w:val="22"/>
-              </w:rPr>
-            </w:pPr>
-            <w:r>
-              <w:rPr>
-                <w:rFonts w:cs="Calibri"/>
+              <w:jc w:val="center"/>
+              <w:rPr>
+                <w:rFonts w:cs="Calibri"/>
+                <w:b/>
+                <w:bCs/>
+                <w:sz w:val="22"/>
+              </w:rPr>
+            </w:pPr>
+            <w:r>
+              <w:rPr>
+                <w:rFonts w:cs="Calibri"/>
+                <w:b/>
+                <w:bCs/>
                 <w:sz w:val="22"/>
               </w:rPr>
               <w:t>{{lhk.6.vyskyt_min_a|czech}}</w:t>
@@ -8787,7 +9261,7 @@
         </w:tc>
         <w:tc>
           <w:tcPr>
-            <w:tcW w:w="1415" w:type="pct"/>
+            <w:tcW w:w="758" w:type="pct"/>
             <w:tcBorders>
               <w:top w:val="single" w:sz="4" w:space="0" w:color="auto"/>
               <w:left w:val="single" w:sz="4" w:space="0" w:color="auto"/>
@@ -8822,7 +9296,7 @@
         </w:trPr>
         <w:tc>
           <w:tcPr>
-            <w:tcW w:w="1179" w:type="pct"/>
+            <w:tcW w:w="2992" w:type="pct"/>
             <w:tcBorders>
               <w:top w:val="single" w:sz="4" w:space="0" w:color="auto"/>
               <w:left w:val="single" w:sz="4" w:space="0" w:color="auto"/>
@@ -8849,7 +9323,7 @@
         </w:tc>
         <w:tc>
           <w:tcPr>
-            <w:tcW w:w="1310" w:type="pct"/>
+            <w:tcW w:w="687" w:type="pct"/>
             <w:tcBorders>
               <w:top w:val="single" w:sz="4" w:space="0" w:color="auto"/>
               <w:left w:val="single" w:sz="4" w:space="0" w:color="auto"/>
@@ -8878,7 +9352,7 @@
         </w:tc>
         <w:tc>
           <w:tcPr>
-            <w:tcW w:w="1095" w:type="pct"/>
+            <w:tcW w:w="563" w:type="pct"/>
             <w:tcBorders>
               <w:top w:val="single" w:sz="4" w:space="0" w:color="auto"/>
               <w:left w:val="single" w:sz="4" w:space="0" w:color="auto"/>
@@ -8891,16 +9365,19 @@
           </w:tcPr>
           <w:p>
             <w:pPr>
-              <w:rPr>
-                <w:rFonts w:cs="Calibri"/>
-                <w:b/>
-                <w:bCs/>
-                <w:sz w:val="22"/>
-              </w:rPr>
-            </w:pPr>
-            <w:r>
-              <w:rPr>
-                <w:rFonts w:cs="Calibri"/>
+              <w:jc w:val="center"/>
+              <w:rPr>
+                <w:rFonts w:cs="Calibri"/>
+                <w:b/>
+                <w:bCs/>
+                <w:sz w:val="22"/>
+              </w:rPr>
+            </w:pPr>
+            <w:r>
+              <w:rPr>
+                <w:rFonts w:cs="Calibri"/>
+                <w:b/>
+                <w:bCs/>
                 <w:sz w:val="22"/>
               </w:rPr>
               <w:t>{{lhk.7.vyskyt_min_a|czech}}</w:t>
@@ -8909,7 +9386,7 @@
         </w:tc>
         <w:tc>
           <w:tcPr>
-            <w:tcW w:w="1415" w:type="pct"/>
+            <w:tcW w:w="758" w:type="pct"/>
             <w:tcBorders>
               <w:top w:val="single" w:sz="4" w:space="0" w:color="auto"/>
               <w:left w:val="single" w:sz="4" w:space="0" w:color="auto"/>
@@ -8944,7 +9421,7 @@
         </w:trPr>
         <w:tc>
           <w:tcPr>
-            <w:tcW w:w="1179" w:type="pct"/>
+            <w:tcW w:w="2992" w:type="pct"/>
             <w:tcBorders>
               <w:top w:val="single" w:sz="4" w:space="0" w:color="auto"/>
               <w:left w:val="single" w:sz="4" w:space="0" w:color="auto"/>
@@ -8971,7 +9448,7 @@
         </w:tc>
         <w:tc>
           <w:tcPr>
-            <w:tcW w:w="1310" w:type="pct"/>
+            <w:tcW w:w="687" w:type="pct"/>
             <w:tcBorders>
               <w:top w:val="single" w:sz="4" w:space="0" w:color="auto"/>
               <w:left w:val="single" w:sz="4" w:space="0" w:color="auto"/>
@@ -9000,7 +9477,7 @@
         </w:tc>
         <w:tc>
           <w:tcPr>
-            <w:tcW w:w="1095" w:type="pct"/>
+            <w:tcW w:w="563" w:type="pct"/>
             <w:tcBorders>
               <w:top w:val="single" w:sz="4" w:space="0" w:color="auto"/>
               <w:left w:val="single" w:sz="4" w:space="0" w:color="auto"/>
@@ -9013,25 +9490,38 @@
           </w:tcPr>
           <w:p>
             <w:pPr>
-              <w:rPr>
-                <w:rFonts w:cs="Calibri"/>
-                <w:b/>
-                <w:bCs/>
-                <w:sz w:val="22"/>
-              </w:rPr>
-            </w:pPr>
-            <w:r>
-              <w:rPr>
-                <w:rFonts w:cs="Calibri"/>
-                <w:sz w:val="22"/>
-              </w:rPr>
-              <w:t>{{lhk.8.vyskyt_min_a|czech}}</w:t>
-            </w:r>
-          </w:p>
-        </w:tc>
-        <w:tc>
-          <w:tcPr>
-            <w:tcW w:w="1415" w:type="pct"/>
+              <w:jc w:val="center"/>
+              <w:rPr>
+                <w:rFonts w:cs="Calibri"/>
+                <w:b/>
+                <w:bCs/>
+                <w:sz w:val="22"/>
+              </w:rPr>
+            </w:pPr>
+            <w:r>
+              <w:rPr>
+                <w:rFonts w:cs="Calibri"/>
+                <w:b/>
+                <w:bCs/>
+                <w:sz w:val="22"/>
+              </w:rPr>
+              <w:t>{{lhk.8.vyskyt_min_a|czech</w:t>
+            </w:r>
+            <w:r>
+              <w:rPr>
+                <w:rFonts w:cs="Calibri"/>
+                <w:b/>
+                <w:bCs/>
+                <w:sz w:val="22"/>
+              </w:rPr>
+              <w:lastRenderedPageBreak/>
+              <w:t>}}</w:t>
+            </w:r>
+          </w:p>
+        </w:tc>
+        <w:tc>
+          <w:tcPr>
+            <w:tcW w:w="758" w:type="pct"/>
             <w:tcBorders>
               <w:top w:val="single" w:sz="4" w:space="0" w:color="auto"/>
               <w:left w:val="single" w:sz="4" w:space="0" w:color="auto"/>
@@ -9054,6 +9544,7 @@
                 <w:rFonts w:cs="Calibri"/>
                 <w:sz w:val="22"/>
               </w:rPr>
+              <w:lastRenderedPageBreak/>
               <w:t>{{lhk.8.typ_pracovni_polohy|czech}}</w:t>
             </w:r>
           </w:p>
@@ -9066,7 +9557,7 @@
         </w:trPr>
         <w:tc>
           <w:tcPr>
-            <w:tcW w:w="1179" w:type="pct"/>
+            <w:tcW w:w="2992" w:type="pct"/>
             <w:tcBorders>
               <w:top w:val="single" w:sz="4" w:space="0" w:color="auto"/>
               <w:left w:val="single" w:sz="4" w:space="0" w:color="auto"/>
@@ -9093,7 +9584,7 @@
         </w:tc>
         <w:tc>
           <w:tcPr>
-            <w:tcW w:w="1310" w:type="pct"/>
+            <w:tcW w:w="687" w:type="pct"/>
             <w:tcBorders>
               <w:top w:val="single" w:sz="4" w:space="0" w:color="auto"/>
               <w:left w:val="single" w:sz="4" w:space="0" w:color="auto"/>
@@ -9122,7 +9613,7 @@
         </w:tc>
         <w:tc>
           <w:tcPr>
-            <w:tcW w:w="1095" w:type="pct"/>
+            <w:tcW w:w="563" w:type="pct"/>
             <w:tcBorders>
               <w:top w:val="single" w:sz="4" w:space="0" w:color="auto"/>
               <w:left w:val="single" w:sz="4" w:space="0" w:color="auto"/>
@@ -9135,16 +9626,19 @@
           </w:tcPr>
           <w:p>
             <w:pPr>
-              <w:rPr>
-                <w:rFonts w:cs="Calibri"/>
-                <w:b/>
-                <w:bCs/>
-                <w:sz w:val="22"/>
-              </w:rPr>
-            </w:pPr>
-            <w:r>
-              <w:rPr>
-                <w:rFonts w:cs="Calibri"/>
+              <w:jc w:val="center"/>
+              <w:rPr>
+                <w:rFonts w:cs="Calibri"/>
+                <w:b/>
+                <w:bCs/>
+                <w:sz w:val="22"/>
+              </w:rPr>
+            </w:pPr>
+            <w:r>
+              <w:rPr>
+                <w:rFonts w:cs="Calibri"/>
+                <w:b/>
+                <w:bCs/>
                 <w:sz w:val="22"/>
               </w:rPr>
               <w:t>{{lhk.9.vyskyt_min_a|czech}}</w:t>
@@ -9153,7 +9647,7 @@
         </w:tc>
         <w:tc>
           <w:tcPr>
-            <w:tcW w:w="1415" w:type="pct"/>
+            <w:tcW w:w="758" w:type="pct"/>
             <w:tcBorders>
               <w:top w:val="single" w:sz="4" w:space="0" w:color="auto"/>
               <w:left w:val="single" w:sz="4" w:space="0" w:color="auto"/>
@@ -9188,7 +9682,7 @@
         </w:trPr>
         <w:tc>
           <w:tcPr>
-            <w:tcW w:w="1179" w:type="pct"/>
+            <w:tcW w:w="2992" w:type="pct"/>
             <w:tcBorders>
               <w:top w:val="single" w:sz="4" w:space="0" w:color="auto"/>
               <w:left w:val="single" w:sz="4" w:space="0" w:color="auto"/>
@@ -9215,7 +9709,7 @@
         </w:tc>
         <w:tc>
           <w:tcPr>
-            <w:tcW w:w="1310" w:type="pct"/>
+            <w:tcW w:w="687" w:type="pct"/>
             <w:tcBorders>
               <w:top w:val="single" w:sz="4" w:space="0" w:color="auto"/>
               <w:left w:val="single" w:sz="4" w:space="0" w:color="auto"/>
@@ -9244,7 +9738,7 @@
         </w:tc>
         <w:tc>
           <w:tcPr>
-            <w:tcW w:w="1095" w:type="pct"/>
+            <w:tcW w:w="563" w:type="pct"/>
             <w:tcBorders>
               <w:top w:val="single" w:sz="4" w:space="0" w:color="auto"/>
               <w:left w:val="single" w:sz="4" w:space="0" w:color="auto"/>
@@ -9257,16 +9751,19 @@
           </w:tcPr>
           <w:p>
             <w:pPr>
-              <w:rPr>
-                <w:rFonts w:cs="Calibri"/>
-                <w:b/>
-                <w:bCs/>
-                <w:sz w:val="22"/>
-              </w:rPr>
-            </w:pPr>
-            <w:r>
-              <w:rPr>
-                <w:rFonts w:cs="Calibri"/>
+              <w:jc w:val="center"/>
+              <w:rPr>
+                <w:rFonts w:cs="Calibri"/>
+                <w:b/>
+                <w:bCs/>
+                <w:sz w:val="22"/>
+              </w:rPr>
+            </w:pPr>
+            <w:r>
+              <w:rPr>
+                <w:rFonts w:cs="Calibri"/>
+                <w:b/>
+                <w:bCs/>
                 <w:sz w:val="22"/>
               </w:rPr>
               <w:t>{{lhk.10.vyskyt_min_a|czech}}</w:t>
@@ -9275,7 +9772,7 @@
         </w:tc>
         <w:tc>
           <w:tcPr>
-            <w:tcW w:w="1415" w:type="pct"/>
+            <w:tcW w:w="758" w:type="pct"/>
             <w:tcBorders>
               <w:top w:val="single" w:sz="4" w:space="0" w:color="auto"/>
               <w:left w:val="single" w:sz="4" w:space="0" w:color="auto"/>
@@ -9307,7 +9804,7 @@
     <w:p/>
     <w:tbl>
       <w:tblPr>
-        <w:tblW w:w="4156" w:type="pct"/>
+        <w:tblW w:w="5002" w:type="pct"/>
         <w:jc w:val="center"/>
         <w:tblBorders>
           <w:top w:val="single" w:sz="4" w:space="0" w:color="auto"/>
@@ -9317,6 +9814,7 @@
           <w:insideH w:val="single" w:sz="4" w:space="0" w:color="auto"/>
           <w:insideV w:val="single" w:sz="4" w:space="0" w:color="auto"/>
         </w:tblBorders>
+        <w:tblLayout w:type="fixed"/>
         <w:tblCellMar>
           <w:left w:w="70" w:type="dxa"/>
           <w:right w:w="70" w:type="dxa"/>
@@ -9324,10 +9822,10 @@
         <w:tblLook w:val="04A0" w:firstRow="1" w:lastRow="0" w:firstColumn="1" w:lastColumn="0" w:noHBand="0" w:noVBand="1"/>
       </w:tblPr>
       <w:tblGrid>
-        <w:gridCol w:w="2097"/>
-        <w:gridCol w:w="2431"/>
-        <w:gridCol w:w="2086"/>
-        <w:gridCol w:w="2598"/>
+        <w:gridCol w:w="5515"/>
+        <w:gridCol w:w="1266"/>
+        <w:gridCol w:w="1038"/>
+        <w:gridCol w:w="1397"/>
       </w:tblGrid>
       <w:tr>
         <w:trPr>
@@ -9336,7 +9834,7 @@
         </w:trPr>
         <w:tc>
           <w:tcPr>
-            <w:tcW w:w="1237" w:type="pct"/>
+            <w:tcW w:w="2992" w:type="pct"/>
             <w:vMerge w:val="restart"/>
             <w:shd w:val="clear" w:color="000000" w:fill="BFBFBF"/>
             <w:vAlign w:val="center"/>
@@ -9370,7 +9868,7 @@
         </w:tc>
         <w:tc>
           <w:tcPr>
-            <w:tcW w:w="1293" w:type="pct"/>
+            <w:tcW w:w="687" w:type="pct"/>
             <w:vMerge w:val="restart"/>
             <w:shd w:val="clear" w:color="000000" w:fill="BFBFBF"/>
             <w:vAlign w:val="center"/>
@@ -9401,7 +9899,7 @@
         </w:tc>
         <w:tc>
           <w:tcPr>
-            <w:tcW w:w="1067" w:type="pct"/>
+            <w:tcW w:w="563" w:type="pct"/>
             <w:shd w:val="clear" w:color="000000" w:fill="BFBFBF"/>
             <w:noWrap/>
             <w:vAlign w:val="center"/>
@@ -9432,7 +9930,7 @@
         </w:tc>
         <w:tc>
           <w:tcPr>
-            <w:tcW w:w="1403" w:type="pct"/>
+            <w:tcW w:w="758" w:type="pct"/>
             <w:vMerge w:val="restart"/>
             <w:shd w:val="clear" w:color="000000" w:fill="BFBFBF"/>
             <w:vAlign w:val="center"/>
@@ -9469,7 +9967,7 @@
         </w:trPr>
         <w:tc>
           <w:tcPr>
-            <w:tcW w:w="1237" w:type="pct"/>
+            <w:tcW w:w="2992" w:type="pct"/>
             <w:vMerge/>
             <w:vAlign w:val="center"/>
             <w:hideMark/>
@@ -9488,7 +9986,7 @@
         </w:tc>
         <w:tc>
           <w:tcPr>
-            <w:tcW w:w="1293" w:type="pct"/>
+            <w:tcW w:w="687" w:type="pct"/>
             <w:vMerge/>
             <w:shd w:val="clear" w:color="000000" w:fill="BFBFBF"/>
             <w:vAlign w:val="center"/>
@@ -9508,7 +10006,7 @@
         </w:tc>
         <w:tc>
           <w:tcPr>
-            <w:tcW w:w="1067" w:type="pct"/>
+            <w:tcW w:w="563" w:type="pct"/>
             <w:shd w:val="clear" w:color="000000" w:fill="BFBFBF"/>
             <w:vAlign w:val="center"/>
             <w:hideMark/>
@@ -9580,7 +10078,7 @@
         </w:tc>
         <w:tc>
           <w:tcPr>
-            <w:tcW w:w="1403" w:type="pct"/>
+            <w:tcW w:w="758" w:type="pct"/>
             <w:vMerge/>
             <w:vAlign w:val="center"/>
             <w:hideMark/>
@@ -9595,6 +10093,46 @@
                 <w:lang w:eastAsia="cs-CZ"/>
               </w:rPr>
             </w:pPr>
+          </w:p>
+        </w:tc>
+      </w:tr>
+      <w:tr>
+        <w:trPr>
+          <w:trHeight w:val="288"/>
+          <w:jc w:val="center"/>
+        </w:trPr>
+        <w:tc>
+          <w:tcPr>
+            <w:tcW w:w="5000" w:type="pct"/>
+            <w:gridSpan w:val="4"/>
+            <w:tcBorders>
+              <w:top w:val="single" w:sz="4" w:space="0" w:color="auto"/>
+              <w:left w:val="single" w:sz="4" w:space="0" w:color="auto"/>
+              <w:bottom w:val="single" w:sz="4" w:space="0" w:color="auto"/>
+              <w:right w:val="single" w:sz="4" w:space="0" w:color="auto"/>
+            </w:tcBorders>
+            <w:shd w:val="clear" w:color="auto" w:fill="F2F2F2" w:themeFill="background1" w:themeFillShade="F2"/>
+            <w:vAlign w:val="center"/>
+          </w:tcPr>
+          <w:p>
+            <w:pPr>
+              <w:jc w:val="center"/>
+              <w:rPr>
+                <w:rFonts w:cs="Calibri"/>
+                <w:b/>
+                <w:bCs/>
+                <w:sz w:val="22"/>
+              </w:rPr>
+            </w:pPr>
+            <w:r>
+              <w:rPr>
+                <w:rFonts w:cs="Calibri"/>
+                <w:b/>
+                <w:bCs/>
+                <w:sz w:val="22"/>
+              </w:rPr>
+              <w:t>DOLNÍ KONČETINY</w:t>
+            </w:r>
           </w:p>
         </w:tc>
       </w:tr>
@@ -9605,7 +10143,7 @@
         </w:trPr>
         <w:tc>
           <w:tcPr>
-            <w:tcW w:w="1237" w:type="pct"/>
+            <w:tcW w:w="2992" w:type="pct"/>
             <w:tcBorders>
               <w:top w:val="single" w:sz="4" w:space="0" w:color="auto"/>
               <w:left w:val="single" w:sz="4" w:space="0" w:color="auto"/>
@@ -9632,7 +10170,7 @@
         </w:tc>
         <w:tc>
           <w:tcPr>
-            <w:tcW w:w="1293" w:type="pct"/>
+            <w:tcW w:w="687" w:type="pct"/>
             <w:tcBorders>
               <w:top w:val="single" w:sz="4" w:space="0" w:color="auto"/>
               <w:left w:val="single" w:sz="4" w:space="0" w:color="auto"/>
@@ -9661,7 +10199,7 @@
         </w:tc>
         <w:tc>
           <w:tcPr>
-            <w:tcW w:w="1067" w:type="pct"/>
+            <w:tcW w:w="563" w:type="pct"/>
             <w:tcBorders>
               <w:top w:val="single" w:sz="4" w:space="0" w:color="auto"/>
               <w:left w:val="single" w:sz="4" w:space="0" w:color="auto"/>
@@ -9686,6 +10224,8 @@
             <w:r>
               <w:rPr>
                 <w:rFonts w:cs="Calibri"/>
+                <w:b/>
+                <w:bCs/>
                 <w:sz w:val="22"/>
               </w:rPr>
               <w:t>{{dk.1.vyskyt_min_a|czech}}</w:t>
@@ -9694,7 +10234,7 @@
         </w:tc>
         <w:tc>
           <w:tcPr>
-            <w:tcW w:w="1403" w:type="pct"/>
+            <w:tcW w:w="758" w:type="pct"/>
             <w:tcBorders>
               <w:top w:val="single" w:sz="4" w:space="0" w:color="auto"/>
               <w:left w:val="single" w:sz="4" w:space="0" w:color="auto"/>
@@ -9729,7 +10269,7 @@
         </w:trPr>
         <w:tc>
           <w:tcPr>
-            <w:tcW w:w="1237" w:type="pct"/>
+            <w:tcW w:w="2992" w:type="pct"/>
             <w:tcBorders>
               <w:top w:val="single" w:sz="4" w:space="0" w:color="auto"/>
               <w:left w:val="single" w:sz="4" w:space="0" w:color="auto"/>
@@ -9756,7 +10296,7 @@
         </w:tc>
         <w:tc>
           <w:tcPr>
-            <w:tcW w:w="1293" w:type="pct"/>
+            <w:tcW w:w="687" w:type="pct"/>
             <w:tcBorders>
               <w:top w:val="single" w:sz="4" w:space="0" w:color="auto"/>
               <w:left w:val="single" w:sz="4" w:space="0" w:color="auto"/>
@@ -9785,7 +10325,7 @@
         </w:tc>
         <w:tc>
           <w:tcPr>
-            <w:tcW w:w="1067" w:type="pct"/>
+            <w:tcW w:w="563" w:type="pct"/>
             <w:tcBorders>
               <w:top w:val="single" w:sz="4" w:space="0" w:color="auto"/>
               <w:left w:val="single" w:sz="4" w:space="0" w:color="auto"/>
@@ -9798,16 +10338,19 @@
           </w:tcPr>
           <w:p>
             <w:pPr>
-              <w:rPr>
-                <w:rFonts w:cs="Calibri"/>
-                <w:b/>
-                <w:bCs/>
-                <w:sz w:val="22"/>
-              </w:rPr>
-            </w:pPr>
-            <w:r>
-              <w:rPr>
-                <w:rFonts w:cs="Calibri"/>
+              <w:jc w:val="center"/>
+              <w:rPr>
+                <w:rFonts w:cs="Calibri"/>
+                <w:b/>
+                <w:bCs/>
+                <w:sz w:val="22"/>
+              </w:rPr>
+            </w:pPr>
+            <w:r>
+              <w:rPr>
+                <w:rFonts w:cs="Calibri"/>
+                <w:b/>
+                <w:bCs/>
                 <w:sz w:val="22"/>
               </w:rPr>
               <w:t>{{dk.2.vyskyt_min_a|czech}}</w:t>
@@ -9816,7 +10359,7 @@
         </w:tc>
         <w:tc>
           <w:tcPr>
-            <w:tcW w:w="1403" w:type="pct"/>
+            <w:tcW w:w="758" w:type="pct"/>
             <w:tcBorders>
               <w:top w:val="single" w:sz="4" w:space="0" w:color="auto"/>
               <w:left w:val="single" w:sz="4" w:space="0" w:color="auto"/>
@@ -9851,7 +10394,7 @@
         </w:trPr>
         <w:tc>
           <w:tcPr>
-            <w:tcW w:w="1237" w:type="pct"/>
+            <w:tcW w:w="2992" w:type="pct"/>
             <w:tcBorders>
               <w:top w:val="single" w:sz="4" w:space="0" w:color="auto"/>
               <w:left w:val="single" w:sz="4" w:space="0" w:color="auto"/>
@@ -9878,7 +10421,7 @@
         </w:tc>
         <w:tc>
           <w:tcPr>
-            <w:tcW w:w="1293" w:type="pct"/>
+            <w:tcW w:w="687" w:type="pct"/>
             <w:tcBorders>
               <w:top w:val="single" w:sz="4" w:space="0" w:color="auto"/>
               <w:left w:val="single" w:sz="4" w:space="0" w:color="auto"/>
@@ -9907,7 +10450,7 @@
         </w:tc>
         <w:tc>
           <w:tcPr>
-            <w:tcW w:w="1067" w:type="pct"/>
+            <w:tcW w:w="563" w:type="pct"/>
             <w:tcBorders>
               <w:top w:val="single" w:sz="4" w:space="0" w:color="auto"/>
               <w:left w:val="single" w:sz="4" w:space="0" w:color="auto"/>
@@ -9920,16 +10463,19 @@
           </w:tcPr>
           <w:p>
             <w:pPr>
-              <w:rPr>
-                <w:rFonts w:cs="Calibri"/>
-                <w:b/>
-                <w:bCs/>
-                <w:sz w:val="22"/>
-              </w:rPr>
-            </w:pPr>
-            <w:r>
-              <w:rPr>
-                <w:rFonts w:cs="Calibri"/>
+              <w:jc w:val="center"/>
+              <w:rPr>
+                <w:rFonts w:cs="Calibri"/>
+                <w:b/>
+                <w:bCs/>
+                <w:sz w:val="22"/>
+              </w:rPr>
+            </w:pPr>
+            <w:r>
+              <w:rPr>
+                <w:rFonts w:cs="Calibri"/>
+                <w:b/>
+                <w:bCs/>
                 <w:sz w:val="22"/>
               </w:rPr>
               <w:t>{{dk.3.vyskyt_min_a|czech}}</w:t>
@@ -9938,7 +10484,7 @@
         </w:tc>
         <w:tc>
           <w:tcPr>
-            <w:tcW w:w="1403" w:type="pct"/>
+            <w:tcW w:w="758" w:type="pct"/>
             <w:tcBorders>
               <w:top w:val="single" w:sz="4" w:space="0" w:color="auto"/>
               <w:left w:val="single" w:sz="4" w:space="0" w:color="auto"/>
@@ -9973,7 +10519,7 @@
         </w:trPr>
         <w:tc>
           <w:tcPr>
-            <w:tcW w:w="1237" w:type="pct"/>
+            <w:tcW w:w="2992" w:type="pct"/>
             <w:tcBorders>
               <w:top w:val="single" w:sz="4" w:space="0" w:color="auto"/>
               <w:left w:val="single" w:sz="4" w:space="0" w:color="auto"/>
@@ -10000,7 +10546,7 @@
         </w:tc>
         <w:tc>
           <w:tcPr>
-            <w:tcW w:w="1293" w:type="pct"/>
+            <w:tcW w:w="687" w:type="pct"/>
             <w:tcBorders>
               <w:top w:val="single" w:sz="4" w:space="0" w:color="auto"/>
               <w:left w:val="single" w:sz="4" w:space="0" w:color="auto"/>
@@ -10029,7 +10575,7 @@
         </w:tc>
         <w:tc>
           <w:tcPr>
-            <w:tcW w:w="1067" w:type="pct"/>
+            <w:tcW w:w="563" w:type="pct"/>
             <w:tcBorders>
               <w:top w:val="single" w:sz="4" w:space="0" w:color="auto"/>
               <w:left w:val="single" w:sz="4" w:space="0" w:color="auto"/>
@@ -10042,16 +10588,19 @@
           </w:tcPr>
           <w:p>
             <w:pPr>
-              <w:rPr>
-                <w:rFonts w:cs="Calibri"/>
-                <w:b/>
-                <w:bCs/>
-                <w:sz w:val="22"/>
-              </w:rPr>
-            </w:pPr>
-            <w:r>
-              <w:rPr>
-                <w:rFonts w:cs="Calibri"/>
+              <w:jc w:val="center"/>
+              <w:rPr>
+                <w:rFonts w:cs="Calibri"/>
+                <w:b/>
+                <w:bCs/>
+                <w:sz w:val="22"/>
+              </w:rPr>
+            </w:pPr>
+            <w:r>
+              <w:rPr>
+                <w:rFonts w:cs="Calibri"/>
+                <w:b/>
+                <w:bCs/>
                 <w:sz w:val="22"/>
               </w:rPr>
               <w:t>{{dk.4.vyskyt_min_a|czech}}</w:t>
@@ -10060,7 +10609,7 @@
         </w:tc>
         <w:tc>
           <w:tcPr>
-            <w:tcW w:w="1403" w:type="pct"/>
+            <w:tcW w:w="758" w:type="pct"/>
             <w:tcBorders>
               <w:top w:val="single" w:sz="4" w:space="0" w:color="auto"/>
               <w:left w:val="single" w:sz="4" w:space="0" w:color="auto"/>
@@ -10095,7 +10644,7 @@
         </w:trPr>
         <w:tc>
           <w:tcPr>
-            <w:tcW w:w="1237" w:type="pct"/>
+            <w:tcW w:w="2992" w:type="pct"/>
             <w:tcBorders>
               <w:top w:val="single" w:sz="4" w:space="0" w:color="auto"/>
               <w:left w:val="single" w:sz="4" w:space="0" w:color="auto"/>
@@ -10122,7 +10671,7 @@
         </w:tc>
         <w:tc>
           <w:tcPr>
-            <w:tcW w:w="1293" w:type="pct"/>
+            <w:tcW w:w="687" w:type="pct"/>
             <w:tcBorders>
               <w:top w:val="single" w:sz="4" w:space="0" w:color="auto"/>
               <w:left w:val="single" w:sz="4" w:space="0" w:color="auto"/>
@@ -10151,7 +10700,7 @@
         </w:tc>
         <w:tc>
           <w:tcPr>
-            <w:tcW w:w="1067" w:type="pct"/>
+            <w:tcW w:w="563" w:type="pct"/>
             <w:tcBorders>
               <w:top w:val="single" w:sz="4" w:space="0" w:color="auto"/>
               <w:left w:val="single" w:sz="4" w:space="0" w:color="auto"/>
@@ -10164,16 +10713,19 @@
           </w:tcPr>
           <w:p>
             <w:pPr>
-              <w:rPr>
-                <w:rFonts w:cs="Calibri"/>
-                <w:b/>
-                <w:bCs/>
-                <w:sz w:val="22"/>
-              </w:rPr>
-            </w:pPr>
-            <w:r>
-              <w:rPr>
-                <w:rFonts w:cs="Calibri"/>
+              <w:jc w:val="center"/>
+              <w:rPr>
+                <w:rFonts w:cs="Calibri"/>
+                <w:b/>
+                <w:bCs/>
+                <w:sz w:val="22"/>
+              </w:rPr>
+            </w:pPr>
+            <w:r>
+              <w:rPr>
+                <w:rFonts w:cs="Calibri"/>
+                <w:b/>
+                <w:bCs/>
                 <w:sz w:val="22"/>
               </w:rPr>
               <w:t>{{dk.5.vyskyt_min_a|czech}}</w:t>
@@ -10182,7 +10734,7 @@
         </w:tc>
         <w:tc>
           <w:tcPr>
-            <w:tcW w:w="1403" w:type="pct"/>
+            <w:tcW w:w="758" w:type="pct"/>
             <w:tcBorders>
               <w:top w:val="single" w:sz="4" w:space="0" w:color="auto"/>
               <w:left w:val="single" w:sz="4" w:space="0" w:color="auto"/>
@@ -10217,7 +10769,7 @@
         </w:trPr>
         <w:tc>
           <w:tcPr>
-            <w:tcW w:w="1237" w:type="pct"/>
+            <w:tcW w:w="2992" w:type="pct"/>
             <w:tcBorders>
               <w:top w:val="single" w:sz="4" w:space="0" w:color="auto"/>
               <w:left w:val="single" w:sz="4" w:space="0" w:color="auto"/>
@@ -10244,7 +10796,7 @@
         </w:tc>
         <w:tc>
           <w:tcPr>
-            <w:tcW w:w="1293" w:type="pct"/>
+            <w:tcW w:w="687" w:type="pct"/>
             <w:tcBorders>
               <w:top w:val="single" w:sz="4" w:space="0" w:color="auto"/>
               <w:left w:val="single" w:sz="4" w:space="0" w:color="auto"/>
@@ -10273,7 +10825,7 @@
         </w:tc>
         <w:tc>
           <w:tcPr>
-            <w:tcW w:w="1067" w:type="pct"/>
+            <w:tcW w:w="563" w:type="pct"/>
             <w:tcBorders>
               <w:top w:val="single" w:sz="4" w:space="0" w:color="auto"/>
               <w:left w:val="single" w:sz="4" w:space="0" w:color="auto"/>
@@ -10286,16 +10838,19 @@
           </w:tcPr>
           <w:p>
             <w:pPr>
-              <w:rPr>
-                <w:rFonts w:cs="Calibri"/>
-                <w:b/>
-                <w:bCs/>
-                <w:sz w:val="22"/>
-              </w:rPr>
-            </w:pPr>
-            <w:r>
-              <w:rPr>
-                <w:rFonts w:cs="Calibri"/>
+              <w:jc w:val="center"/>
+              <w:rPr>
+                <w:rFonts w:cs="Calibri"/>
+                <w:b/>
+                <w:bCs/>
+                <w:sz w:val="22"/>
+              </w:rPr>
+            </w:pPr>
+            <w:r>
+              <w:rPr>
+                <w:rFonts w:cs="Calibri"/>
+                <w:b/>
+                <w:bCs/>
                 <w:sz w:val="22"/>
               </w:rPr>
               <w:t>{{dk.6.vyskyt_min_a|czech}}</w:t>
@@ -10304,7 +10859,7 @@
         </w:tc>
         <w:tc>
           <w:tcPr>
-            <w:tcW w:w="1403" w:type="pct"/>
+            <w:tcW w:w="758" w:type="pct"/>
             <w:tcBorders>
               <w:top w:val="single" w:sz="4" w:space="0" w:color="auto"/>
               <w:left w:val="single" w:sz="4" w:space="0" w:color="auto"/>
@@ -10339,7 +10894,7 @@
         </w:trPr>
         <w:tc>
           <w:tcPr>
-            <w:tcW w:w="1237" w:type="pct"/>
+            <w:tcW w:w="2992" w:type="pct"/>
             <w:tcBorders>
               <w:top w:val="single" w:sz="4" w:space="0" w:color="auto"/>
               <w:left w:val="single" w:sz="4" w:space="0" w:color="auto"/>
@@ -10366,7 +10921,7 @@
         </w:tc>
         <w:tc>
           <w:tcPr>
-            <w:tcW w:w="1293" w:type="pct"/>
+            <w:tcW w:w="687" w:type="pct"/>
             <w:tcBorders>
               <w:top w:val="single" w:sz="4" w:space="0" w:color="auto"/>
               <w:left w:val="single" w:sz="4" w:space="0" w:color="auto"/>
@@ -10395,7 +10950,7 @@
         </w:tc>
         <w:tc>
           <w:tcPr>
-            <w:tcW w:w="1067" w:type="pct"/>
+            <w:tcW w:w="563" w:type="pct"/>
             <w:tcBorders>
               <w:top w:val="single" w:sz="4" w:space="0" w:color="auto"/>
               <w:left w:val="single" w:sz="4" w:space="0" w:color="auto"/>
@@ -10408,16 +10963,19 @@
           </w:tcPr>
           <w:p>
             <w:pPr>
-              <w:rPr>
-                <w:rFonts w:cs="Calibri"/>
-                <w:b/>
-                <w:bCs/>
-                <w:sz w:val="22"/>
-              </w:rPr>
-            </w:pPr>
-            <w:r>
-              <w:rPr>
-                <w:rFonts w:cs="Calibri"/>
+              <w:jc w:val="center"/>
+              <w:rPr>
+                <w:rFonts w:cs="Calibri"/>
+                <w:b/>
+                <w:bCs/>
+                <w:sz w:val="22"/>
+              </w:rPr>
+            </w:pPr>
+            <w:r>
+              <w:rPr>
+                <w:rFonts w:cs="Calibri"/>
+                <w:b/>
+                <w:bCs/>
                 <w:sz w:val="22"/>
               </w:rPr>
               <w:t>{{dk.7.vyskyt_min_a|czech}}</w:t>
@@ -10426,7 +10984,7 @@
         </w:tc>
         <w:tc>
           <w:tcPr>
-            <w:tcW w:w="1403" w:type="pct"/>
+            <w:tcW w:w="758" w:type="pct"/>
             <w:tcBorders>
               <w:top w:val="single" w:sz="4" w:space="0" w:color="auto"/>
               <w:left w:val="single" w:sz="4" w:space="0" w:color="auto"/>
@@ -10458,7 +11016,7 @@
     <w:p/>
     <w:tbl>
       <w:tblPr>
-        <w:tblW w:w="4112" w:type="pct"/>
+        <w:tblW w:w="5002" w:type="pct"/>
         <w:jc w:val="center"/>
         <w:tblBorders>
           <w:top w:val="single" w:sz="4" w:space="0" w:color="auto"/>
@@ -10468,6 +11026,7 @@
           <w:insideH w:val="single" w:sz="4" w:space="0" w:color="auto"/>
           <w:insideV w:val="single" w:sz="4" w:space="0" w:color="auto"/>
         </w:tblBorders>
+        <w:tblLayout w:type="fixed"/>
         <w:tblCellMar>
           <w:left w:w="70" w:type="dxa"/>
           <w:right w:w="70" w:type="dxa"/>
@@ -10475,10 +11034,10 @@
         <w:tblLook w:val="04A0" w:firstRow="1" w:lastRow="0" w:firstColumn="1" w:lastColumn="0" w:noHBand="0" w:noVBand="1"/>
       </w:tblPr>
       <w:tblGrid>
-        <w:gridCol w:w="2124"/>
-        <w:gridCol w:w="2414"/>
-        <w:gridCol w:w="2113"/>
-        <w:gridCol w:w="2561"/>
+        <w:gridCol w:w="5519"/>
+        <w:gridCol w:w="1264"/>
+        <w:gridCol w:w="1036"/>
+        <w:gridCol w:w="1397"/>
       </w:tblGrid>
       <w:tr>
         <w:trPr>
@@ -10487,7 +11046,7 @@
         </w:trPr>
         <w:tc>
           <w:tcPr>
-            <w:tcW w:w="1132" w:type="pct"/>
+            <w:tcW w:w="2994" w:type="pct"/>
             <w:vMerge w:val="restart"/>
             <w:shd w:val="clear" w:color="000000" w:fill="BFBFBF"/>
             <w:vAlign w:val="center"/>
@@ -10521,7 +11080,7 @@
         </w:tc>
         <w:tc>
           <w:tcPr>
-            <w:tcW w:w="1323" w:type="pct"/>
+            <w:tcW w:w="686" w:type="pct"/>
             <w:vMerge w:val="restart"/>
             <w:shd w:val="clear" w:color="000000" w:fill="BFBFBF"/>
             <w:vAlign w:val="center"/>
@@ -10546,13 +11105,24 @@
                 <w:sz w:val="22"/>
                 <w:lang w:eastAsia="cs-CZ"/>
               </w:rPr>
-              <w:t>Svalová práce</w:t>
-            </w:r>
-          </w:p>
-        </w:tc>
-        <w:tc>
-          <w:tcPr>
-            <w:tcW w:w="1125" w:type="pct"/>
+              <w:t xml:space="preserve">Svalová </w:t>
+            </w:r>
+            <w:r>
+              <w:rPr>
+                <w:rFonts w:eastAsia="Times New Roman" w:cs="Calibri"/>
+                <w:b/>
+                <w:bCs/>
+                <w:sz w:val="22"/>
+                <w:lang w:eastAsia="cs-CZ"/>
+              </w:rPr>
+              <w:lastRenderedPageBreak/>
+              <w:t>práce</w:t>
+            </w:r>
+          </w:p>
+        </w:tc>
+        <w:tc>
+          <w:tcPr>
+            <w:tcW w:w="562" w:type="pct"/>
             <w:shd w:val="clear" w:color="000000" w:fill="BFBFBF"/>
             <w:noWrap/>
             <w:vAlign w:val="center"/>
@@ -10577,13 +11147,14 @@
                 <w:sz w:val="22"/>
                 <w:lang w:eastAsia="cs-CZ"/>
               </w:rPr>
+              <w:lastRenderedPageBreak/>
               <w:t>MUŽ 1</w:t>
             </w:r>
           </w:p>
         </w:tc>
         <w:tc>
           <w:tcPr>
-            <w:tcW w:w="1420" w:type="pct"/>
+            <w:tcW w:w="758" w:type="pct"/>
             <w:vMerge w:val="restart"/>
             <w:shd w:val="clear" w:color="000000" w:fill="BFBFBF"/>
             <w:vAlign w:val="center"/>
@@ -10608,7 +11179,18 @@
                 <w:sz w:val="22"/>
                 <w:lang w:eastAsia="cs-CZ"/>
               </w:rPr>
-              <w:t>Typ pracovní polohy</w:t>
+              <w:t xml:space="preserve">Typ pracovní </w:t>
+            </w:r>
+            <w:r>
+              <w:rPr>
+                <w:rFonts w:eastAsia="Times New Roman" w:cs="Calibri"/>
+                <w:b/>
+                <w:bCs/>
+                <w:sz w:val="22"/>
+                <w:lang w:eastAsia="cs-CZ"/>
+              </w:rPr>
+              <w:lastRenderedPageBreak/>
+              <w:t>polohy</w:t>
             </w:r>
           </w:p>
         </w:tc>
@@ -10620,7 +11202,7 @@
         </w:trPr>
         <w:tc>
           <w:tcPr>
-            <w:tcW w:w="1132" w:type="pct"/>
+            <w:tcW w:w="2994" w:type="pct"/>
             <w:vMerge/>
             <w:vAlign w:val="center"/>
             <w:hideMark/>
@@ -10639,7 +11221,7 @@
         </w:tc>
         <w:tc>
           <w:tcPr>
-            <w:tcW w:w="1323" w:type="pct"/>
+            <w:tcW w:w="686" w:type="pct"/>
             <w:vMerge/>
             <w:shd w:val="clear" w:color="000000" w:fill="BFBFBF"/>
             <w:vAlign w:val="center"/>
@@ -10659,7 +11241,7 @@
         </w:tc>
         <w:tc>
           <w:tcPr>
-            <w:tcW w:w="1125" w:type="pct"/>
+            <w:tcW w:w="562" w:type="pct"/>
             <w:shd w:val="clear" w:color="000000" w:fill="BFBFBF"/>
             <w:vAlign w:val="center"/>
             <w:hideMark/>
@@ -10731,7 +11313,7 @@
         </w:tc>
         <w:tc>
           <w:tcPr>
-            <w:tcW w:w="1420" w:type="pct"/>
+            <w:tcW w:w="758" w:type="pct"/>
             <w:vMerge/>
             <w:vAlign w:val="center"/>
             <w:hideMark/>
@@ -10746,6 +11328,46 @@
                 <w:lang w:eastAsia="cs-CZ"/>
               </w:rPr>
             </w:pPr>
+          </w:p>
+        </w:tc>
+      </w:tr>
+      <w:tr>
+        <w:trPr>
+          <w:trHeight w:val="288"/>
+          <w:jc w:val="center"/>
+        </w:trPr>
+        <w:tc>
+          <w:tcPr>
+            <w:tcW w:w="5000" w:type="pct"/>
+            <w:gridSpan w:val="4"/>
+            <w:tcBorders>
+              <w:top w:val="single" w:sz="4" w:space="0" w:color="auto"/>
+              <w:left w:val="single" w:sz="4" w:space="0" w:color="auto"/>
+              <w:bottom w:val="single" w:sz="4" w:space="0" w:color="auto"/>
+              <w:right w:val="single" w:sz="4" w:space="0" w:color="auto"/>
+            </w:tcBorders>
+            <w:shd w:val="clear" w:color="auto" w:fill="F2F2F2" w:themeFill="background1" w:themeFillShade="F2"/>
+            <w:vAlign w:val="center"/>
+          </w:tcPr>
+          <w:p>
+            <w:pPr>
+              <w:jc w:val="center"/>
+              <w:rPr>
+                <w:rFonts w:cs="Calibri"/>
+                <w:b/>
+                <w:bCs/>
+                <w:sz w:val="22"/>
+              </w:rPr>
+            </w:pPr>
+            <w:r>
+              <w:rPr>
+                <w:rFonts w:cs="Calibri"/>
+                <w:b/>
+                <w:bCs/>
+                <w:sz w:val="22"/>
+              </w:rPr>
+              <w:t>OSTATNÍ</w:t>
+            </w:r>
           </w:p>
         </w:tc>
       </w:tr>
@@ -10756,7 +11378,7 @@
         </w:trPr>
         <w:tc>
           <w:tcPr>
-            <w:tcW w:w="1132" w:type="pct"/>
+            <w:tcW w:w="2994" w:type="pct"/>
             <w:tcBorders>
               <w:top w:val="single" w:sz="4" w:space="0" w:color="auto"/>
               <w:left w:val="single" w:sz="4" w:space="0" w:color="auto"/>
@@ -10783,7 +11405,7 @@
         </w:tc>
         <w:tc>
           <w:tcPr>
-            <w:tcW w:w="1323" w:type="pct"/>
+            <w:tcW w:w="686" w:type="pct"/>
             <w:tcBorders>
               <w:top w:val="single" w:sz="4" w:space="0" w:color="auto"/>
               <w:left w:val="single" w:sz="4" w:space="0" w:color="auto"/>
@@ -10812,7 +11434,7 @@
         </w:tc>
         <w:tc>
           <w:tcPr>
-            <w:tcW w:w="1125" w:type="pct"/>
+            <w:tcW w:w="562" w:type="pct"/>
             <w:tcBorders>
               <w:top w:val="single" w:sz="4" w:space="0" w:color="auto"/>
               <w:left w:val="single" w:sz="4" w:space="0" w:color="auto"/>
@@ -10837,6 +11459,8 @@
             <w:r>
               <w:rPr>
                 <w:rFonts w:cs="Calibri"/>
+                <w:b/>
+                <w:bCs/>
                 <w:sz w:val="22"/>
               </w:rPr>
               <w:t>{{ostatni.1.vyskyt_min_a|czech}}</w:t>
@@ -10845,7 +11469,7 @@
         </w:tc>
         <w:tc>
           <w:tcPr>
-            <w:tcW w:w="1420" w:type="pct"/>
+            <w:tcW w:w="758" w:type="pct"/>
             <w:tcBorders>
               <w:top w:val="single" w:sz="4" w:space="0" w:color="auto"/>
               <w:left w:val="single" w:sz="4" w:space="0" w:color="auto"/>
@@ -10880,7 +11504,7 @@
         </w:trPr>
         <w:tc>
           <w:tcPr>
-            <w:tcW w:w="1132" w:type="pct"/>
+            <w:tcW w:w="2994" w:type="pct"/>
             <w:tcBorders>
               <w:top w:val="single" w:sz="4" w:space="0" w:color="auto"/>
               <w:left w:val="single" w:sz="4" w:space="0" w:color="auto"/>
@@ -10907,7 +11531,7 @@
         </w:tc>
         <w:tc>
           <w:tcPr>
-            <w:tcW w:w="1323" w:type="pct"/>
+            <w:tcW w:w="686" w:type="pct"/>
             <w:tcBorders>
               <w:top w:val="single" w:sz="4" w:space="0" w:color="auto"/>
               <w:left w:val="single" w:sz="4" w:space="0" w:color="auto"/>
@@ -10936,7 +11560,7 @@
         </w:tc>
         <w:tc>
           <w:tcPr>
-            <w:tcW w:w="1125" w:type="pct"/>
+            <w:tcW w:w="562" w:type="pct"/>
             <w:tcBorders>
               <w:top w:val="single" w:sz="4" w:space="0" w:color="auto"/>
               <w:left w:val="single" w:sz="4" w:space="0" w:color="auto"/>
@@ -10949,16 +11573,19 @@
           </w:tcPr>
           <w:p>
             <w:pPr>
-              <w:rPr>
-                <w:rFonts w:cs="Calibri"/>
-                <w:b/>
-                <w:bCs/>
-                <w:sz w:val="22"/>
-              </w:rPr>
-            </w:pPr>
-            <w:r>
-              <w:rPr>
-                <w:rFonts w:cs="Calibri"/>
+              <w:jc w:val="center"/>
+              <w:rPr>
+                <w:rFonts w:cs="Calibri"/>
+                <w:b/>
+                <w:bCs/>
+                <w:sz w:val="22"/>
+              </w:rPr>
+            </w:pPr>
+            <w:r>
+              <w:rPr>
+                <w:rFonts w:cs="Calibri"/>
+                <w:b/>
+                <w:bCs/>
                 <w:sz w:val="22"/>
               </w:rPr>
               <w:t>{{ostatni.2.vyskyt_min_a|czech}}</w:t>
@@ -10967,7 +11594,7 @@
         </w:tc>
         <w:tc>
           <w:tcPr>
-            <w:tcW w:w="1420" w:type="pct"/>
+            <w:tcW w:w="758" w:type="pct"/>
             <w:tcBorders>
               <w:top w:val="single" w:sz="4" w:space="0" w:color="auto"/>
               <w:left w:val="single" w:sz="4" w:space="0" w:color="auto"/>
@@ -11002,7 +11629,7 @@
         </w:trPr>
         <w:tc>
           <w:tcPr>
-            <w:tcW w:w="1132" w:type="pct"/>
+            <w:tcW w:w="2994" w:type="pct"/>
             <w:tcBorders>
               <w:top w:val="single" w:sz="4" w:space="0" w:color="auto"/>
               <w:left w:val="single" w:sz="4" w:space="0" w:color="auto"/>
@@ -11029,7 +11656,7 @@
         </w:tc>
         <w:tc>
           <w:tcPr>
-            <w:tcW w:w="1323" w:type="pct"/>
+            <w:tcW w:w="686" w:type="pct"/>
             <w:tcBorders>
               <w:top w:val="single" w:sz="4" w:space="0" w:color="auto"/>
               <w:left w:val="single" w:sz="4" w:space="0" w:color="auto"/>
@@ -11058,7 +11685,7 @@
         </w:tc>
         <w:tc>
           <w:tcPr>
-            <w:tcW w:w="1125" w:type="pct"/>
+            <w:tcW w:w="562" w:type="pct"/>
             <w:tcBorders>
               <w:top w:val="single" w:sz="4" w:space="0" w:color="auto"/>
               <w:left w:val="single" w:sz="4" w:space="0" w:color="auto"/>
@@ -11071,16 +11698,19 @@
           </w:tcPr>
           <w:p>
             <w:pPr>
-              <w:rPr>
-                <w:rFonts w:cs="Calibri"/>
-                <w:b/>
-                <w:bCs/>
-                <w:sz w:val="22"/>
-              </w:rPr>
-            </w:pPr>
-            <w:r>
-              <w:rPr>
-                <w:rFonts w:cs="Calibri"/>
+              <w:jc w:val="center"/>
+              <w:rPr>
+                <w:rFonts w:cs="Calibri"/>
+                <w:b/>
+                <w:bCs/>
+                <w:sz w:val="22"/>
+              </w:rPr>
+            </w:pPr>
+            <w:r>
+              <w:rPr>
+                <w:rFonts w:cs="Calibri"/>
+                <w:b/>
+                <w:bCs/>
                 <w:sz w:val="22"/>
               </w:rPr>
               <w:t>{{ostatni.3.vyskyt_min_a|czech}}</w:t>
@@ -11089,7 +11719,7 @@
         </w:tc>
         <w:tc>
           <w:tcPr>
-            <w:tcW w:w="1420" w:type="pct"/>
+            <w:tcW w:w="758" w:type="pct"/>
             <w:tcBorders>
               <w:top w:val="single" w:sz="4" w:space="0" w:color="auto"/>
               <w:left w:val="single" w:sz="4" w:space="0" w:color="auto"/>
@@ -11124,7 +11754,7 @@
         </w:trPr>
         <w:tc>
           <w:tcPr>
-            <w:tcW w:w="1132" w:type="pct"/>
+            <w:tcW w:w="2994" w:type="pct"/>
             <w:tcBorders>
               <w:top w:val="single" w:sz="4" w:space="0" w:color="auto"/>
               <w:left w:val="single" w:sz="4" w:space="0" w:color="auto"/>
@@ -11151,7 +11781,7 @@
         </w:tc>
         <w:tc>
           <w:tcPr>
-            <w:tcW w:w="1323" w:type="pct"/>
+            <w:tcW w:w="686" w:type="pct"/>
             <w:tcBorders>
               <w:top w:val="single" w:sz="4" w:space="0" w:color="auto"/>
               <w:left w:val="single" w:sz="4" w:space="0" w:color="auto"/>
@@ -11180,7 +11810,7 @@
         </w:tc>
         <w:tc>
           <w:tcPr>
-            <w:tcW w:w="1125" w:type="pct"/>
+            <w:tcW w:w="562" w:type="pct"/>
             <w:tcBorders>
               <w:top w:val="single" w:sz="4" w:space="0" w:color="auto"/>
               <w:left w:val="single" w:sz="4" w:space="0" w:color="auto"/>
@@ -11193,16 +11823,19 @@
           </w:tcPr>
           <w:p>
             <w:pPr>
-              <w:rPr>
-                <w:rFonts w:cs="Calibri"/>
-                <w:b/>
-                <w:bCs/>
-                <w:sz w:val="22"/>
-              </w:rPr>
-            </w:pPr>
-            <w:r>
-              <w:rPr>
-                <w:rFonts w:cs="Calibri"/>
+              <w:jc w:val="center"/>
+              <w:rPr>
+                <w:rFonts w:cs="Calibri"/>
+                <w:b/>
+                <w:bCs/>
+                <w:sz w:val="22"/>
+              </w:rPr>
+            </w:pPr>
+            <w:r>
+              <w:rPr>
+                <w:rFonts w:cs="Calibri"/>
+                <w:b/>
+                <w:bCs/>
                 <w:sz w:val="22"/>
               </w:rPr>
               <w:t>{{ostatni.4.vyskyt_min_a|czech}}</w:t>
@@ -11211,7 +11844,7 @@
         </w:tc>
         <w:tc>
           <w:tcPr>
-            <w:tcW w:w="1420" w:type="pct"/>
+            <w:tcW w:w="758" w:type="pct"/>
             <w:tcBorders>
               <w:top w:val="single" w:sz="4" w:space="0" w:color="auto"/>
               <w:left w:val="single" w:sz="4" w:space="0" w:color="auto"/>
@@ -12129,6 +12762,8 @@
         <w:spacing w:after="120" w:line="276" w:lineRule="auto"/>
         <w:jc w:val="both"/>
         <w:rPr>
+          <w:b/>
+          <w:bCs/>
           <w:color w:val="000000"/>
           <w:szCs w:val="20"/>
           <w:lang w:eastAsia="cs-CZ"/>
@@ -12136,6 +12771,8 @@
       </w:pPr>
       <w:r>
         <w:rPr>
+          <w:b/>
+          <w:bCs/>
           <w:color w:val="000000"/>
           <w:szCs w:val="20"/>
           <w:lang w:eastAsia="cs-CZ"/>
@@ -12145,6 +12782,8 @@
       <w:proofErr w:type="spellStart"/>
       <w:r>
         <w:rPr>
+          <w:b/>
+          <w:bCs/>
           <w:color w:val="000000"/>
           <w:szCs w:val="20"/>
           <w:lang w:eastAsia="cs-CZ"/>
@@ -12154,32 +12793,30 @@
       <w:proofErr w:type="gramStart"/>
       <w:r>
         <w:rPr>
+          <w:b/>
+          <w:bCs/>
           <w:color w:val="000000"/>
           <w:szCs w:val="20"/>
           <w:lang w:eastAsia="cs-CZ"/>
         </w:rPr>
-        <w:t>texts</w:t>
-      </w:r>
-      <w:r>
-        <w:rPr>
+        <w:t>texts.prvni</w:t>
+      </w:r>
+      <w:proofErr w:type="gramEnd"/>
+      <w:r>
+        <w:rPr>
+          <w:b/>
+          <w:bCs/>
           <w:color w:val="000000"/>
           <w:szCs w:val="20"/>
           <w:lang w:eastAsia="cs-CZ"/>
         </w:rPr>
-        <w:t>.prvni</w:t>
-      </w:r>
-      <w:proofErr w:type="gramEnd"/>
-      <w:r>
-        <w:rPr>
-          <w:color w:val="000000"/>
-          <w:szCs w:val="20"/>
-          <w:lang w:eastAsia="cs-CZ"/>
-        </w:rPr>
         <w:t>_pp_podminka_kategorie</w:t>
       </w:r>
       <w:proofErr w:type="spellEnd"/>
       <w:r>
         <w:rPr>
+          <w:b/>
+          <w:bCs/>
           <w:color w:val="000000"/>
           <w:szCs w:val="20"/>
           <w:lang w:eastAsia="cs-CZ"/>
@@ -12211,9 +12848,8 @@
           <w:szCs w:val="20"/>
           <w:lang w:eastAsia="cs-CZ"/>
         </w:rPr>
-        <w:t>{{section2_</w:t>
-      </w:r>
-      <w:proofErr w:type="gramStart"/>
+        <w:t>{{section2_firma.profession_name}}</w:t>
+      </w:r>
       <w:r>
         <w:rPr>
           <w:i/>
@@ -12221,9 +12857,8 @@
           <w:szCs w:val="20"/>
           <w:lang w:eastAsia="cs-CZ"/>
         </w:rPr>
-        <w:t>firma.profession</w:t>
-      </w:r>
-      <w:proofErr w:type="gramEnd"/>
+        <w:t xml:space="preserve"> </w:t>
+      </w:r>
       <w:r>
         <w:rPr>
           <w:i/>
@@ -12231,7 +12866,7 @@
           <w:szCs w:val="20"/>
           <w:lang w:eastAsia="cs-CZ"/>
         </w:rPr>
-        <w:t>_name}}</w:t>
+        <w:t>–</w:t>
       </w:r>
       <w:r>
         <w:rPr>
@@ -12249,7 +12884,7 @@
           <w:szCs w:val="20"/>
           <w:lang w:eastAsia="cs-CZ"/>
         </w:rPr>
-        <w:t>–</w:t>
+        <w:t>muži</w:t>
       </w:r>
       <w:r>
         <w:rPr>
@@ -12262,24 +12897,6 @@
       </w:r>
       <w:r>
         <w:rPr>
-          <w:i/>
-          <w:color w:val="000000"/>
-          <w:szCs w:val="20"/>
-          <w:lang w:eastAsia="cs-CZ"/>
-        </w:rPr>
-        <w:t>muži</w:t>
-      </w:r>
-      <w:r>
-        <w:rPr>
-          <w:i/>
-          <w:color w:val="000000"/>
-          <w:szCs w:val="20"/>
-          <w:lang w:eastAsia="cs-CZ"/>
-        </w:rPr>
-        <w:t xml:space="preserve"> </w:t>
-      </w:r>
-      <w:r>
-        <w:rPr>
           <w:color w:val="000000"/>
           <w:szCs w:val="20"/>
           <w:lang w:eastAsia="cs-CZ"/>
@@ -12293,9 +12910,8 @@
           <w:szCs w:val="20"/>
           <w:lang w:eastAsia="cs-CZ"/>
         </w:rPr>
-        <w:t>{{section2_</w:t>
-      </w:r>
-      <w:proofErr w:type="gramStart"/>
+        <w:t>{{section2_firma.workplace}}</w:t>
+      </w:r>
       <w:r>
         <w:rPr>
           <w:rFonts w:cs="Calibri"/>
@@ -12303,25 +12919,6 @@
           <w:szCs w:val="20"/>
           <w:lang w:eastAsia="cs-CZ"/>
         </w:rPr>
-        <w:t>firma.workplace</w:t>
-      </w:r>
-      <w:proofErr w:type="gramEnd"/>
-      <w:r>
-        <w:rPr>
-          <w:rFonts w:cs="Calibri"/>
-          <w:i/>
-          <w:szCs w:val="20"/>
-          <w:lang w:eastAsia="cs-CZ"/>
-        </w:rPr>
-        <w:t>}}</w:t>
-      </w:r>
-      <w:r>
-        <w:rPr>
-          <w:rFonts w:cs="Calibri"/>
-          <w:i/>
-          <w:szCs w:val="20"/>
-          <w:lang w:eastAsia="cs-CZ"/>
-        </w:rPr>
         <w:t xml:space="preserve"> </w:t>
       </w:r>
       <w:r>
@@ -12366,30 +12963,14 @@
           <w:szCs w:val="20"/>
           <w:lang w:eastAsia="cs-CZ"/>
         </w:rPr>
-        <w:t>section_generated_</w:t>
-      </w:r>
-      <w:proofErr w:type="gramStart"/>
+        <w:t>section_generated_texts.</w:t>
+      </w:r>
       <w:r>
         <w:rPr>
           <w:szCs w:val="20"/>
           <w:lang w:eastAsia="cs-CZ"/>
         </w:rPr>
-        <w:t>texts.</w:t>
-      </w:r>
-      <w:r>
-        <w:rPr>
-          <w:szCs w:val="20"/>
-          <w:lang w:eastAsia="cs-CZ"/>
-        </w:rPr>
-        <w:t>pp</w:t>
-      </w:r>
-      <w:proofErr w:type="gramEnd"/>
-      <w:r>
-        <w:rPr>
-          <w:szCs w:val="20"/>
-          <w:lang w:eastAsia="cs-CZ"/>
-        </w:rPr>
-        <w:t>_problematicke_polohy_seznam</w:t>
+        <w:t>pp_problematicke_polohy_seznam</w:t>
       </w:r>
       <w:proofErr w:type="spellEnd"/>
       <w:r>
@@ -12531,7 +13112,7 @@
                 <w:szCs w:val="20"/>
                 <w:lang w:eastAsia="cs-CZ"/>
               </w:rPr>
-              <w:t xml:space="preserve">Celosměnový počet pohybů rukou a předloktí s ohledem na vynakládanou průměrnou směnovou časově </w:t>
+              <w:t xml:space="preserve">Celosměnový počet pohybů rukou a předloktí s ohledem na vynakládanou průměrnou směnovou </w:t>
             </w:r>
             <w:r>
               <w:rPr>
@@ -12541,7 +13122,7 @@
                 <w:lang w:eastAsia="cs-CZ"/>
               </w:rPr>
               <w:lastRenderedPageBreak/>
-              <w:t xml:space="preserve">váženou hodnotu % </w:t>
+              <w:t xml:space="preserve">časově váženou hodnotu % </w:t>
             </w:r>
             <w:proofErr w:type="spellStart"/>
             <w:r>
@@ -14176,8 +14757,8 @@
       <w:tblLook w:val="04A0" w:firstRow="1" w:lastRow="0" w:firstColumn="1" w:lastColumn="0" w:noHBand="0" w:noVBand="1"/>
     </w:tblPr>
     <w:tblGrid>
-      <w:gridCol w:w="5630"/>
-      <w:gridCol w:w="3658"/>
+      <w:gridCol w:w="5601"/>
+      <w:gridCol w:w="3687"/>
     </w:tblGrid>
     <w:tr>
       <w:trPr>
@@ -14255,7 +14836,18 @@
               <w:szCs w:val="18"/>
               <w:lang w:eastAsia="cs-CZ"/>
             </w:rPr>
-            <w:t>{{section2_</w:t>
+            <w:t>{{</w:t>
+          </w:r>
+          <w:r>
+            <w:rPr>
+              <w:rFonts w:eastAsia="Times New Roman" w:cs="Calibri"/>
+              <w:b/>
+              <w:bCs/>
+              <w:sz w:val="18"/>
+              <w:szCs w:val="18"/>
+              <w:lang w:eastAsia="cs-CZ"/>
+            </w:rPr>
+            <w:t>section2_</w:t>
           </w:r>
           <w:proofErr w:type="gramStart"/>
           <w:r>
@@ -14279,7 +14871,7 @@
               <w:szCs w:val="18"/>
               <w:lang w:eastAsia="cs-CZ"/>
             </w:rPr>
-            <w:t>_number</w:t>
+            <w:t>_number_pp</w:t>
           </w:r>
           <w:proofErr w:type="gramStart"/>
           <w:r>
@@ -14531,8 +15123,8 @@
       <w:tblLook w:val="04A0" w:firstRow="1" w:lastRow="0" w:firstColumn="1" w:lastColumn="0" w:noHBand="0" w:noVBand="1"/>
     </w:tblPr>
     <w:tblGrid>
-      <w:gridCol w:w="5630"/>
-      <w:gridCol w:w="3658"/>
+      <w:gridCol w:w="5601"/>
+      <w:gridCol w:w="3687"/>
     </w:tblGrid>
     <w:tr>
       <w:trPr>
@@ -14609,7 +15201,18 @@
               <w:szCs w:val="18"/>
               <w:lang w:eastAsia="cs-CZ"/>
             </w:rPr>
-            <w:t>{{section2_</w:t>
+            <w:t>{{</w:t>
+          </w:r>
+          <w:r>
+            <w:rPr>
+              <w:rFonts w:eastAsia="Times New Roman" w:cs="Calibri"/>
+              <w:b/>
+              <w:bCs/>
+              <w:sz w:val="18"/>
+              <w:szCs w:val="18"/>
+              <w:lang w:eastAsia="cs-CZ"/>
+            </w:rPr>
+            <w:t>section2_</w:t>
           </w:r>
           <w:proofErr w:type="gramStart"/>
           <w:r>
@@ -14633,7 +15236,7 @@
               <w:szCs w:val="18"/>
               <w:lang w:eastAsia="cs-CZ"/>
             </w:rPr>
-            <w:t>_number</w:t>
+            <w:t>_number_pp</w:t>
           </w:r>
           <w:proofErr w:type="gramStart"/>
           <w:r>
@@ -15161,7 +15764,7 @@
         </mc:Choice>
         <mc:Fallback>
           <w:pict>
-            <v:line w14:anchorId="42CA1514" id="Přímá spojnice 4" o:spid="_x0000_s1026" style="position:absolute;z-index:251659264;visibility:visible;mso-wrap-style:square;mso-width-percent:0;mso-height-percent:0;mso-wrap-distance-left:9pt;mso-wrap-distance-top:-1e-4mm;mso-wrap-distance-right:9pt;mso-wrap-distance-bottom:-1e-4mm;mso-position-horizontal:absolute;mso-position-horizontal-relative:text;mso-position-vertical:absolute;mso-position-vertical-relative:text;mso-width-percent:0;mso-height-percent:0;mso-width-relative:margin;mso-height-relative:margin" from="-34.1pt,19.8pt" to="490.15pt,19.8pt" o:gfxdata="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">
+            <v:line w14:anchorId="05A1E604" id="Přímá spojnice 4" o:spid="_x0000_s1026" style="position:absolute;z-index:251659264;visibility:visible;mso-wrap-style:square;mso-width-percent:0;mso-height-percent:0;mso-wrap-distance-left:9pt;mso-wrap-distance-top:-1e-4mm;mso-wrap-distance-right:9pt;mso-wrap-distance-bottom:-1e-4mm;mso-position-horizontal:absolute;mso-position-horizontal-relative:text;mso-position-vertical:absolute;mso-position-vertical-relative:text;mso-width-percent:0;mso-height-percent:0;mso-width-relative:margin;mso-height-relative:margin" from="-34.1pt,19.8pt" to="490.15pt,19.8pt" o:gfxdata="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">
               <o:lock v:ext="edit" shapetype="f"/>
             </v:line>
           </w:pict>
